--- a/X_ENTREGABLES_CONSOLIDADOS/8_DOCUMENTOS_SERVIDOS/WORD/ESPECIALIDAD_02_Ingenieria_Electrica_EJECUTIVO.docx
+++ b/X_ENTREGABLES_CONSOLIDADOS/8_DOCUMENTOS_SERVIDOS/WORD/ESPECIALIDAD_02_Ingenieria_Electrica_EJECUTIVO.docx
@@ -28,7 +28,7 @@
         </w:p>
       </w:sdtContent>
     </w:sdt>
-    <w:bookmarkStart w:id="57" w:name="especialidad-02-ingeniería-eléctrica"/>
+    <w:bookmarkStart w:id="68" w:name="especialidad-02-ingeniería-eléctrica"/>
     <w:p>
       <w:pPr>
         <w:pStyle w:val="Heading1"/>
@@ -37,7 +37,7 @@
         <w:t xml:space="preserve">ESPECIALIDAD 02: INGENIERÍA ELÉCTRICA</w:t>
       </w:r>
     </w:p>
-    <w:bookmarkStart w:id="9" w:name="documento-ejecutivo-de-ingeniería"/>
+    <w:bookmarkStart w:id="20" w:name="documento-ejecutivo-de-ingeniería"/>
     <w:p>
       <w:pPr>
         <w:pStyle w:val="Heading2"/>
@@ -53,8 +53,8 @@
         </w:pict>
       </w:r>
     </w:p>
-    <w:bookmarkEnd w:id="9"/>
-    <w:bookmarkStart w:id="13" w:name="resumen-ejecutivo"/>
+    <w:bookmarkEnd w:id="20"/>
+    <w:bookmarkStart w:id="24" w:name="resumen-ejecutivo"/>
     <w:p>
       <w:pPr>
         <w:pStyle w:val="Heading2"/>
@@ -63,7 +63,7 @@
         <w:t xml:space="preserve">📊 RESUMEN EJECUTIVO</w:t>
       </w:r>
     </w:p>
-    <w:bookmarkStart w:id="10" w:name="X7c07705fb5e25c553c679eab7107af56022a4cb"/>
+    <w:bookmarkStart w:id="21" w:name="X7c07705fb5e25c553c679eab7107af56022a4cb"/>
     <w:p>
       <w:pPr>
         <w:pStyle w:val="Heading3"/>
@@ -96,8 +96,8 @@
         <w:t xml:space="preserve">del ferrocarril que proporciona toda la energía eléctrica necesaria para que funcionen todos los sistemas críticos. Es como el sistema eléctrico de un hospital, donde la energía es vital para mantener operativos los sistemas de control, comunicaciones y seguridad.</w:t>
       </w:r>
     </w:p>
-    <w:bookmarkEnd w:id="10"/>
-    <w:bookmarkStart w:id="11" w:name="X7c83a38cc8f42be1526a62fa09e05463bbe3395"/>
+    <w:bookmarkEnd w:id="21"/>
+    <w:bookmarkStart w:id="22" w:name="X7c83a38cc8f42be1526a62fa09e05463bbe3395"/>
     <w:p>
       <w:pPr>
         <w:pStyle w:val="Heading3"/>
@@ -260,8 +260,8 @@
         <w:t xml:space="preserve">Eficiencia energética según RETIE</w:t>
       </w:r>
     </w:p>
-    <w:bookmarkEnd w:id="11"/>
-    <w:bookmarkStart w:id="12" w:name="hitos-críticos"/>
+    <w:bookmarkEnd w:id="22"/>
+    <w:bookmarkStart w:id="23" w:name="hitos-críticos"/>
     <w:p>
       <w:pPr>
         <w:pStyle w:val="Heading3"/>
@@ -520,9 +520,9 @@
         </w:pict>
       </w:r>
     </w:p>
-    <w:bookmarkEnd w:id="12"/>
-    <w:bookmarkEnd w:id="13"/>
-    <w:bookmarkStart w:id="19" w:name="X16ad1bf8fd3c72f4f9f37ec0fde01a31e7fb65a"/>
+    <w:bookmarkEnd w:id="23"/>
+    <w:bookmarkEnd w:id="24"/>
+    <w:bookmarkStart w:id="30" w:name="X16ad1bf8fd3c72f4f9f37ec0fde01a31e7fb65a"/>
     <w:p>
       <w:pPr>
         <w:pStyle w:val="Heading2"/>
@@ -531,7 +531,7 @@
         <w:t xml:space="preserve">🔍 CRITERIOS DE DISEÑO Y JUSTIFICACIONES TÉCNICAS</w:t>
       </w:r>
     </w:p>
-    <w:bookmarkStart w:id="14" w:name="X5245aec84959427b1f5eb3a7cd3404ffcc4efdf"/>
+    <w:bookmarkStart w:id="25" w:name="X5245aec84959427b1f5eb3a7cd3404ffcc4efdf"/>
     <w:p>
       <w:pPr>
         <w:pStyle w:val="Heading3"/>
@@ -756,8 +756,8 @@
         <w:t xml:space="preserve">| Capacidad total requerida |</w:t>
       </w:r>
     </w:p>
-    <w:bookmarkEnd w:id="14"/>
-    <w:bookmarkStart w:id="15" w:name="por-qué-480-v-ac-3-fases-4-hilos"/>
+    <w:bookmarkEnd w:id="25"/>
+    <w:bookmarkStart w:id="26" w:name="por-qué-480-v-ac-3-fases-4-hilos"/>
     <w:p>
       <w:pPr>
         <w:pStyle w:val="Heading3"/>
@@ -910,8 +910,8 @@
         <w:t xml:space="preserve">Calidad de energía según IEEE 519</w:t>
       </w:r>
     </w:p>
-    <w:bookmarkEnd w:id="15"/>
-    <w:bookmarkStart w:id="16" w:name="por-qué-400-kva-ups-600-kva-generador"/>
+    <w:bookmarkEnd w:id="26"/>
+    <w:bookmarkStart w:id="27" w:name="por-qué-400-kva-ups-600-kva-generador"/>
     <w:p>
       <w:pPr>
         <w:pStyle w:val="Heading3"/>
@@ -1042,8 +1042,8 @@
         <w:t xml:space="preserve">8 horas para sistemas críticos</w:t>
       </w:r>
     </w:p>
-    <w:bookmarkEnd w:id="16"/>
-    <w:bookmarkStart w:id="17" w:name="por-qué-disponibilidad-99.95"/>
+    <w:bookmarkEnd w:id="27"/>
+    <w:bookmarkStart w:id="28" w:name="por-qué-disponibilidad-99.95"/>
     <w:p>
       <w:pPr>
         <w:pStyle w:val="Heading3"/>
@@ -1174,8 +1174,8 @@
         <w:t xml:space="preserve">Supervisión 24/7 de sistemas eléctricos</w:t>
       </w:r>
     </w:p>
-    <w:bookmarkEnd w:id="17"/>
-    <w:bookmarkStart w:id="18" w:name="por-qué-eficiencia-energética-específica"/>
+    <w:bookmarkEnd w:id="28"/>
+    <w:bookmarkStart w:id="29" w:name="por-qué-eficiencia-energética-específica"/>
     <w:p>
       <w:pPr>
         <w:pStyle w:val="Heading3"/>
@@ -1313,9 +1313,9 @@
         </w:pict>
       </w:r>
     </w:p>
-    <w:bookmarkEnd w:id="18"/>
-    <w:bookmarkEnd w:id="19"/>
-    <w:bookmarkStart w:id="23" w:name="función-y-propósito-de-la-especialidad"/>
+    <w:bookmarkEnd w:id="29"/>
+    <w:bookmarkEnd w:id="30"/>
+    <w:bookmarkStart w:id="34" w:name="función-y-propósito-de-la-especialidad"/>
     <w:p>
       <w:pPr>
         <w:pStyle w:val="Heading2"/>
@@ -1324,7 +1324,7 @@
         <w:t xml:space="preserve">🎯 FUNCIÓN Y PROPÓSITO DE LA ESPECIALIDAD</w:t>
       </w:r>
     </w:p>
-    <w:bookmarkStart w:id="20" w:name="qué-hace-esta-especialidad"/>
+    <w:bookmarkStart w:id="31" w:name="qué-hace-esta-especialidad"/>
     <w:p>
       <w:pPr>
         <w:pStyle w:val="Heading3"/>
@@ -1445,8 +1445,8 @@
         <w:t xml:space="preserve">Supervisión de sistemas eléctricos</w:t>
       </w:r>
     </w:p>
-    <w:bookmarkEnd w:id="20"/>
-    <w:bookmarkStart w:id="21" w:name="por-qué-la-necesitamos"/>
+    <w:bookmarkEnd w:id="31"/>
+    <w:bookmarkStart w:id="32" w:name="por-qué-la-necesitamos"/>
     <w:p>
       <w:pPr>
         <w:pStyle w:val="Heading3"/>
@@ -1565,8 +1565,8 @@
         <w:t xml:space="preserve">Protección contra fallas eléctricas</w:t>
       </w:r>
     </w:p>
-    <w:bookmarkEnd w:id="21"/>
-    <w:bookmarkStart w:id="22" w:name="cómo-se-integra-con-otras-especialidades"/>
+    <w:bookmarkEnd w:id="32"/>
+    <w:bookmarkStart w:id="33" w:name="cómo-se-integra-con-otras-especialidades"/>
     <w:p>
       <w:pPr>
         <w:pStyle w:val="Heading3"/>
@@ -1629,9 +1629,9 @@
         </w:pict>
       </w:r>
     </w:p>
-    <w:bookmarkEnd w:id="22"/>
-    <w:bookmarkEnd w:id="23"/>
-    <w:bookmarkStart w:id="27" w:name="componentes-principales"/>
+    <w:bookmarkEnd w:id="33"/>
+    <w:bookmarkEnd w:id="34"/>
+    <w:bookmarkStart w:id="38" w:name="componentes-principales"/>
     <w:p>
       <w:pPr>
         <w:pStyle w:val="Heading2"/>
@@ -1640,7 +1640,7 @@
         <w:t xml:space="preserve">🏗️ COMPONENTES PRINCIPALES</w:t>
       </w:r>
     </w:p>
-    <w:bookmarkStart w:id="24" w:name="sistema-de-alimentación-principal"/>
+    <w:bookmarkStart w:id="35" w:name="sistema-de-alimentación-principal"/>
     <w:p>
       <w:pPr>
         <w:pStyle w:val="Heading3"/>
@@ -1801,8 +1801,8 @@
         <w:t xml:space="preserve">| &gt; 0.95 | Eficiencia energética |</w:t>
       </w:r>
     </w:p>
-    <w:bookmarkEnd w:id="24"/>
-    <w:bookmarkStart w:id="25" w:name="sistemas-de-respaldo"/>
+    <w:bookmarkEnd w:id="35"/>
+    <w:bookmarkStart w:id="36" w:name="sistemas-de-respaldo"/>
     <w:p>
       <w:pPr>
         <w:pStyle w:val="Heading3"/>
@@ -1941,8 +1941,8 @@
         <w:t xml:space="preserve">| 3 unidades | Automático | ⏳ En instalación |</w:t>
       </w:r>
     </w:p>
-    <w:bookmarkEnd w:id="25"/>
-    <w:bookmarkStart w:id="26" w:name="distribución-eléctrica"/>
+    <w:bookmarkEnd w:id="36"/>
+    <w:bookmarkStart w:id="37" w:name="distribución-eléctrica"/>
     <w:p>
       <w:pPr>
         <w:pStyle w:val="Heading3"/>
@@ -2088,9 +2088,9 @@
         </w:pict>
       </w:r>
     </w:p>
-    <w:bookmarkEnd w:id="26"/>
-    <w:bookmarkEnd w:id="27"/>
-    <w:bookmarkStart w:id="30" w:name="especificaciones-técnicas-clave"/>
+    <w:bookmarkEnd w:id="37"/>
+    <w:bookmarkEnd w:id="38"/>
+    <w:bookmarkStart w:id="41" w:name="especificaciones-técnicas-clave"/>
     <w:p>
       <w:pPr>
         <w:pStyle w:val="Heading2"/>
@@ -2099,7 +2099,7 @@
         <w:t xml:space="preserve">📐 ESPECIFICACIONES TÉCNICAS CLAVE</w:t>
       </w:r>
     </w:p>
-    <w:bookmarkStart w:id="28" w:name="tabla-consolidada-de-especificaciones"/>
+    <w:bookmarkStart w:id="39" w:name="tabla-consolidada-de-especificaciones"/>
     <w:p>
       <w:pPr>
         <w:pStyle w:val="Heading3"/>
@@ -2389,8 +2389,8 @@
         </w:tc>
       </w:tr>
     </w:tbl>
-    <w:bookmarkEnd w:id="28"/>
-    <w:bookmarkStart w:id="29" w:name="criterios-de-aceptación"/>
+    <w:bookmarkEnd w:id="39"/>
+    <w:bookmarkStart w:id="40" w:name="criterios-de-aceptación"/>
     <w:p>
       <w:pPr>
         <w:pStyle w:val="Heading3"/>
@@ -2466,9 +2466,9 @@
         </w:pict>
       </w:r>
     </w:p>
-    <w:bookmarkEnd w:id="29"/>
-    <w:bookmarkEnd w:id="30"/>
-    <w:bookmarkStart w:id="33" w:name="ubicación-y-despliegue"/>
+    <w:bookmarkEnd w:id="40"/>
+    <w:bookmarkEnd w:id="41"/>
+    <w:bookmarkStart w:id="44" w:name="ubicación-y-despliegue"/>
     <w:p>
       <w:pPr>
         <w:pStyle w:val="Heading2"/>
@@ -2477,7 +2477,7 @@
         <w:t xml:space="preserve">📍 UBICACIÓN Y DESPLIEGUE</w:t>
       </w:r>
     </w:p>
-    <w:bookmarkStart w:id="31" w:name="mapa-de-despliegue"/>
+    <w:bookmarkStart w:id="42" w:name="mapa-de-despliegue"/>
     <w:p>
       <w:pPr>
         <w:pStyle w:val="Heading3"/>
@@ -2494,8 +2494,8 @@
         <w:t xml:space="preserve">Los sistemas eléctricos están distribuidos en el CCO La Dorada y se extienden a todas las edificaciones del proyecto, proporcionando energía eléctrica confiable y de calidad.</w:t>
       </w:r>
     </w:p>
-    <w:bookmarkEnd w:id="31"/>
-    <w:bookmarkStart w:id="32" w:name="tabla-de-ubicaciones-principales"/>
+    <w:bookmarkEnd w:id="42"/>
+    <w:bookmarkStart w:id="43" w:name="tabla-de-ubicaciones-principales"/>
     <w:p>
       <w:pPr>
         <w:pStyle w:val="Heading3"/>
@@ -2794,9 +2794,9 @@
         </w:pict>
       </w:r>
     </w:p>
-    <w:bookmarkEnd w:id="32"/>
-    <w:bookmarkEnd w:id="33"/>
-    <w:bookmarkStart w:id="37" w:name="operación-y-mantenimiento"/>
+    <w:bookmarkEnd w:id="43"/>
+    <w:bookmarkEnd w:id="44"/>
+    <w:bookmarkStart w:id="48" w:name="operación-y-mantenimiento"/>
     <w:p>
       <w:pPr>
         <w:pStyle w:val="Heading2"/>
@@ -2805,7 +2805,7 @@
         <w:t xml:space="preserve">⚙️ OPERACIÓN Y MANTENIMIENTO</w:t>
       </w:r>
     </w:p>
-    <w:bookmarkStart w:id="34" w:name="operación-normal"/>
+    <w:bookmarkStart w:id="45" w:name="operación-normal"/>
     <w:p>
       <w:pPr>
         <w:pStyle w:val="Heading3"/>
@@ -2822,8 +2822,8 @@
         <w:t xml:space="preserve">Los sistemas eléctricos operan 24/7 proporcionando energía eléctrica confiable para todos los sistemas críticos, con monitoreo automático de parámetros eléctricos.</w:t>
       </w:r>
     </w:p>
-    <w:bookmarkEnd w:id="34"/>
-    <w:bookmarkStart w:id="35" w:name="mantenimiento-preventivo"/>
+    <w:bookmarkEnd w:id="45"/>
+    <w:bookmarkStart w:id="46" w:name="mantenimiento-preventivo"/>
     <w:p>
       <w:pPr>
         <w:pStyle w:val="Heading3"/>
@@ -2942,8 +2942,8 @@
         <w:t xml:space="preserve">Mantenimiento mayor de sistemas</w:t>
       </w:r>
     </w:p>
-    <w:bookmarkEnd w:id="35"/>
-    <w:bookmarkStart w:id="36" w:name="respuesta-a-fallas"/>
+    <w:bookmarkEnd w:id="46"/>
+    <w:bookmarkStart w:id="47" w:name="respuesta-a-fallas"/>
     <w:p>
       <w:pPr>
         <w:pStyle w:val="Heading3"/>
@@ -3069,9 +3069,9 @@
         </w:pict>
       </w:r>
     </w:p>
-    <w:bookmarkEnd w:id="36"/>
-    <w:bookmarkEnd w:id="37"/>
-    <w:bookmarkStart w:id="40" w:name="interfaces-con-otras-especialidades"/>
+    <w:bookmarkEnd w:id="47"/>
+    <w:bookmarkEnd w:id="48"/>
+    <w:bookmarkStart w:id="51" w:name="interfaces-con-otras-especialidades"/>
     <w:p>
       <w:pPr>
         <w:pStyle w:val="Heading2"/>
@@ -3080,7 +3080,7 @@
         <w:t xml:space="preserve">🔗 INTERFACES CON OTRAS ESPECIALIDADES</w:t>
       </w:r>
     </w:p>
-    <w:bookmarkStart w:id="38" w:name="diagrama-de-interfaces"/>
+    <w:bookmarkStart w:id="49" w:name="diagrama-de-interfaces"/>
     <w:p>
       <w:pPr>
         <w:pStyle w:val="Heading3"/>
@@ -3136,8 +3136,8 @@
         <w:t xml:space="preserve">[Sistemas de Control] ←→ [Sistemas Civiles] ←→ [Sistemas de Comunicación]</w:t>
       </w:r>
     </w:p>
-    <w:bookmarkEnd w:id="38"/>
-    <w:bookmarkStart w:id="39" w:name="tabla-de-interfaces-críticas"/>
+    <w:bookmarkEnd w:id="49"/>
+    <w:bookmarkStart w:id="50" w:name="tabla-de-interfaces-críticas"/>
     <w:p>
       <w:pPr>
         <w:pStyle w:val="Heading3"/>
@@ -3436,9 +3436,9 @@
         </w:pict>
       </w:r>
     </w:p>
-    <w:bookmarkEnd w:id="39"/>
-    <w:bookmarkEnd w:id="40"/>
-    <w:bookmarkStart w:id="44" w:name="supuestos-técnicos-y-limitaciones"/>
+    <w:bookmarkEnd w:id="50"/>
+    <w:bookmarkEnd w:id="51"/>
+    <w:bookmarkStart w:id="55" w:name="supuestos-técnicos-y-limitaciones"/>
     <w:p>
       <w:pPr>
         <w:pStyle w:val="Heading2"/>
@@ -3447,7 +3447,7 @@
         <w:t xml:space="preserve">📋 SUPUESTOS TÉCNICOS Y LIMITACIONES</w:t>
       </w:r>
     </w:p>
-    <w:bookmarkStart w:id="41" w:name="supuestos-críticos-del-diseño"/>
+    <w:bookmarkStart w:id="52" w:name="supuestos-críticos-del-diseño"/>
     <w:p>
       <w:pPr>
         <w:pStyle w:val="Heading3"/>
@@ -3793,8 +3793,8 @@
         </w:tc>
       </w:tr>
     </w:tbl>
-    <w:bookmarkEnd w:id="41"/>
-    <w:bookmarkStart w:id="42" w:name="limitaciones-del-diseño"/>
+    <w:bookmarkEnd w:id="52"/>
+    <w:bookmarkStart w:id="53" w:name="limitaciones-del-diseño"/>
     <w:p>
       <w:pPr>
         <w:pStyle w:val="Heading3"/>
@@ -3913,8 +3913,8 @@
         <w:t xml:space="preserve">UPS y generador requieren espacio</w:t>
       </w:r>
     </w:p>
-    <w:bookmarkEnd w:id="42"/>
-    <w:bookmarkStart w:id="43" w:name="dependencias-críticas"/>
+    <w:bookmarkEnd w:id="53"/>
+    <w:bookmarkStart w:id="54" w:name="dependencias-críticas"/>
     <w:p>
       <w:pPr>
         <w:pStyle w:val="Heading3"/>
@@ -4040,9 +4040,9 @@
         </w:pict>
       </w:r>
     </w:p>
-    <w:bookmarkEnd w:id="43"/>
-    <w:bookmarkEnd w:id="44"/>
-    <w:bookmarkStart w:id="45" w:name="riesgos-y-mitigaciones"/>
+    <w:bookmarkEnd w:id="54"/>
+    <w:bookmarkEnd w:id="55"/>
+    <w:bookmarkStart w:id="56" w:name="riesgos-y-mitigaciones"/>
     <w:p>
       <w:pPr>
         <w:pStyle w:val="Heading2"/>
@@ -4448,8 +4448,8 @@
         </w:pict>
       </w:r>
     </w:p>
-    <w:bookmarkEnd w:id="45"/>
-    <w:bookmarkStart w:id="48" w:name="cumplimiento-contractual"/>
+    <w:bookmarkEnd w:id="56"/>
+    <w:bookmarkStart w:id="59" w:name="cumplimiento-contractual"/>
     <w:p>
       <w:pPr>
         <w:pStyle w:val="Heading2"/>
@@ -4458,7 +4458,7 @@
         <w:t xml:space="preserve">📋 CUMPLIMIENTO CONTRACTUAL</w:t>
       </w:r>
     </w:p>
-    <w:bookmarkStart w:id="46" w:name="obligaciones-clave-del-contrato"/>
+    <w:bookmarkStart w:id="57" w:name="obligaciones-clave-del-contrato"/>
     <w:p>
       <w:pPr>
         <w:pStyle w:val="Heading3"/>
@@ -4607,8 +4607,8 @@
         <w:t xml:space="preserve">Eficiencia energética - En progreso</w:t>
       </w:r>
     </w:p>
-    <w:bookmarkEnd w:id="46"/>
-    <w:bookmarkStart w:id="47" w:name="referencias-contractuales"/>
+    <w:bookmarkEnd w:id="57"/>
+    <w:bookmarkStart w:id="58" w:name="referencias-contractuales"/>
     <w:p>
       <w:pPr>
         <w:pStyle w:val="Heading3"/>
@@ -4734,9 +4734,9 @@
         </w:pict>
       </w:r>
     </w:p>
-    <w:bookmarkEnd w:id="47"/>
-    <w:bookmarkEnd w:id="48"/>
-    <w:bookmarkStart w:id="51" w:name="documentación-de-soporte"/>
+    <w:bookmarkEnd w:id="58"/>
+    <w:bookmarkEnd w:id="59"/>
+    <w:bookmarkStart w:id="62" w:name="documentación-de-soporte"/>
     <w:p>
       <w:pPr>
         <w:pStyle w:val="Heading2"/>
@@ -4745,7 +4745,7 @@
         <w:t xml:space="preserve">📚 DOCUMENTACIÓN DE SOPORTE</w:t>
       </w:r>
     </w:p>
-    <w:bookmarkStart w:id="49" w:name="documentos-técnicos-disponibles"/>
+    <w:bookmarkStart w:id="60" w:name="documentos-técnicos-disponibles"/>
     <w:p>
       <w:pPr>
         <w:pStyle w:val="Heading3"/>
@@ -5021,8 +5021,8 @@
         </w:tc>
       </w:tr>
     </w:tbl>
-    <w:bookmarkEnd w:id="49"/>
-    <w:bookmarkStart w:id="50" w:name="para-más-información-técnica"/>
+    <w:bookmarkEnd w:id="60"/>
+    <w:bookmarkStart w:id="61" w:name="para-más-información-técnica"/>
     <w:p>
       <w:pPr>
         <w:pStyle w:val="Heading3"/>
@@ -5046,9 +5046,9 @@
         </w:pict>
       </w:r>
     </w:p>
-    <w:bookmarkEnd w:id="50"/>
-    <w:bookmarkEnd w:id="51"/>
-    <w:bookmarkStart w:id="52" w:name="contactos-y-responsables"/>
+    <w:bookmarkEnd w:id="61"/>
+    <w:bookmarkEnd w:id="62"/>
+    <w:bookmarkStart w:id="63" w:name="contactos-y-responsables"/>
     <w:p>
       <w:pPr>
         <w:pStyle w:val="Heading2"/>
@@ -5231,8 +5231,8 @@
         </w:pict>
       </w:r>
     </w:p>
-    <w:bookmarkEnd w:id="52"/>
-    <w:bookmarkStart w:id="53" w:name="indicadores-de-desempeño-kpis"/>
+    <w:bookmarkEnd w:id="63"/>
+    <w:bookmarkStart w:id="64" w:name="indicadores-de-desempeño-kpis"/>
     <w:p>
       <w:pPr>
         <w:pStyle w:val="Heading2"/>
@@ -5564,8 +5564,8 @@
         </w:pict>
       </w:r>
     </w:p>
-    <w:bookmarkEnd w:id="53"/>
-    <w:bookmarkStart w:id="55" w:name="decisiones-tecnicas-aplicadas"/>
+    <w:bookmarkEnd w:id="64"/>
+    <w:bookmarkStart w:id="66" w:name="decisiones-tecnicas-aplicadas"/>
     <w:p>
       <w:pPr>
         <w:pStyle w:val="Heading2"/>
@@ -5574,7 +5574,7 @@
         <w:t xml:space="preserve">📋 DECISIONES TECNICAS APLICADAS</w:t>
       </w:r>
     </w:p>
-    <w:bookmarkStart w:id="54" w:name="energia-ups-transformadores"/>
+    <w:bookmarkStart w:id="65" w:name="energia-ups-transformadores"/>
     <w:p>
       <w:pPr>
         <w:pStyle w:val="Heading3"/>
@@ -5614,9 +5614,9 @@
         </w:pict>
       </w:r>
     </w:p>
-    <w:bookmarkEnd w:id="54"/>
-    <w:bookmarkEnd w:id="55"/>
-    <w:bookmarkStart w:id="56" w:name="control-de-versiones"/>
+    <w:bookmarkEnd w:id="65"/>
+    <w:bookmarkEnd w:id="66"/>
+    <w:bookmarkStart w:id="67" w:name="control-de-versiones"/>
     <w:p>
       <w:pPr>
         <w:pStyle w:val="Heading2"/>
@@ -5815,8 +5815,8 @@
         <w:t xml:space="preserve">ESPECIALIDAD_02_Ingenieria_Electrica_Master.md v1.0</w:t>
       </w:r>
     </w:p>
-    <w:bookmarkEnd w:id="56"/>
-    <w:bookmarkEnd w:id="57"/>
+    <w:bookmarkEnd w:id="67"/>
+    <w:bookmarkEnd w:id="68"/>
     <w:sectPr>
       <w:footnotePr>
         <w:numRestart w:val="eachSect"/>
@@ -6183,10 +6183,10 @@
   <w:docDefaults>
     <w:rPrDefault>
       <w:rPr>
-        <w:rFonts w:asciiTheme="minorHAnsi" w:cstheme="minorBidi" w:eastAsiaTheme="minorEastAsia" w:hAnsiTheme="minorHAnsi"/>
+        <w:rFonts w:asciiTheme="minorHAnsi" w:cstheme="minorBidi" w:eastAsiaTheme="minorHAnsi" w:hAnsiTheme="minorHAnsi"/>
         <w:sz w:val="24"/>
         <w:szCs w:val="24"/>
-        <w:lang w:bidi="ar-SA" w:eastAsia="zh-CN" w:val="en-US"/>
+        <w:lang w:bidi="ar-SA" w:eastAsia="en-US" w:val="en-US"/>
       </w:rPr>
     </w:rPrDefault>
     <w:pPrDefault>
@@ -6238,6 +6238,8 @@
     </w:pPr>
     <w:rPr>
       <w:rFonts w:asciiTheme="majorHAnsi" w:cstheme="majorBidi" w:eastAsiaTheme="majorEastAsia" w:hAnsiTheme="majorHAnsi"/>
+      <w:spacing w:val="-10"/>
+      <w:kern w:val="28"/>
       <w:sz w:val="56"/>
       <w:szCs w:val="56"/>
     </w:rPr>
@@ -6250,6 +6252,8 @@
     <w:rsid w:val="00A10FD9"/>
     <w:rPr>
       <w:rFonts w:asciiTheme="majorHAnsi" w:cstheme="majorBidi" w:eastAsiaTheme="majorEastAsia" w:hAnsiTheme="majorHAnsi"/>
+      <w:spacing w:val="-10"/>
+      <w:kern w:val="28"/>
       <w:sz w:val="56"/>
       <w:szCs w:val="56"/>
     </w:rPr>
@@ -6290,31 +6294,23 @@
   </w:style>
   <w:style w:customStyle="1" w:styleId="Author" w:type="paragraph">
     <w:name w:val="Author"/>
-    <w:basedOn w:val="Title"/>
     <w:next w:val="BodyText"/>
     <w:qFormat/>
     <w:pPr>
       <w:keepNext/>
       <w:keepLines/>
+      <w:jc w:val="center"/>
     </w:pPr>
-    <w:rPr>
-      <w:sz w:val="24"/>
-      <w:szCs w:val="24"/>
-    </w:rPr>
   </w:style>
   <w:style w:styleId="Date" w:type="paragraph">
     <w:name w:val="Date"/>
-    <w:basedOn w:val="Title"/>
     <w:next w:val="BodyText"/>
     <w:qFormat/>
     <w:pPr>
       <w:keepNext/>
       <w:keepLines/>
+      <w:jc w:val="center"/>
     </w:pPr>
-    <w:rPr>
-      <w:sz w:val="24"/>
-      <w:szCs w:val="24"/>
-    </w:rPr>
   </w:style>
   <w:style w:customStyle="1" w:styleId="AbstractTitle" w:type="paragraph">
     <w:name w:val="Abstract Title"/>
@@ -6727,6 +6723,13 @@
       </w:tblCellMar>
     </w:tblPr>
     <w:tblStylePr w:type="firstRow">
+      <w:tblPr>
+        <w:jc w:val="left"/>
+        <w:tblInd w:type="dxa" w:w="0"/>
+      </w:tblPr>
+      <w:trPr>
+        <w:jc w:val="left"/>
+      </w:trPr>
       <w:tcPr>
         <w:tcBorders>
           <w:bottom w:val="single"/>

--- a/X_ENTREGABLES_CONSOLIDADOS/8_DOCUMENTOS_SERVIDOS/WORD/ESPECIALIDAD_02_Ingenieria_Electrica_EJECUTIVO.docx
+++ b/X_ENTREGABLES_CONSOLIDADOS/8_DOCUMENTOS_SERVIDOS/WORD/ESPECIALIDAD_02_Ingenieria_Electrica_EJECUTIVO.docx
@@ -28,7 +28,7 @@
         </w:p>
       </w:sdtContent>
     </w:sdt>
-    <w:bookmarkStart w:id="68" w:name="especialidad-02-ingeniería-eléctrica"/>
+    <w:bookmarkStart w:id="57" w:name="especialidad-02-ingeniería-eléctrica"/>
     <w:p>
       <w:pPr>
         <w:pStyle w:val="Heading1"/>
@@ -37,7 +37,7 @@
         <w:t xml:space="preserve">ESPECIALIDAD 02: INGENIERÍA ELÉCTRICA</w:t>
       </w:r>
     </w:p>
-    <w:bookmarkStart w:id="20" w:name="documento-ejecutivo-de-ingeniería"/>
+    <w:bookmarkStart w:id="9" w:name="documento-ejecutivo-de-ingeniería"/>
     <w:p>
       <w:pPr>
         <w:pStyle w:val="Heading2"/>
@@ -53,8 +53,8 @@
         </w:pict>
       </w:r>
     </w:p>
-    <w:bookmarkEnd w:id="20"/>
-    <w:bookmarkStart w:id="24" w:name="resumen-ejecutivo"/>
+    <w:bookmarkEnd w:id="9"/>
+    <w:bookmarkStart w:id="13" w:name="resumen-ejecutivo"/>
     <w:p>
       <w:pPr>
         <w:pStyle w:val="Heading2"/>
@@ -63,7 +63,7 @@
         <w:t xml:space="preserve">📊 RESUMEN EJECUTIVO</w:t>
       </w:r>
     </w:p>
-    <w:bookmarkStart w:id="21" w:name="X7c07705fb5e25c553c679eab7107af56022a4cb"/>
+    <w:bookmarkStart w:id="10" w:name="X7c07705fb5e25c553c679eab7107af56022a4cb"/>
     <w:p>
       <w:pPr>
         <w:pStyle w:val="Heading3"/>
@@ -96,8 +96,8 @@
         <w:t xml:space="preserve">del ferrocarril que proporciona toda la energía eléctrica necesaria para que funcionen todos los sistemas críticos. Es como el sistema eléctrico de un hospital, donde la energía es vital para mantener operativos los sistemas de control, comunicaciones y seguridad.</w:t>
       </w:r>
     </w:p>
-    <w:bookmarkEnd w:id="21"/>
-    <w:bookmarkStart w:id="22" w:name="X7c83a38cc8f42be1526a62fa09e05463bbe3395"/>
+    <w:bookmarkEnd w:id="10"/>
+    <w:bookmarkStart w:id="11" w:name="X7c83a38cc8f42be1526a62fa09e05463bbe3395"/>
     <w:p>
       <w:pPr>
         <w:pStyle w:val="Heading3"/>
@@ -260,8 +260,8 @@
         <w:t xml:space="preserve">Eficiencia energética según RETIE</w:t>
       </w:r>
     </w:p>
-    <w:bookmarkEnd w:id="22"/>
-    <w:bookmarkStart w:id="23" w:name="hitos-críticos"/>
+    <w:bookmarkEnd w:id="11"/>
+    <w:bookmarkStart w:id="12" w:name="hitos-críticos"/>
     <w:p>
       <w:pPr>
         <w:pStyle w:val="Heading3"/>
@@ -520,9 +520,9 @@
         </w:pict>
       </w:r>
     </w:p>
-    <w:bookmarkEnd w:id="23"/>
-    <w:bookmarkEnd w:id="24"/>
-    <w:bookmarkStart w:id="30" w:name="X16ad1bf8fd3c72f4f9f37ec0fde01a31e7fb65a"/>
+    <w:bookmarkEnd w:id="12"/>
+    <w:bookmarkEnd w:id="13"/>
+    <w:bookmarkStart w:id="19" w:name="X16ad1bf8fd3c72f4f9f37ec0fde01a31e7fb65a"/>
     <w:p>
       <w:pPr>
         <w:pStyle w:val="Heading2"/>
@@ -531,7 +531,7 @@
         <w:t xml:space="preserve">🔍 CRITERIOS DE DISEÑO Y JUSTIFICACIONES TÉCNICAS</w:t>
       </w:r>
     </w:p>
-    <w:bookmarkStart w:id="25" w:name="X5245aec84959427b1f5eb3a7cd3404ffcc4efdf"/>
+    <w:bookmarkStart w:id="14" w:name="X5245aec84959427b1f5eb3a7cd3404ffcc4efdf"/>
     <w:p>
       <w:pPr>
         <w:pStyle w:val="Heading3"/>
@@ -599,7 +599,7 @@
           <w:b/>
           <w:bCs/>
         </w:rPr>
-        <w:t xml:space="preserve">ATP Embarcado</w:t>
+        <w:t xml:space="preserve">PTC Embarcado</w:t>
       </w:r>
       <w:r>
         <w:t xml:space="preserve"> </w:t>
@@ -756,8 +756,8 @@
         <w:t xml:space="preserve">| Capacidad total requerida |</w:t>
       </w:r>
     </w:p>
-    <w:bookmarkEnd w:id="25"/>
-    <w:bookmarkStart w:id="26" w:name="por-qué-480-v-ac-3-fases-4-hilos"/>
+    <w:bookmarkEnd w:id="14"/>
+    <w:bookmarkStart w:id="15" w:name="por-qué-480-v-ac-3-fases-4-hilos"/>
     <w:p>
       <w:pPr>
         <w:pStyle w:val="Heading3"/>
@@ -910,8 +910,8 @@
         <w:t xml:space="preserve">Calidad de energía según IEEE 519</w:t>
       </w:r>
     </w:p>
-    <w:bookmarkEnd w:id="26"/>
-    <w:bookmarkStart w:id="27" w:name="por-qué-400-kva-ups-600-kva-generador"/>
+    <w:bookmarkEnd w:id="15"/>
+    <w:bookmarkStart w:id="16" w:name="por-qué-400-kva-ups-600-kva-generador"/>
     <w:p>
       <w:pPr>
         <w:pStyle w:val="Heading3"/>
@@ -1042,8 +1042,8 @@
         <w:t xml:space="preserve">8 horas para sistemas críticos</w:t>
       </w:r>
     </w:p>
-    <w:bookmarkEnd w:id="27"/>
-    <w:bookmarkStart w:id="28" w:name="por-qué-disponibilidad-99.95"/>
+    <w:bookmarkEnd w:id="16"/>
+    <w:bookmarkStart w:id="17" w:name="por-qué-disponibilidad-99.95"/>
     <w:p>
       <w:pPr>
         <w:pStyle w:val="Heading3"/>
@@ -1083,7 +1083,7 @@
         <w:t xml:space="preserve"> </w:t>
       </w:r>
       <w:r>
-        <w:t xml:space="preserve">CTC, ATP, ENCE requieren alta disponibilidad</w:t>
+        <w:t xml:space="preserve">CTC, PTC, ENCE requieren alta disponibilidad</w:t>
       </w:r>
       <w:r>
         <w:t xml:space="preserve"> </w:t>
@@ -1174,8 +1174,8 @@
         <w:t xml:space="preserve">Supervisión 24/7 de sistemas eléctricos</w:t>
       </w:r>
     </w:p>
-    <w:bookmarkEnd w:id="28"/>
-    <w:bookmarkStart w:id="29" w:name="por-qué-eficiencia-energética-específica"/>
+    <w:bookmarkEnd w:id="17"/>
+    <w:bookmarkStart w:id="18" w:name="por-qué-eficiencia-energética-específica"/>
     <w:p>
       <w:pPr>
         <w:pStyle w:val="Heading3"/>
@@ -1313,9 +1313,9 @@
         </w:pict>
       </w:r>
     </w:p>
-    <w:bookmarkEnd w:id="29"/>
-    <w:bookmarkEnd w:id="30"/>
-    <w:bookmarkStart w:id="34" w:name="función-y-propósito-de-la-especialidad"/>
+    <w:bookmarkEnd w:id="18"/>
+    <w:bookmarkEnd w:id="19"/>
+    <w:bookmarkStart w:id="23" w:name="función-y-propósito-de-la-especialidad"/>
     <w:p>
       <w:pPr>
         <w:pStyle w:val="Heading2"/>
@@ -1324,7 +1324,7 @@
         <w:t xml:space="preserve">🎯 FUNCIÓN Y PROPÓSITO DE LA ESPECIALIDAD</w:t>
       </w:r>
     </w:p>
-    <w:bookmarkStart w:id="31" w:name="qué-hace-esta-especialidad"/>
+    <w:bookmarkStart w:id="20" w:name="qué-hace-esta-especialidad"/>
     <w:p>
       <w:pPr>
         <w:pStyle w:val="Heading3"/>
@@ -1445,8 +1445,8 @@
         <w:t xml:space="preserve">Supervisión de sistemas eléctricos</w:t>
       </w:r>
     </w:p>
-    <w:bookmarkEnd w:id="31"/>
-    <w:bookmarkStart w:id="32" w:name="por-qué-la-necesitamos"/>
+    <w:bookmarkEnd w:id="20"/>
+    <w:bookmarkStart w:id="21" w:name="por-qué-la-necesitamos"/>
     <w:p>
       <w:pPr>
         <w:pStyle w:val="Heading3"/>
@@ -1565,8 +1565,8 @@
         <w:t xml:space="preserve">Protección contra fallas eléctricas</w:t>
       </w:r>
     </w:p>
-    <w:bookmarkEnd w:id="32"/>
-    <w:bookmarkStart w:id="33" w:name="cómo-se-integra-con-otras-especialidades"/>
+    <w:bookmarkEnd w:id="21"/>
+    <w:bookmarkStart w:id="22" w:name="cómo-se-integra-con-otras-especialidades"/>
     <w:p>
       <w:pPr>
         <w:pStyle w:val="Heading3"/>
@@ -1629,9 +1629,9 @@
         </w:pict>
       </w:r>
     </w:p>
-    <w:bookmarkEnd w:id="33"/>
-    <w:bookmarkEnd w:id="34"/>
-    <w:bookmarkStart w:id="38" w:name="componentes-principales"/>
+    <w:bookmarkEnd w:id="22"/>
+    <w:bookmarkEnd w:id="23"/>
+    <w:bookmarkStart w:id="27" w:name="componentes-principales"/>
     <w:p>
       <w:pPr>
         <w:pStyle w:val="Heading2"/>
@@ -1640,7 +1640,7 @@
         <w:t xml:space="preserve">🏗️ COMPONENTES PRINCIPALES</w:t>
       </w:r>
     </w:p>
-    <w:bookmarkStart w:id="35" w:name="sistema-de-alimentación-principal"/>
+    <w:bookmarkStart w:id="24" w:name="sistema-de-alimentación-principal"/>
     <w:p>
       <w:pPr>
         <w:pStyle w:val="Heading3"/>
@@ -1801,8 +1801,8 @@
         <w:t xml:space="preserve">| &gt; 0.95 | Eficiencia energética |</w:t>
       </w:r>
     </w:p>
-    <w:bookmarkEnd w:id="35"/>
-    <w:bookmarkStart w:id="36" w:name="sistemas-de-respaldo"/>
+    <w:bookmarkEnd w:id="24"/>
+    <w:bookmarkStart w:id="25" w:name="sistemas-de-respaldo"/>
     <w:p>
       <w:pPr>
         <w:pStyle w:val="Heading3"/>
@@ -1941,8 +1941,8 @@
         <w:t xml:space="preserve">| 3 unidades | Automático | ⏳ En instalación |</w:t>
       </w:r>
     </w:p>
-    <w:bookmarkEnd w:id="36"/>
-    <w:bookmarkStart w:id="37" w:name="distribución-eléctrica"/>
+    <w:bookmarkEnd w:id="25"/>
+    <w:bookmarkStart w:id="26" w:name="distribución-eléctrica"/>
     <w:p>
       <w:pPr>
         <w:pStyle w:val="Heading3"/>
@@ -2088,9 +2088,9 @@
         </w:pict>
       </w:r>
     </w:p>
-    <w:bookmarkEnd w:id="37"/>
-    <w:bookmarkEnd w:id="38"/>
-    <w:bookmarkStart w:id="41" w:name="especificaciones-técnicas-clave"/>
+    <w:bookmarkEnd w:id="26"/>
+    <w:bookmarkEnd w:id="27"/>
+    <w:bookmarkStart w:id="30" w:name="especificaciones-técnicas-clave"/>
     <w:p>
       <w:pPr>
         <w:pStyle w:val="Heading2"/>
@@ -2099,7 +2099,7 @@
         <w:t xml:space="preserve">📐 ESPECIFICACIONES TÉCNICAS CLAVE</w:t>
       </w:r>
     </w:p>
-    <w:bookmarkStart w:id="39" w:name="tabla-consolidada-de-especificaciones"/>
+    <w:bookmarkStart w:id="28" w:name="tabla-consolidada-de-especificaciones"/>
     <w:p>
       <w:pPr>
         <w:pStyle w:val="Heading3"/>
@@ -2389,8 +2389,8 @@
         </w:tc>
       </w:tr>
     </w:tbl>
-    <w:bookmarkEnd w:id="39"/>
-    <w:bookmarkStart w:id="40" w:name="criterios-de-aceptación"/>
+    <w:bookmarkEnd w:id="28"/>
+    <w:bookmarkStart w:id="29" w:name="criterios-de-aceptación"/>
     <w:p>
       <w:pPr>
         <w:pStyle w:val="Heading3"/>
@@ -2408,7 +2408,7 @@
         </w:numPr>
       </w:pPr>
       <w:r>
-        <w:t xml:space="preserve">✅ Alimentación 800 kVA operativa</w:t>
+        <w:t xml:space="preserve">✅ Alimentación 300 kVA (Optimizado PTC Virtual) operativa</w:t>
       </w:r>
     </w:p>
     <w:p>
@@ -2466,9 +2466,9 @@
         </w:pict>
       </w:r>
     </w:p>
-    <w:bookmarkEnd w:id="40"/>
-    <w:bookmarkEnd w:id="41"/>
-    <w:bookmarkStart w:id="44" w:name="ubicación-y-despliegue"/>
+    <w:bookmarkEnd w:id="29"/>
+    <w:bookmarkEnd w:id="30"/>
+    <w:bookmarkStart w:id="33" w:name="ubicación-y-despliegue"/>
     <w:p>
       <w:pPr>
         <w:pStyle w:val="Heading2"/>
@@ -2477,7 +2477,7 @@
         <w:t xml:space="preserve">📍 UBICACIÓN Y DESPLIEGUE</w:t>
       </w:r>
     </w:p>
-    <w:bookmarkStart w:id="42" w:name="mapa-de-despliegue"/>
+    <w:bookmarkStart w:id="31" w:name="mapa-de-despliegue"/>
     <w:p>
       <w:pPr>
         <w:pStyle w:val="Heading3"/>
@@ -2494,8 +2494,8 @@
         <w:t xml:space="preserve">Los sistemas eléctricos están distribuidos en el CCO La Dorada y se extienden a todas las edificaciones del proyecto, proporcionando energía eléctrica confiable y de calidad.</w:t>
       </w:r>
     </w:p>
-    <w:bookmarkEnd w:id="42"/>
-    <w:bookmarkStart w:id="43" w:name="tabla-de-ubicaciones-principales"/>
+    <w:bookmarkEnd w:id="31"/>
+    <w:bookmarkStart w:id="32" w:name="tabla-de-ubicaciones-principales"/>
     <w:p>
       <w:pPr>
         <w:pStyle w:val="Heading3"/>
@@ -2794,9 +2794,9 @@
         </w:pict>
       </w:r>
     </w:p>
-    <w:bookmarkEnd w:id="43"/>
-    <w:bookmarkEnd w:id="44"/>
-    <w:bookmarkStart w:id="48" w:name="operación-y-mantenimiento"/>
+    <w:bookmarkEnd w:id="32"/>
+    <w:bookmarkEnd w:id="33"/>
+    <w:bookmarkStart w:id="37" w:name="operación-y-mantenimiento"/>
     <w:p>
       <w:pPr>
         <w:pStyle w:val="Heading2"/>
@@ -2805,7 +2805,7 @@
         <w:t xml:space="preserve">⚙️ OPERACIÓN Y MANTENIMIENTO</w:t>
       </w:r>
     </w:p>
-    <w:bookmarkStart w:id="45" w:name="operación-normal"/>
+    <w:bookmarkStart w:id="34" w:name="operación-normal"/>
     <w:p>
       <w:pPr>
         <w:pStyle w:val="Heading3"/>
@@ -2822,8 +2822,8 @@
         <w:t xml:space="preserve">Los sistemas eléctricos operan 24/7 proporcionando energía eléctrica confiable para todos los sistemas críticos, con monitoreo automático de parámetros eléctricos.</w:t>
       </w:r>
     </w:p>
-    <w:bookmarkEnd w:id="45"/>
-    <w:bookmarkStart w:id="46" w:name="mantenimiento-preventivo"/>
+    <w:bookmarkEnd w:id="34"/>
+    <w:bookmarkStart w:id="35" w:name="mantenimiento-preventivo"/>
     <w:p>
       <w:pPr>
         <w:pStyle w:val="Heading3"/>
@@ -2942,8 +2942,8 @@
         <w:t xml:space="preserve">Mantenimiento mayor de sistemas</w:t>
       </w:r>
     </w:p>
-    <w:bookmarkEnd w:id="46"/>
-    <w:bookmarkStart w:id="47" w:name="respuesta-a-fallas"/>
+    <w:bookmarkEnd w:id="35"/>
+    <w:bookmarkStart w:id="36" w:name="respuesta-a-fallas"/>
     <w:p>
       <w:pPr>
         <w:pStyle w:val="Heading3"/>
@@ -3069,9 +3069,9 @@
         </w:pict>
       </w:r>
     </w:p>
-    <w:bookmarkEnd w:id="47"/>
-    <w:bookmarkEnd w:id="48"/>
-    <w:bookmarkStart w:id="51" w:name="interfaces-con-otras-especialidades"/>
+    <w:bookmarkEnd w:id="36"/>
+    <w:bookmarkEnd w:id="37"/>
+    <w:bookmarkStart w:id="40" w:name="interfaces-con-otras-especialidades"/>
     <w:p>
       <w:pPr>
         <w:pStyle w:val="Heading2"/>
@@ -3080,7 +3080,7 @@
         <w:t xml:space="preserve">🔗 INTERFACES CON OTRAS ESPECIALIDADES</w:t>
       </w:r>
     </w:p>
-    <w:bookmarkStart w:id="49" w:name="diagrama-de-interfaces"/>
+    <w:bookmarkStart w:id="38" w:name="diagrama-de-interfaces"/>
     <w:p>
       <w:pPr>
         <w:pStyle w:val="Heading3"/>
@@ -3136,8 +3136,8 @@
         <w:t xml:space="preserve">[Sistemas de Control] ←→ [Sistemas Civiles] ←→ [Sistemas de Comunicación]</w:t>
       </w:r>
     </w:p>
-    <w:bookmarkEnd w:id="49"/>
-    <w:bookmarkStart w:id="50" w:name="tabla-de-interfaces-críticas"/>
+    <w:bookmarkEnd w:id="38"/>
+    <w:bookmarkStart w:id="39" w:name="tabla-de-interfaces-críticas"/>
     <w:p>
       <w:pPr>
         <w:pStyle w:val="Heading3"/>
@@ -3436,9 +3436,9 @@
         </w:pict>
       </w:r>
     </w:p>
-    <w:bookmarkEnd w:id="50"/>
-    <w:bookmarkEnd w:id="51"/>
-    <w:bookmarkStart w:id="55" w:name="supuestos-técnicos-y-limitaciones"/>
+    <w:bookmarkEnd w:id="39"/>
+    <w:bookmarkEnd w:id="40"/>
+    <w:bookmarkStart w:id="44" w:name="supuestos-técnicos-y-limitaciones"/>
     <w:p>
       <w:pPr>
         <w:pStyle w:val="Heading2"/>
@@ -3447,7 +3447,7 @@
         <w:t xml:space="preserve">📋 SUPUESTOS TÉCNICOS Y LIMITACIONES</w:t>
       </w:r>
     </w:p>
-    <w:bookmarkStart w:id="52" w:name="supuestos-críticos-del-diseño"/>
+    <w:bookmarkStart w:id="41" w:name="supuestos-críticos-del-diseño"/>
     <w:p>
       <w:pPr>
         <w:pStyle w:val="Heading3"/>
@@ -3793,8 +3793,8 @@
         </w:tc>
       </w:tr>
     </w:tbl>
-    <w:bookmarkEnd w:id="52"/>
-    <w:bookmarkStart w:id="53" w:name="limitaciones-del-diseño"/>
+    <w:bookmarkEnd w:id="41"/>
+    <w:bookmarkStart w:id="42" w:name="limitaciones-del-diseño"/>
     <w:p>
       <w:pPr>
         <w:pStyle w:val="Heading3"/>
@@ -3913,8 +3913,8 @@
         <w:t xml:space="preserve">UPS y generador requieren espacio</w:t>
       </w:r>
     </w:p>
-    <w:bookmarkEnd w:id="53"/>
-    <w:bookmarkStart w:id="54" w:name="dependencias-críticas"/>
+    <w:bookmarkEnd w:id="42"/>
+    <w:bookmarkStart w:id="43" w:name="dependencias-críticas"/>
     <w:p>
       <w:pPr>
         <w:pStyle w:val="Heading3"/>
@@ -4040,9 +4040,9 @@
         </w:pict>
       </w:r>
     </w:p>
-    <w:bookmarkEnd w:id="54"/>
-    <w:bookmarkEnd w:id="55"/>
-    <w:bookmarkStart w:id="56" w:name="riesgos-y-mitigaciones"/>
+    <w:bookmarkEnd w:id="43"/>
+    <w:bookmarkEnd w:id="44"/>
+    <w:bookmarkStart w:id="45" w:name="riesgos-y-mitigaciones"/>
     <w:p>
       <w:pPr>
         <w:pStyle w:val="Heading2"/>
@@ -4448,8 +4448,8 @@
         </w:pict>
       </w:r>
     </w:p>
-    <w:bookmarkEnd w:id="56"/>
-    <w:bookmarkStart w:id="59" w:name="cumplimiento-contractual"/>
+    <w:bookmarkEnd w:id="45"/>
+    <w:bookmarkStart w:id="48" w:name="cumplimiento-contractual"/>
     <w:p>
       <w:pPr>
         <w:pStyle w:val="Heading2"/>
@@ -4458,7 +4458,7 @@
         <w:t xml:space="preserve">📋 CUMPLIMIENTO CONTRACTUAL</w:t>
       </w:r>
     </w:p>
-    <w:bookmarkStart w:id="57" w:name="obligaciones-clave-del-contrato"/>
+    <w:bookmarkStart w:id="46" w:name="obligaciones-clave-del-contrato"/>
     <w:p>
       <w:pPr>
         <w:pStyle w:val="Heading3"/>
@@ -4607,8 +4607,8 @@
         <w:t xml:space="preserve">Eficiencia energética - En progreso</w:t>
       </w:r>
     </w:p>
-    <w:bookmarkEnd w:id="57"/>
-    <w:bookmarkStart w:id="58" w:name="referencias-contractuales"/>
+    <w:bookmarkEnd w:id="46"/>
+    <w:bookmarkStart w:id="47" w:name="referencias-contractuales"/>
     <w:p>
       <w:pPr>
         <w:pStyle w:val="Heading3"/>
@@ -4734,9 +4734,9 @@
         </w:pict>
       </w:r>
     </w:p>
-    <w:bookmarkEnd w:id="58"/>
-    <w:bookmarkEnd w:id="59"/>
-    <w:bookmarkStart w:id="62" w:name="documentación-de-soporte"/>
+    <w:bookmarkEnd w:id="47"/>
+    <w:bookmarkEnd w:id="48"/>
+    <w:bookmarkStart w:id="51" w:name="documentación-de-soporte"/>
     <w:p>
       <w:pPr>
         <w:pStyle w:val="Heading2"/>
@@ -4745,7 +4745,7 @@
         <w:t xml:space="preserve">📚 DOCUMENTACIÓN DE SOPORTE</w:t>
       </w:r>
     </w:p>
-    <w:bookmarkStart w:id="60" w:name="documentos-técnicos-disponibles"/>
+    <w:bookmarkStart w:id="49" w:name="documentos-técnicos-disponibles"/>
     <w:p>
       <w:pPr>
         <w:pStyle w:val="Heading3"/>
@@ -5021,8 +5021,8 @@
         </w:tc>
       </w:tr>
     </w:tbl>
-    <w:bookmarkEnd w:id="60"/>
-    <w:bookmarkStart w:id="61" w:name="para-más-información-técnica"/>
+    <w:bookmarkEnd w:id="49"/>
+    <w:bookmarkStart w:id="50" w:name="para-más-información-técnica"/>
     <w:p>
       <w:pPr>
         <w:pStyle w:val="Heading3"/>
@@ -5046,9 +5046,9 @@
         </w:pict>
       </w:r>
     </w:p>
-    <w:bookmarkEnd w:id="61"/>
-    <w:bookmarkEnd w:id="62"/>
-    <w:bookmarkStart w:id="63" w:name="contactos-y-responsables"/>
+    <w:bookmarkEnd w:id="50"/>
+    <w:bookmarkEnd w:id="51"/>
+    <w:bookmarkStart w:id="52" w:name="contactos-y-responsables"/>
     <w:p>
       <w:pPr>
         <w:pStyle w:val="Heading2"/>
@@ -5168,7 +5168,7 @@
               <w:jc w:val="left"/>
             </w:pPr>
             <w:r>
-              <w:t xml:space="preserve">Administrador Contractual EPC</w:t>
+              <w:t xml:space="preserve">Administrador Contractual LFC</w:t>
             </w:r>
           </w:p>
         </w:tc>
@@ -5231,8 +5231,8 @@
         </w:pict>
       </w:r>
     </w:p>
-    <w:bookmarkEnd w:id="63"/>
-    <w:bookmarkStart w:id="64" w:name="indicadores-de-desempeño-kpis"/>
+    <w:bookmarkEnd w:id="52"/>
+    <w:bookmarkStart w:id="53" w:name="indicadores-de-desempeño-kpis"/>
     <w:p>
       <w:pPr>
         <w:pStyle w:val="Heading2"/>
@@ -5564,8 +5564,8 @@
         </w:pict>
       </w:r>
     </w:p>
-    <w:bookmarkEnd w:id="64"/>
-    <w:bookmarkStart w:id="66" w:name="decisiones-tecnicas-aplicadas"/>
+    <w:bookmarkEnd w:id="53"/>
+    <w:bookmarkStart w:id="55" w:name="decisiones-tecnicas-aplicadas"/>
     <w:p>
       <w:pPr>
         <w:pStyle w:val="Heading2"/>
@@ -5574,7 +5574,7 @@
         <w:t xml:space="preserve">📋 DECISIONES TECNICAS APLICADAS</w:t>
       </w:r>
     </w:p>
-    <w:bookmarkStart w:id="65" w:name="energia-ups-transformadores"/>
+    <w:bookmarkStart w:id="54" w:name="energia-ups-transformadores"/>
     <w:p>
       <w:pPr>
         <w:pStyle w:val="Heading3"/>
@@ -5614,9 +5614,9 @@
         </w:pict>
       </w:r>
     </w:p>
-    <w:bookmarkEnd w:id="65"/>
-    <w:bookmarkEnd w:id="66"/>
-    <w:bookmarkStart w:id="67" w:name="control-de-versiones"/>
+    <w:bookmarkEnd w:id="54"/>
+    <w:bookmarkEnd w:id="55"/>
+    <w:bookmarkStart w:id="56" w:name="control-de-versiones"/>
     <w:p>
       <w:pPr>
         <w:pStyle w:val="Heading2"/>
@@ -5736,7 +5736,7 @@
               <w:jc w:val="left"/>
             </w:pPr>
             <w:r>
-              <w:t xml:space="preserve">Administrador Contractual EPC</w:t>
+              <w:t xml:space="preserve">Administrador Contractual LFC</w:t>
             </w:r>
           </w:p>
         </w:tc>
@@ -5764,7 +5764,7 @@
         <w:t xml:space="preserve"> </w:t>
       </w:r>
       <w:r>
-        <w:t xml:space="preserve">Administrador Contractual EPC</w:t>
+        <w:t xml:space="preserve">Administrador Contractual LFC</w:t>
       </w:r>
       <w:r>
         <w:br/>
@@ -5815,8 +5815,8 @@
         <w:t xml:space="preserve">ESPECIALIDAD_02_Ingenieria_Electrica_Master.md v1.0</w:t>
       </w:r>
     </w:p>
-    <w:bookmarkEnd w:id="67"/>
-    <w:bookmarkEnd w:id="68"/>
+    <w:bookmarkEnd w:id="56"/>
+    <w:bookmarkEnd w:id="57"/>
     <w:sectPr>
       <w:footnotePr>
         <w:numRestart w:val="eachSect"/>
@@ -6183,10 +6183,10 @@
   <w:docDefaults>
     <w:rPrDefault>
       <w:rPr>
-        <w:rFonts w:asciiTheme="minorHAnsi" w:cstheme="minorBidi" w:eastAsiaTheme="minorHAnsi" w:hAnsiTheme="minorHAnsi"/>
+        <w:rFonts w:asciiTheme="minorHAnsi" w:cstheme="minorBidi" w:eastAsiaTheme="minorEastAsia" w:hAnsiTheme="minorHAnsi"/>
         <w:sz w:val="24"/>
         <w:szCs w:val="24"/>
-        <w:lang w:bidi="ar-SA" w:eastAsia="en-US" w:val="en-US"/>
+        <w:lang w:bidi="ar-SA" w:eastAsia="zh-CN" w:val="en-US"/>
       </w:rPr>
     </w:rPrDefault>
     <w:pPrDefault>
@@ -6238,8 +6238,6 @@
     </w:pPr>
     <w:rPr>
       <w:rFonts w:asciiTheme="majorHAnsi" w:cstheme="majorBidi" w:eastAsiaTheme="majorEastAsia" w:hAnsiTheme="majorHAnsi"/>
-      <w:spacing w:val="-10"/>
-      <w:kern w:val="28"/>
       <w:sz w:val="56"/>
       <w:szCs w:val="56"/>
     </w:rPr>
@@ -6252,8 +6250,6 @@
     <w:rsid w:val="00A10FD9"/>
     <w:rPr>
       <w:rFonts w:asciiTheme="majorHAnsi" w:cstheme="majorBidi" w:eastAsiaTheme="majorEastAsia" w:hAnsiTheme="majorHAnsi"/>
-      <w:spacing w:val="-10"/>
-      <w:kern w:val="28"/>
       <w:sz w:val="56"/>
       <w:szCs w:val="56"/>
     </w:rPr>
@@ -6294,23 +6290,31 @@
   </w:style>
   <w:style w:customStyle="1" w:styleId="Author" w:type="paragraph">
     <w:name w:val="Author"/>
+    <w:basedOn w:val="Title"/>
     <w:next w:val="BodyText"/>
     <w:qFormat/>
     <w:pPr>
       <w:keepNext/>
       <w:keepLines/>
-      <w:jc w:val="center"/>
     </w:pPr>
+    <w:rPr>
+      <w:sz w:val="24"/>
+      <w:szCs w:val="24"/>
+    </w:rPr>
   </w:style>
   <w:style w:styleId="Date" w:type="paragraph">
     <w:name w:val="Date"/>
+    <w:basedOn w:val="Title"/>
     <w:next w:val="BodyText"/>
     <w:qFormat/>
     <w:pPr>
       <w:keepNext/>
       <w:keepLines/>
-      <w:jc w:val="center"/>
     </w:pPr>
+    <w:rPr>
+      <w:sz w:val="24"/>
+      <w:szCs w:val="24"/>
+    </w:rPr>
   </w:style>
   <w:style w:customStyle="1" w:styleId="AbstractTitle" w:type="paragraph">
     <w:name w:val="Abstract Title"/>
@@ -6723,13 +6727,6 @@
       </w:tblCellMar>
     </w:tblPr>
     <w:tblStylePr w:type="firstRow">
-      <w:tblPr>
-        <w:jc w:val="left"/>
-        <w:tblInd w:type="dxa" w:w="0"/>
-      </w:tblPr>
-      <w:trPr>
-        <w:jc w:val="left"/>
-      </w:trPr>
       <w:tcPr>
         <w:tcBorders>
           <w:bottom w:val="single"/>

--- a/X_ENTREGABLES_CONSOLIDADOS/8_DOCUMENTOS_SERVIDOS/WORD/ESPECIALIDAD_02_Ingenieria_Electrica_EJECUTIVO.docx
+++ b/X_ENTREGABLES_CONSOLIDADOS/8_DOCUMENTOS_SERVIDOS/WORD/ESPECIALIDAD_02_Ingenieria_Electrica_EJECUTIVO.docx
@@ -28,7 +28,7 @@
         </w:p>
       </w:sdtContent>
     </w:sdt>
-    <w:bookmarkStart w:id="57" w:name="especialidad-02-ingeniería-eléctrica"/>
+    <w:bookmarkStart w:id="68" w:name="especialidad-02-ingeniería-eléctrica"/>
     <w:p>
       <w:pPr>
         <w:pStyle w:val="Heading1"/>
@@ -37,7 +37,7 @@
         <w:t xml:space="preserve">ESPECIALIDAD 02: INGENIERÍA ELÉCTRICA</w:t>
       </w:r>
     </w:p>
-    <w:bookmarkStart w:id="9" w:name="documento-ejecutivo-de-ingeniería"/>
+    <w:bookmarkStart w:id="20" w:name="documento-ejecutivo-de-ingeniería"/>
     <w:p>
       <w:pPr>
         <w:pStyle w:val="Heading2"/>
@@ -53,8 +53,8 @@
         </w:pict>
       </w:r>
     </w:p>
-    <w:bookmarkEnd w:id="9"/>
-    <w:bookmarkStart w:id="13" w:name="resumen-ejecutivo"/>
+    <w:bookmarkEnd w:id="20"/>
+    <w:bookmarkStart w:id="24" w:name="resumen-ejecutivo"/>
     <w:p>
       <w:pPr>
         <w:pStyle w:val="Heading2"/>
@@ -63,7 +63,7 @@
         <w:t xml:space="preserve">📊 RESUMEN EJECUTIVO</w:t>
       </w:r>
     </w:p>
-    <w:bookmarkStart w:id="10" w:name="X7c07705fb5e25c553c679eab7107af56022a4cb"/>
+    <w:bookmarkStart w:id="21" w:name="X7c07705fb5e25c553c679eab7107af56022a4cb"/>
     <w:p>
       <w:pPr>
         <w:pStyle w:val="Heading3"/>
@@ -84,10 +84,24 @@
       </w:r>
       <w:r>
         <w:rPr>
-          <w:b/>
-          <w:bCs/>
-        </w:rPr>
-        <w:t xml:space="preserve">“sistema circulatorio”</w:t>
+          <w:bCs/>
+          <w:b/>
+        </w:rPr>
+        <w:t xml:space="preserve">“</w:t>
+      </w:r>
+      <w:r>
+        <w:rPr>
+          <w:bCs/>
+          <w:b/>
+        </w:rPr>
+        <w:t xml:space="preserve">sistema circulatorio</w:t>
+      </w:r>
+      <w:r>
+        <w:rPr>
+          <w:bCs/>
+          <w:b/>
+        </w:rPr>
+        <w:t xml:space="preserve">”</w:t>
       </w:r>
       <w:r>
         <w:t xml:space="preserve"> </w:t>
@@ -96,8 +110,8 @@
         <w:t xml:space="preserve">del ferrocarril que proporciona toda la energía eléctrica necesaria para que funcionen todos los sistemas críticos. Es como el sistema eléctrico de un hospital, donde la energía es vital para mantener operativos los sistemas de control, comunicaciones y seguridad.</w:t>
       </w:r>
     </w:p>
-    <w:bookmarkEnd w:id="10"/>
-    <w:bookmarkStart w:id="11" w:name="X7c83a38cc8f42be1526a62fa09e05463bbe3395"/>
+    <w:bookmarkEnd w:id="21"/>
+    <w:bookmarkStart w:id="22" w:name="X7c83a38cc8f42be1526a62fa09e05463bbe3395"/>
     <w:p>
       <w:pPr>
         <w:pStyle w:val="Heading3"/>
@@ -108,16 +122,16 @@
     </w:p>
     <w:p>
       <w:pPr>
-        <w:pStyle w:val="Compact"/>
         <w:numPr>
           <w:ilvl w:val="0"/>
           <w:numId w:val="1001"/>
         </w:numPr>
-      </w:pPr>
-      <w:r>
-        <w:rPr>
-          <w:b/>
-          <w:bCs/>
+        <w:pStyle w:val="Compact"/>
+      </w:pPr>
+      <w:r>
+        <w:rPr>
+          <w:bCs/>
+          <w:b/>
         </w:rPr>
         <w:t xml:space="preserve">Inversión estimada:</w:t>
       </w:r>
@@ -130,16 +144,16 @@
     </w:p>
     <w:p>
       <w:pPr>
-        <w:pStyle w:val="Compact"/>
         <w:numPr>
           <w:ilvl w:val="0"/>
           <w:numId w:val="1001"/>
         </w:numPr>
-      </w:pPr>
-      <w:r>
-        <w:rPr>
-          <w:b/>
-          <w:bCs/>
+        <w:pStyle w:val="Compact"/>
+      </w:pPr>
+      <w:r>
+        <w:rPr>
+          <w:bCs/>
+          <w:b/>
         </w:rPr>
         <w:t xml:space="preserve">800 kVA alimentación principal:</w:t>
       </w:r>
@@ -152,16 +166,16 @@
     </w:p>
     <w:p>
       <w:pPr>
-        <w:pStyle w:val="Compact"/>
         <w:numPr>
           <w:ilvl w:val="0"/>
           <w:numId w:val="1001"/>
         </w:numPr>
-      </w:pPr>
-      <w:r>
-        <w:rPr>
-          <w:b/>
-          <w:bCs/>
+        <w:pStyle w:val="Compact"/>
+      </w:pPr>
+      <w:r>
+        <w:rPr>
+          <w:bCs/>
+          <w:b/>
         </w:rPr>
         <w:t xml:space="preserve">480 V AC, 3 fases:</w:t>
       </w:r>
@@ -174,16 +188,16 @@
     </w:p>
     <w:p>
       <w:pPr>
-        <w:pStyle w:val="Compact"/>
         <w:numPr>
           <w:ilvl w:val="0"/>
           <w:numId w:val="1001"/>
         </w:numPr>
-      </w:pPr>
-      <w:r>
-        <w:rPr>
-          <w:b/>
-          <w:bCs/>
+        <w:pStyle w:val="Compact"/>
+      </w:pPr>
+      <w:r>
+        <w:rPr>
+          <w:bCs/>
+          <w:b/>
         </w:rPr>
         <w:t xml:space="preserve">400 kVA UPS:</w:t>
       </w:r>
@@ -196,16 +210,16 @@
     </w:p>
     <w:p>
       <w:pPr>
-        <w:pStyle w:val="Compact"/>
         <w:numPr>
           <w:ilvl w:val="0"/>
           <w:numId w:val="1001"/>
         </w:numPr>
-      </w:pPr>
-      <w:r>
-        <w:rPr>
-          <w:b/>
-          <w:bCs/>
+        <w:pStyle w:val="Compact"/>
+      </w:pPr>
+      <w:r>
+        <w:rPr>
+          <w:bCs/>
+          <w:b/>
         </w:rPr>
         <w:t xml:space="preserve">600 kVA generador:</w:t>
       </w:r>
@@ -218,16 +232,16 @@
     </w:p>
     <w:p>
       <w:pPr>
-        <w:pStyle w:val="Compact"/>
         <w:numPr>
           <w:ilvl w:val="0"/>
           <w:numId w:val="1001"/>
         </w:numPr>
-      </w:pPr>
-      <w:r>
-        <w:rPr>
-          <w:b/>
-          <w:bCs/>
+        <w:pStyle w:val="Compact"/>
+      </w:pPr>
+      <w:r>
+        <w:rPr>
+          <w:bCs/>
+          <w:b/>
         </w:rPr>
         <w:t xml:space="preserve">99.95% disponibilidad:</w:t>
       </w:r>
@@ -240,16 +254,16 @@
     </w:p>
     <w:p>
       <w:pPr>
-        <w:pStyle w:val="Compact"/>
         <w:numPr>
           <w:ilvl w:val="0"/>
           <w:numId w:val="1001"/>
         </w:numPr>
-      </w:pPr>
-      <w:r>
-        <w:rPr>
-          <w:b/>
-          <w:bCs/>
+        <w:pStyle w:val="Compact"/>
+      </w:pPr>
+      <w:r>
+        <w:rPr>
+          <w:bCs/>
+          <w:b/>
         </w:rPr>
         <w:t xml:space="preserve">Factor de potencia &gt; 0.95:</w:t>
       </w:r>
@@ -260,8 +274,8 @@
         <w:t xml:space="preserve">Eficiencia energética según RETIE</w:t>
       </w:r>
     </w:p>
-    <w:bookmarkEnd w:id="11"/>
-    <w:bookmarkStart w:id="12" w:name="hitos-críticos"/>
+    <w:bookmarkEnd w:id="22"/>
+    <w:bookmarkStart w:id="23" w:name="hitos-críticos"/>
     <w:p>
       <w:pPr>
         <w:pStyle w:val="Heading3"/>
@@ -275,6 +289,7 @@
         <w:tblStyle w:val="Table"/>
         <w:tblW w:type="auto" w:w="0"/>
         <w:tblLook w:firstRow="1" w:lastRow="0" w:firstColumn="0" w:lastColumn="0" w:noHBand="0" w:noVBand="0" w:val="0020"/>
+        <w:jc w:val="start"/>
       </w:tblPr>
       <w:tblGrid>
         <w:gridCol w:w="2640"/>
@@ -283,7 +298,7 @@
       </w:tblGrid>
       <w:tr>
         <w:trPr>
-          <w:tblHeader w:val="on"/>
+          <w:tblHeader w:val="true"/>
         </w:trPr>
         <w:tc>
           <w:tcPr/>
@@ -331,7 +346,7 @@
               <w:jc w:val="left"/>
             </w:pPr>
             <w:r>
-              <w:t xml:space="preserve">Diseño Conceptual</w:t>
+              <w:t xml:space="preserve">Diseno Conceptual</w:t>
             </w:r>
           </w:p>
         </w:tc>
@@ -520,18 +535,18 @@
         </w:pict>
       </w:r>
     </w:p>
-    <w:bookmarkEnd w:id="12"/>
-    <w:bookmarkEnd w:id="13"/>
-    <w:bookmarkStart w:id="19" w:name="X16ad1bf8fd3c72f4f9f37ec0fde01a31e7fb65a"/>
+    <w:bookmarkEnd w:id="23"/>
+    <w:bookmarkEnd w:id="24"/>
+    <w:bookmarkStart w:id="30" w:name="X803e86927c714bbbb99cb452fc37c99f7ada6f4"/>
     <w:p>
       <w:pPr>
         <w:pStyle w:val="Heading2"/>
       </w:pPr>
       <w:r>
-        <w:t xml:space="preserve">🔍 CRITERIOS DE DISEÑO Y JUSTIFICACIONES TÉCNICAS</w:t>
-      </w:r>
-    </w:p>
-    <w:bookmarkStart w:id="14" w:name="X5245aec84959427b1f5eb3a7cd3404ffcc4efdf"/>
+        <w:t xml:space="preserve">🔍 CRITERIOS DE DISENO Y JUSTIFICACIONES TÉCNICAS</w:t>
+      </w:r>
+    </w:p>
+    <w:bookmarkStart w:id="25" w:name="X5245aec84959427b1f5eb3a7cd3404ffcc4efdf"/>
     <w:p>
       <w:pPr>
         <w:pStyle w:val="Heading3"/>
@@ -546,8 +561,8 @@
       </w:pPr>
       <w:r>
         <w:rPr>
-          <w:b/>
-          <w:bCs/>
+          <w:bCs/>
+          <w:b/>
         </w:rPr>
         <w:t xml:space="preserve">Justificación de Capacidad:</w:t>
       </w:r>
@@ -574,8 +589,8 @@
       </w:r>
       <w:r>
         <w:rPr>
-          <w:b/>
-          <w:bCs/>
+          <w:bCs/>
+          <w:b/>
         </w:rPr>
         <w:t xml:space="preserve">CTC</w:t>
       </w:r>
@@ -596,8 +611,8 @@
       </w:r>
       <w:r>
         <w:rPr>
-          <w:b/>
-          <w:bCs/>
+          <w:bCs/>
+          <w:b/>
         </w:rPr>
         <w:t xml:space="preserve">PTC Embarcado</w:t>
       </w:r>
@@ -618,8 +633,8 @@
       </w:r>
       <w:r>
         <w:rPr>
-          <w:b/>
-          <w:bCs/>
+          <w:bCs/>
+          <w:b/>
         </w:rPr>
         <w:t xml:space="preserve">ENCE</w:t>
       </w:r>
@@ -627,7 +642,7 @@
         <w:t xml:space="preserve"> </w:t>
       </w:r>
       <w:r>
-        <w:t xml:space="preserve">| 25 kVA | 5 estaciones × 5 kVA c/u |</w:t>
+        <w:t xml:space="preserve">| [ESTÁNDAR PROHIBIDO: SICC v6.3 ES DIÉSEL] | 5 estaciones × 5 kVA c/u |</w:t>
       </w:r>
       <w:r>
         <w:t xml:space="preserve"> </w:t>
@@ -640,8 +655,8 @@
       </w:r>
       <w:r>
         <w:rPr>
-          <w:b/>
-          <w:bCs/>
+          <w:bCs/>
+          <w:b/>
         </w:rPr>
         <w:t xml:space="preserve">Telecomunicaciones</w:t>
       </w:r>
@@ -662,8 +677,8 @@
       </w:r>
       <w:r>
         <w:rPr>
-          <w:b/>
-          <w:bCs/>
+          <w:bCs/>
+          <w:b/>
         </w:rPr>
         <w:t xml:space="preserve">ITS y Seguridad</w:t>
       </w:r>
@@ -684,8 +699,8 @@
       </w:r>
       <w:r>
         <w:rPr>
-          <w:b/>
-          <w:bCs/>
+          <w:bCs/>
+          <w:b/>
         </w:rPr>
         <w:t xml:space="preserve">Iluminación y servicios</w:t>
       </w:r>
@@ -706,8 +721,8 @@
       </w:r>
       <w:r>
         <w:rPr>
-          <w:b/>
-          <w:bCs/>
+          <w:bCs/>
+          <w:b/>
         </w:rPr>
         <w:t xml:space="preserve">Factor de seguridad</w:t>
       </w:r>
@@ -728,8 +743,8 @@
       </w:r>
       <w:r>
         <w:rPr>
-          <w:b/>
-          <w:bCs/>
+          <w:bCs/>
+          <w:b/>
         </w:rPr>
         <w:t xml:space="preserve">TOTAL</w:t>
       </w:r>
@@ -744,8 +759,8 @@
       </w:r>
       <w:r>
         <w:rPr>
-          <w:b/>
-          <w:bCs/>
+          <w:bCs/>
+          <w:b/>
         </w:rPr>
         <w:t xml:space="preserve">800 kVA</w:t>
       </w:r>
@@ -756,8 +771,8 @@
         <w:t xml:space="preserve">| Capacidad total requerida |</w:t>
       </w:r>
     </w:p>
-    <w:bookmarkEnd w:id="14"/>
-    <w:bookmarkStart w:id="15" w:name="por-qué-480-v-ac-3-fases-4-hilos"/>
+    <w:bookmarkEnd w:id="25"/>
+    <w:bookmarkStart w:id="26" w:name="por-qué-480-v-ac-3-fases-4-hilos"/>
     <w:p>
       <w:pPr>
         <w:pStyle w:val="Heading3"/>
@@ -772,8 +787,8 @@
       </w:pPr>
       <w:r>
         <w:rPr>
-          <w:b/>
-          <w:bCs/>
+          <w:bCs/>
+          <w:b/>
         </w:rPr>
         <w:t xml:space="preserve">Justificación Técnica:</w:t>
       </w:r>
@@ -788,8 +803,8 @@
       </w:r>
       <w:r>
         <w:rPr>
-          <w:b/>
-          <w:bCs/>
+          <w:bCs/>
+          <w:b/>
         </w:rPr>
         <w:t xml:space="preserve">480 V AC:</w:t>
       </w:r>
@@ -810,8 +825,8 @@
       </w:r>
       <w:r>
         <w:rPr>
-          <w:b/>
-          <w:bCs/>
+          <w:bCs/>
+          <w:b/>
         </w:rPr>
         <w:t xml:space="preserve">3 fases:</w:t>
       </w:r>
@@ -832,8 +847,8 @@
       </w:r>
       <w:r>
         <w:rPr>
-          <w:b/>
-          <w:bCs/>
+          <w:bCs/>
+          <w:b/>
         </w:rPr>
         <w:t xml:space="preserve">4 hilos:</w:t>
       </w:r>
@@ -854,10 +869,10 @@
       </w:r>
       <w:r>
         <w:rPr>
-          <w:b/>
-          <w:bCs/>
-        </w:rPr>
-        <w:t xml:space="preserve">Frecuencia 60 Hz:</w:t>
+          <w:bCs/>
+          <w:b/>
+        </w:rPr>
+        <w:t xml:space="preserve">Frecuencia [ESTÁNDAR PROHIBIDO: FRECUENCIA FERROVIARIA NO APLICABLE]:</w:t>
       </w:r>
       <w:r>
         <w:t xml:space="preserve"> </w:t>
@@ -876,8 +891,8 @@
       </w:r>
       <w:r>
         <w:rPr>
-          <w:b/>
-          <w:bCs/>
+          <w:bCs/>
+          <w:b/>
         </w:rPr>
         <w:t xml:space="preserve">Factor de potencia &gt; 0.95:</w:t>
       </w:r>
@@ -898,8 +913,8 @@
       </w:r>
       <w:r>
         <w:rPr>
-          <w:b/>
-          <w:bCs/>
+          <w:bCs/>
+          <w:b/>
         </w:rPr>
         <w:t xml:space="preserve">THD &lt; 5%:</w:t>
       </w:r>
@@ -910,8 +925,8 @@
         <w:t xml:space="preserve">Calidad de energía según IEEE 519</w:t>
       </w:r>
     </w:p>
-    <w:bookmarkEnd w:id="15"/>
-    <w:bookmarkStart w:id="16" w:name="por-qué-400-kva-ups-600-kva-generador"/>
+    <w:bookmarkEnd w:id="26"/>
+    <w:bookmarkStart w:id="27" w:name="por-qué-400-kva-ups-600-kva-generador"/>
     <w:p>
       <w:pPr>
         <w:pStyle w:val="Heading3"/>
@@ -926,8 +941,8 @@
       </w:pPr>
       <w:r>
         <w:rPr>
-          <w:b/>
-          <w:bCs/>
+          <w:bCs/>
+          <w:b/>
         </w:rPr>
         <w:t xml:space="preserve">Justificación de Respaldo:</w:t>
       </w:r>
@@ -942,8 +957,8 @@
       </w:r>
       <w:r>
         <w:rPr>
-          <w:b/>
-          <w:bCs/>
+          <w:bCs/>
+          <w:b/>
         </w:rPr>
         <w:t xml:space="preserve">UPS 400 kVA:</w:t>
       </w:r>
@@ -964,8 +979,8 @@
       </w:r>
       <w:r>
         <w:rPr>
-          <w:b/>
-          <w:bCs/>
+          <w:bCs/>
+          <w:b/>
         </w:rPr>
         <w:t xml:space="preserve">Generador 600 kVA:</w:t>
       </w:r>
@@ -986,8 +1001,8 @@
       </w:r>
       <w:r>
         <w:rPr>
-          <w:b/>
-          <w:bCs/>
+          <w:bCs/>
+          <w:b/>
         </w:rPr>
         <w:t xml:space="preserve">Baterías 200 kVA:</w:t>
       </w:r>
@@ -1008,8 +1023,8 @@
       </w:r>
       <w:r>
         <w:rPr>
-          <w:b/>
-          <w:bCs/>
+          <w:bCs/>
+          <w:b/>
         </w:rPr>
         <w:t xml:space="preserve">Tiempo de transferencia:</w:t>
       </w:r>
@@ -1030,8 +1045,8 @@
       </w:r>
       <w:r>
         <w:rPr>
-          <w:b/>
-          <w:bCs/>
+          <w:bCs/>
+          <w:b/>
         </w:rPr>
         <w:t xml:space="preserve">Autonomía:</w:t>
       </w:r>
@@ -1042,8 +1057,8 @@
         <w:t xml:space="preserve">8 horas para sistemas críticos</w:t>
       </w:r>
     </w:p>
-    <w:bookmarkEnd w:id="16"/>
-    <w:bookmarkStart w:id="17" w:name="por-qué-disponibilidad-99.95"/>
+    <w:bookmarkEnd w:id="27"/>
+    <w:bookmarkStart w:id="28" w:name="por-qué-disponibilidad-99.95"/>
     <w:p>
       <w:pPr>
         <w:pStyle w:val="Heading3"/>
@@ -1058,8 +1073,8 @@
       </w:pPr>
       <w:r>
         <w:rPr>
-          <w:b/>
-          <w:bCs/>
+          <w:bCs/>
+          <w:b/>
         </w:rPr>
         <w:t xml:space="preserve">Justificación Contractual (AT4):</w:t>
       </w:r>
@@ -1074,8 +1089,8 @@
       </w:r>
       <w:r>
         <w:rPr>
-          <w:b/>
-          <w:bCs/>
+          <w:bCs/>
+          <w:b/>
         </w:rPr>
         <w:t xml:space="preserve">Sistemas críticos:</w:t>
       </w:r>
@@ -1096,8 +1111,8 @@
       </w:r>
       <w:r>
         <w:rPr>
-          <w:b/>
-          <w:bCs/>
+          <w:bCs/>
+          <w:b/>
         </w:rPr>
         <w:t xml:space="preserve">Redundancia N+1:</w:t>
       </w:r>
@@ -1118,8 +1133,8 @@
       </w:r>
       <w:r>
         <w:rPr>
-          <w:b/>
-          <w:bCs/>
+          <w:bCs/>
+          <w:b/>
         </w:rPr>
         <w:t xml:space="preserve">Mantenimiento preventivo:</w:t>
       </w:r>
@@ -1140,8 +1155,8 @@
       </w:r>
       <w:r>
         <w:rPr>
-          <w:b/>
-          <w:bCs/>
+          <w:bCs/>
+          <w:b/>
         </w:rPr>
         <w:t xml:space="preserve">Tiempo de recuperación:</w:t>
       </w:r>
@@ -1162,8 +1177,8 @@
       </w:r>
       <w:r>
         <w:rPr>
-          <w:b/>
-          <w:bCs/>
+          <w:bCs/>
+          <w:b/>
         </w:rPr>
         <w:t xml:space="preserve">Monitoreo continuo:</w:t>
       </w:r>
@@ -1174,8 +1189,8 @@
         <w:t xml:space="preserve">Supervisión 24/7 de sistemas eléctricos</w:t>
       </w:r>
     </w:p>
-    <w:bookmarkEnd w:id="17"/>
-    <w:bookmarkStart w:id="18" w:name="por-qué-eficiencia-energética-específica"/>
+    <w:bookmarkEnd w:id="28"/>
+    <w:bookmarkStart w:id="29" w:name="por-qué-eficiencia-energética-específica"/>
     <w:p>
       <w:pPr>
         <w:pStyle w:val="Heading3"/>
@@ -1190,8 +1205,8 @@
       </w:pPr>
       <w:r>
         <w:rPr>
-          <w:b/>
-          <w:bCs/>
+          <w:bCs/>
+          <w:b/>
         </w:rPr>
         <w:t xml:space="preserve">Justificación Ambiental (AT6):</w:t>
       </w:r>
@@ -1206,8 +1221,8 @@
       </w:r>
       <w:r>
         <w:rPr>
-          <w:b/>
-          <w:bCs/>
+          <w:bCs/>
+          <w:b/>
         </w:rPr>
         <w:t xml:space="preserve">Factor de potencia &gt; 0.95:</w:t>
       </w:r>
@@ -1228,8 +1243,8 @@
       </w:r>
       <w:r>
         <w:rPr>
-          <w:b/>
-          <w:bCs/>
+          <w:bCs/>
+          <w:b/>
         </w:rPr>
         <w:t xml:space="preserve">THD &lt; 5%:</w:t>
       </w:r>
@@ -1250,8 +1265,8 @@
       </w:r>
       <w:r>
         <w:rPr>
-          <w:b/>
-          <w:bCs/>
+          <w:bCs/>
+          <w:b/>
         </w:rPr>
         <w:t xml:space="preserve">Iluminación LED:</w:t>
       </w:r>
@@ -1272,8 +1287,8 @@
       </w:r>
       <w:r>
         <w:rPr>
-          <w:b/>
-          <w:bCs/>
+          <w:bCs/>
+          <w:b/>
         </w:rPr>
         <w:t xml:space="preserve">Sistemas de control:</w:t>
       </w:r>
@@ -1294,8 +1309,8 @@
       </w:r>
       <w:r>
         <w:rPr>
-          <w:b/>
-          <w:bCs/>
+          <w:bCs/>
+          <w:b/>
         </w:rPr>
         <w:t xml:space="preserve">Medición y monitoreo:</w:t>
       </w:r>
@@ -1313,9 +1328,9 @@
         </w:pict>
       </w:r>
     </w:p>
-    <w:bookmarkEnd w:id="18"/>
-    <w:bookmarkEnd w:id="19"/>
-    <w:bookmarkStart w:id="23" w:name="función-y-propósito-de-la-especialidad"/>
+    <w:bookmarkEnd w:id="29"/>
+    <w:bookmarkEnd w:id="30"/>
+    <w:bookmarkStart w:id="34" w:name="función-y-propósito-de-la-especialidad"/>
     <w:p>
       <w:pPr>
         <w:pStyle w:val="Heading2"/>
@@ -1324,7 +1339,7 @@
         <w:t xml:space="preserve">🎯 FUNCIÓN Y PROPÓSITO DE LA ESPECIALIDAD</w:t>
       </w:r>
     </w:p>
-    <w:bookmarkStart w:id="20" w:name="qué-hace-esta-especialidad"/>
+    <w:bookmarkStart w:id="31" w:name="qué-hace-esta-especialidad"/>
     <w:p>
       <w:pPr>
         <w:pStyle w:val="Heading3"/>
@@ -1345,8 +1360,8 @@
       </w:r>
       <w:r>
         <w:rPr>
-          <w:b/>
-          <w:bCs/>
+          <w:bCs/>
+          <w:b/>
         </w:rPr>
         <w:t xml:space="preserve">energía eléctrica</w:t>
       </w:r>
@@ -1367,8 +1382,8 @@
       </w:r>
       <w:r>
         <w:rPr>
-          <w:b/>
-          <w:bCs/>
+          <w:bCs/>
+          <w:b/>
         </w:rPr>
         <w:t xml:space="preserve">Alimentación principal:</w:t>
       </w:r>
@@ -1389,8 +1404,8 @@
       </w:r>
       <w:r>
         <w:rPr>
-          <w:b/>
-          <w:bCs/>
+          <w:bCs/>
+          <w:b/>
         </w:rPr>
         <w:t xml:space="preserve">Sistemas de respaldo:</w:t>
       </w:r>
@@ -1411,8 +1426,8 @@
       </w:r>
       <w:r>
         <w:rPr>
-          <w:b/>
-          <w:bCs/>
+          <w:bCs/>
+          <w:b/>
         </w:rPr>
         <w:t xml:space="preserve">Distribución:</w:t>
       </w:r>
@@ -1433,8 +1448,8 @@
       </w:r>
       <w:r>
         <w:rPr>
-          <w:b/>
-          <w:bCs/>
+          <w:bCs/>
+          <w:b/>
         </w:rPr>
         <w:t xml:space="preserve">Control y monitoreo:</w:t>
       </w:r>
@@ -1445,8 +1460,8 @@
         <w:t xml:space="preserve">Supervisión de sistemas eléctricos</w:t>
       </w:r>
     </w:p>
-    <w:bookmarkEnd w:id="20"/>
-    <w:bookmarkStart w:id="21" w:name="por-qué-la-necesitamos"/>
+    <w:bookmarkEnd w:id="31"/>
+    <w:bookmarkStart w:id="32" w:name="por-qué-la-necesitamos"/>
     <w:p>
       <w:pPr>
         <w:pStyle w:val="Heading3"/>
@@ -1457,16 +1472,16 @@
     </w:p>
     <w:p>
       <w:pPr>
-        <w:pStyle w:val="Compact"/>
         <w:numPr>
           <w:ilvl w:val="0"/>
           <w:numId w:val="1002"/>
         </w:numPr>
-      </w:pPr>
-      <w:r>
-        <w:rPr>
-          <w:b/>
-          <w:bCs/>
+        <w:pStyle w:val="Compact"/>
+      </w:pPr>
+      <w:r>
+        <w:rPr>
+          <w:bCs/>
+          <w:b/>
         </w:rPr>
         <w:t xml:space="preserve">Energía crítica:</w:t>
       </w:r>
@@ -1479,16 +1494,16 @@
     </w:p>
     <w:p>
       <w:pPr>
-        <w:pStyle w:val="Compact"/>
         <w:numPr>
           <w:ilvl w:val="0"/>
           <w:numId w:val="1002"/>
         </w:numPr>
-      </w:pPr>
-      <w:r>
-        <w:rPr>
-          <w:b/>
-          <w:bCs/>
+        <w:pStyle w:val="Compact"/>
+      </w:pPr>
+      <w:r>
+        <w:rPr>
+          <w:bCs/>
+          <w:b/>
         </w:rPr>
         <w:t xml:space="preserve">Disponibilidad:</w:t>
       </w:r>
@@ -1501,16 +1516,16 @@
     </w:p>
     <w:p>
       <w:pPr>
-        <w:pStyle w:val="Compact"/>
         <w:numPr>
           <w:ilvl w:val="0"/>
           <w:numId w:val="1002"/>
         </w:numPr>
-      </w:pPr>
-      <w:r>
-        <w:rPr>
-          <w:b/>
-          <w:bCs/>
+        <w:pStyle w:val="Compact"/>
+      </w:pPr>
+      <w:r>
+        <w:rPr>
+          <w:bCs/>
+          <w:b/>
         </w:rPr>
         <w:t xml:space="preserve">Calidad:</w:t>
       </w:r>
@@ -1523,16 +1538,16 @@
     </w:p>
     <w:p>
       <w:pPr>
-        <w:pStyle w:val="Compact"/>
         <w:numPr>
           <w:ilvl w:val="0"/>
           <w:numId w:val="1002"/>
         </w:numPr>
-      </w:pPr>
-      <w:r>
-        <w:rPr>
-          <w:b/>
-          <w:bCs/>
+        <w:pStyle w:val="Compact"/>
+      </w:pPr>
+      <w:r>
+        <w:rPr>
+          <w:bCs/>
+          <w:b/>
         </w:rPr>
         <w:t xml:space="preserve">Eficiencia:</w:t>
       </w:r>
@@ -1545,16 +1560,16 @@
     </w:p>
     <w:p>
       <w:pPr>
-        <w:pStyle w:val="Compact"/>
         <w:numPr>
           <w:ilvl w:val="0"/>
           <w:numId w:val="1002"/>
         </w:numPr>
-      </w:pPr>
-      <w:r>
-        <w:rPr>
-          <w:b/>
-          <w:bCs/>
+        <w:pStyle w:val="Compact"/>
+      </w:pPr>
+      <w:r>
+        <w:rPr>
+          <w:bCs/>
+          <w:b/>
         </w:rPr>
         <w:t xml:space="preserve">Seguridad:</w:t>
       </w:r>
@@ -1565,8 +1580,8 @@
         <w:t xml:space="preserve">Protección contra fallas eléctricas</w:t>
       </w:r>
     </w:p>
-    <w:bookmarkEnd w:id="21"/>
-    <w:bookmarkStart w:id="22" w:name="cómo-se-integra-con-otras-especialidades"/>
+    <w:bookmarkEnd w:id="32"/>
+    <w:bookmarkStart w:id="33" w:name="cómo-se-integra-con-otras-especialidades"/>
     <w:p>
       <w:pPr>
         <w:pStyle w:val="Heading3"/>
@@ -1629,9 +1644,9 @@
         </w:pict>
       </w:r>
     </w:p>
-    <w:bookmarkEnd w:id="22"/>
-    <w:bookmarkEnd w:id="23"/>
-    <w:bookmarkStart w:id="27" w:name="componentes-principales"/>
+    <w:bookmarkEnd w:id="33"/>
+    <w:bookmarkEnd w:id="34"/>
+    <w:bookmarkStart w:id="38" w:name="componentes-principales"/>
     <w:p>
       <w:pPr>
         <w:pStyle w:val="Heading2"/>
@@ -1640,7 +1655,7 @@
         <w:t xml:space="preserve">🏗️ COMPONENTES PRINCIPALES</w:t>
       </w:r>
     </w:p>
-    <w:bookmarkStart w:id="24" w:name="sistema-de-alimentación-principal"/>
+    <w:bookmarkStart w:id="35" w:name="sistema-de-alimentación-principal"/>
     <w:p>
       <w:pPr>
         <w:pStyle w:val="Heading3"/>
@@ -1655,8 +1670,8 @@
       </w:pPr>
       <w:r>
         <w:rPr>
-          <w:b/>
-          <w:bCs/>
+          <w:bCs/>
+          <w:b/>
         </w:rPr>
         <w:t xml:space="preserve">Propósito:</w:t>
       </w:r>
@@ -1673,8 +1688,8 @@
       </w:pPr>
       <w:r>
         <w:rPr>
-          <w:b/>
-          <w:bCs/>
+          <w:bCs/>
+          <w:b/>
         </w:rPr>
         <w:t xml:space="preserve">Especificaciones técnicas:</w:t>
       </w:r>
@@ -1701,8 +1716,8 @@
       </w:r>
       <w:r>
         <w:rPr>
-          <w:b/>
-          <w:bCs/>
+          <w:bCs/>
+          <w:b/>
         </w:rPr>
         <w:t xml:space="preserve">Capacidad</w:t>
       </w:r>
@@ -1723,8 +1738,8 @@
       </w:r>
       <w:r>
         <w:rPr>
-          <w:b/>
-          <w:bCs/>
+          <w:bCs/>
+          <w:b/>
         </w:rPr>
         <w:t xml:space="preserve">Tensión</w:t>
       </w:r>
@@ -1745,8 +1760,8 @@
       </w:r>
       <w:r>
         <w:rPr>
-          <w:b/>
-          <w:bCs/>
+          <w:bCs/>
+          <w:b/>
         </w:rPr>
         <w:t xml:space="preserve">Fases</w:t>
       </w:r>
@@ -1767,8 +1782,8 @@
       </w:r>
       <w:r>
         <w:rPr>
-          <w:b/>
-          <w:bCs/>
+          <w:bCs/>
+          <w:b/>
         </w:rPr>
         <w:t xml:space="preserve">Frecuencia</w:t>
       </w:r>
@@ -1776,7 +1791,7 @@
         <w:t xml:space="preserve"> </w:t>
       </w:r>
       <w:r>
-        <w:t xml:space="preserve">| 60 Hz | Estándar colombiano |</w:t>
+        <w:t xml:space="preserve">| [ESTÁNDAR PROHIBIDO: FRECUENCIA FERROVIARIA NO APLICABLE] | Estándar colombiano |</w:t>
       </w:r>
       <w:r>
         <w:t xml:space="preserve"> </w:t>
@@ -1789,8 +1804,8 @@
       </w:r>
       <w:r>
         <w:rPr>
-          <w:b/>
-          <w:bCs/>
+          <w:bCs/>
+          <w:b/>
         </w:rPr>
         <w:t xml:space="preserve">Factor de potencia</w:t>
       </w:r>
@@ -1801,8 +1816,8 @@
         <w:t xml:space="preserve">| &gt; 0.95 | Eficiencia energética |</w:t>
       </w:r>
     </w:p>
-    <w:bookmarkEnd w:id="24"/>
-    <w:bookmarkStart w:id="25" w:name="sistemas-de-respaldo"/>
+    <w:bookmarkEnd w:id="35"/>
+    <w:bookmarkStart w:id="36" w:name="sistemas-de-respaldo"/>
     <w:p>
       <w:pPr>
         <w:pStyle w:val="Heading3"/>
@@ -1817,8 +1832,8 @@
       </w:pPr>
       <w:r>
         <w:rPr>
-          <w:b/>
-          <w:bCs/>
+          <w:bCs/>
+          <w:b/>
         </w:rPr>
         <w:t xml:space="preserve">Propósito:</w:t>
       </w:r>
@@ -1835,8 +1850,8 @@
       </w:pPr>
       <w:r>
         <w:rPr>
-          <w:b/>
-          <w:bCs/>
+          <w:bCs/>
+          <w:b/>
         </w:rPr>
         <w:t xml:space="preserve">Componentes instalados:</w:t>
       </w:r>
@@ -1863,8 +1878,8 @@
       </w:r>
       <w:r>
         <w:rPr>
-          <w:b/>
-          <w:bCs/>
+          <w:bCs/>
+          <w:b/>
         </w:rPr>
         <w:t xml:space="preserve">UPS</w:t>
       </w:r>
@@ -1885,8 +1900,8 @@
       </w:r>
       <w:r>
         <w:rPr>
-          <w:b/>
-          <w:bCs/>
+          <w:bCs/>
+          <w:b/>
         </w:rPr>
         <w:t xml:space="preserve">Generador</w:t>
       </w:r>
@@ -1907,8 +1922,8 @@
       </w:r>
       <w:r>
         <w:rPr>
-          <w:b/>
-          <w:bCs/>
+          <w:bCs/>
+          <w:b/>
         </w:rPr>
         <w:t xml:space="preserve">Baterías</w:t>
       </w:r>
@@ -1929,8 +1944,8 @@
       </w:r>
       <w:r>
         <w:rPr>
-          <w:b/>
-          <w:bCs/>
+          <w:bCs/>
+          <w:b/>
         </w:rPr>
         <w:t xml:space="preserve">ATS</w:t>
       </w:r>
@@ -1941,8 +1956,8 @@
         <w:t xml:space="preserve">| 3 unidades | Automático | ⏳ En instalación |</w:t>
       </w:r>
     </w:p>
-    <w:bookmarkEnd w:id="25"/>
-    <w:bookmarkStart w:id="26" w:name="distribución-eléctrica"/>
+    <w:bookmarkEnd w:id="36"/>
+    <w:bookmarkStart w:id="37" w:name="distribución-eléctrica"/>
     <w:p>
       <w:pPr>
         <w:pStyle w:val="Heading3"/>
@@ -1957,8 +1972,8 @@
       </w:pPr>
       <w:r>
         <w:rPr>
-          <w:b/>
-          <w:bCs/>
+          <w:bCs/>
+          <w:b/>
         </w:rPr>
         <w:t xml:space="preserve">Propósito:</w:t>
       </w:r>
@@ -1975,8 +1990,8 @@
       </w:pPr>
       <w:r>
         <w:rPr>
-          <w:b/>
-          <w:bCs/>
+          <w:bCs/>
+          <w:b/>
         </w:rPr>
         <w:t xml:space="preserve">Componentes instalados:</w:t>
       </w:r>
@@ -2003,8 +2018,8 @@
       </w:r>
       <w:r>
         <w:rPr>
-          <w:b/>
-          <w:bCs/>
+          <w:bCs/>
+          <w:b/>
         </w:rPr>
         <w:t xml:space="preserve">Tableros principales</w:t>
       </w:r>
@@ -2025,8 +2040,8 @@
       </w:r>
       <w:r>
         <w:rPr>
-          <w:b/>
-          <w:bCs/>
+          <w:bCs/>
+          <w:b/>
         </w:rPr>
         <w:t xml:space="preserve">Tableros secundarios</w:t>
       </w:r>
@@ -2047,8 +2062,8 @@
       </w:r>
       <w:r>
         <w:rPr>
-          <w:b/>
-          <w:bCs/>
+          <w:bCs/>
+          <w:b/>
         </w:rPr>
         <w:t xml:space="preserve">Cableado</w:t>
       </w:r>
@@ -2069,8 +2084,8 @@
       </w:r>
       <w:r>
         <w:rPr>
-          <w:b/>
-          <w:bCs/>
+          <w:bCs/>
+          <w:b/>
         </w:rPr>
         <w:t xml:space="preserve">Iluminación LED</w:t>
       </w:r>
@@ -2088,9 +2103,9 @@
         </w:pict>
       </w:r>
     </w:p>
-    <w:bookmarkEnd w:id="26"/>
-    <w:bookmarkEnd w:id="27"/>
-    <w:bookmarkStart w:id="30" w:name="especificaciones-técnicas-clave"/>
+    <w:bookmarkEnd w:id="37"/>
+    <w:bookmarkEnd w:id="38"/>
+    <w:bookmarkStart w:id="41" w:name="especificaciones-técnicas-clave"/>
     <w:p>
       <w:pPr>
         <w:pStyle w:val="Heading2"/>
@@ -2099,7 +2114,7 @@
         <w:t xml:space="preserve">📐 ESPECIFICACIONES TÉCNICAS CLAVE</w:t>
       </w:r>
     </w:p>
-    <w:bookmarkStart w:id="28" w:name="tabla-consolidada-de-especificaciones"/>
+    <w:bookmarkStart w:id="39" w:name="tabla-consolidada-de-especificaciones"/>
     <w:p>
       <w:pPr>
         <w:pStyle w:val="Heading3"/>
@@ -2111,17 +2126,19 @@
     <w:tbl>
       <w:tblPr>
         <w:tblStyle w:val="Table"/>
-        <w:tblW w:type="auto" w:w="0"/>
+        <w:tblW w:type="pct" w:w="5000"/>
         <w:tblLook w:firstRow="1" w:lastRow="0" w:firstColumn="0" w:lastColumn="0" w:noHBand="0" w:noVBand="0" w:val="0020"/>
+        <w:jc w:val="start"/>
+        <w:tblLayout w:type="fixed"/>
       </w:tblPr>
       <w:tblGrid>
-        <w:gridCol w:w="2640"/>
-        <w:gridCol w:w="2640"/>
-        <w:gridCol w:w="2640"/>
+        <w:gridCol w:w="2292"/>
+        <w:gridCol w:w="1458"/>
+        <w:gridCol w:w="4168"/>
       </w:tblGrid>
       <w:tr>
         <w:trPr>
-          <w:tblHeader w:val="on"/>
+          <w:tblHeader w:val="true"/>
         </w:trPr>
         <w:tc>
           <w:tcPr/>
@@ -2219,7 +2236,7 @@
               <w:jc w:val="left"/>
             </w:pPr>
             <w:r>
-              <w:t xml:space="preserve">60 Hz</w:t>
+              <w:t xml:space="preserve">[ESTÁNDAR PROHIBIDO: FRECUENCIA FERROVIARIA NO APLICABLE]</w:t>
             </w:r>
           </w:p>
         </w:tc>
@@ -2389,8 +2406,8 @@
         </w:tc>
       </w:tr>
     </w:tbl>
-    <w:bookmarkEnd w:id="28"/>
-    <w:bookmarkStart w:id="29" w:name="criterios-de-aceptación"/>
+    <w:bookmarkEnd w:id="39"/>
+    <w:bookmarkStart w:id="40" w:name="criterios-de-aceptación"/>
     <w:p>
       <w:pPr>
         <w:pStyle w:val="Heading3"/>
@@ -2401,11 +2418,11 @@
     </w:p>
     <w:p>
       <w:pPr>
-        <w:pStyle w:val="Compact"/>
         <w:numPr>
           <w:ilvl w:val="0"/>
           <w:numId w:val="1003"/>
         </w:numPr>
+        <w:pStyle w:val="Compact"/>
       </w:pPr>
       <w:r>
         <w:t xml:space="preserve">✅ Alimentación 300 kVA (Optimizado PTC Virtual) operativa</w:t>
@@ -2413,11 +2430,11 @@
     </w:p>
     <w:p>
       <w:pPr>
-        <w:pStyle w:val="Compact"/>
         <w:numPr>
           <w:ilvl w:val="0"/>
           <w:numId w:val="1003"/>
         </w:numPr>
+        <w:pStyle w:val="Compact"/>
       </w:pPr>
       <w:r>
         <w:t xml:space="preserve">✅ UPS 400 kVA funcionando</w:t>
@@ -2425,11 +2442,11 @@
     </w:p>
     <w:p>
       <w:pPr>
-        <w:pStyle w:val="Compact"/>
         <w:numPr>
           <w:ilvl w:val="0"/>
           <w:numId w:val="1003"/>
         </w:numPr>
+        <w:pStyle w:val="Compact"/>
       </w:pPr>
       <w:r>
         <w:t xml:space="preserve">✅ Generador 600 kVA operativo</w:t>
@@ -2437,11 +2454,11 @@
     </w:p>
     <w:p>
       <w:pPr>
-        <w:pStyle w:val="Compact"/>
         <w:numPr>
           <w:ilvl w:val="0"/>
           <w:numId w:val="1003"/>
         </w:numPr>
+        <w:pStyle w:val="Compact"/>
       </w:pPr>
       <w:r>
         <w:t xml:space="preserve">✅ Factor de potencia &gt; 0.95</w:t>
@@ -2449,11 +2466,11 @@
     </w:p>
     <w:p>
       <w:pPr>
-        <w:pStyle w:val="Compact"/>
         <w:numPr>
           <w:ilvl w:val="0"/>
           <w:numId w:val="1003"/>
         </w:numPr>
+        <w:pStyle w:val="Compact"/>
       </w:pPr>
       <w:r>
         <w:t xml:space="preserve">✅ Disponibilidad 99.95%</w:t>
@@ -2466,9 +2483,9 @@
         </w:pict>
       </w:r>
     </w:p>
-    <w:bookmarkEnd w:id="29"/>
-    <w:bookmarkEnd w:id="30"/>
-    <w:bookmarkStart w:id="33" w:name="ubicación-y-despliegue"/>
+    <w:bookmarkEnd w:id="40"/>
+    <w:bookmarkEnd w:id="41"/>
+    <w:bookmarkStart w:id="44" w:name="ubicación-y-despliegue"/>
     <w:p>
       <w:pPr>
         <w:pStyle w:val="Heading2"/>
@@ -2477,7 +2494,7 @@
         <w:t xml:space="preserve">📍 UBICACIÓN Y DESPLIEGUE</w:t>
       </w:r>
     </w:p>
-    <w:bookmarkStart w:id="31" w:name="mapa-de-despliegue"/>
+    <w:bookmarkStart w:id="42" w:name="mapa-de-despliegue"/>
     <w:p>
       <w:pPr>
         <w:pStyle w:val="Heading3"/>
@@ -2494,8 +2511,8 @@
         <w:t xml:space="preserve">Los sistemas eléctricos están distribuidos en el CCO La Dorada y se extienden a todas las edificaciones del proyecto, proporcionando energía eléctrica confiable y de calidad.</w:t>
       </w:r>
     </w:p>
-    <w:bookmarkEnd w:id="31"/>
-    <w:bookmarkStart w:id="32" w:name="tabla-de-ubicaciones-principales"/>
+    <w:bookmarkEnd w:id="42"/>
+    <w:bookmarkStart w:id="43" w:name="tabla-de-ubicaciones-principales"/>
     <w:p>
       <w:pPr>
         <w:pStyle w:val="Heading3"/>
@@ -2508,8 +2525,9 @@
       <w:tblPr>
         <w:tblStyle w:val="Table"/>
         <w:tblW w:type="pct" w:w="5000"/>
+        <w:tblLook w:firstRow="1" w:lastRow="0" w:firstColumn="0" w:lastColumn="0" w:noHBand="0" w:noVBand="0" w:val="0020"/>
+        <w:jc w:val="start"/>
         <w:tblLayout w:type="fixed"/>
-        <w:tblLook w:firstRow="1" w:lastRow="0" w:firstColumn="0" w:lastColumn="0" w:noHBand="0" w:noVBand="0" w:val="0020"/>
       </w:tblPr>
       <w:tblGrid>
         <w:gridCol w:w="2026"/>
@@ -2519,7 +2537,7 @@
       </w:tblGrid>
       <w:tr>
         <w:trPr>
-          <w:tblHeader w:val="on"/>
+          <w:tblHeader w:val="true"/>
         </w:trPr>
         <w:tc>
           <w:tcPr/>
@@ -2580,8 +2598,8 @@
             </w:pPr>
             <w:r>
               <w:rPr>
+                <w:bCs/>
                 <w:b/>
-                <w:bCs/>
               </w:rPr>
               <w:t xml:space="preserve">CCO La Dorada</w:t>
             </w:r>
@@ -2634,8 +2652,8 @@
             </w:pPr>
             <w:r>
               <w:rPr>
+                <w:bCs/>
                 <w:b/>
-                <w:bCs/>
               </w:rPr>
               <w:t xml:space="preserve">Talleres</w:t>
             </w:r>
@@ -2688,8 +2706,8 @@
             </w:pPr>
             <w:r>
               <w:rPr>
+                <w:bCs/>
                 <w:b/>
-                <w:bCs/>
               </w:rPr>
               <w:t xml:space="preserve">Estaciones</w:t>
             </w:r>
@@ -2742,8 +2760,8 @@
             </w:pPr>
             <w:r>
               <w:rPr>
+                <w:bCs/>
                 <w:b/>
-                <w:bCs/>
               </w:rPr>
               <w:t xml:space="preserve">Torres Telecom</w:t>
             </w:r>
@@ -2794,9 +2812,9 @@
         </w:pict>
       </w:r>
     </w:p>
-    <w:bookmarkEnd w:id="32"/>
-    <w:bookmarkEnd w:id="33"/>
-    <w:bookmarkStart w:id="37" w:name="operación-y-mantenimiento"/>
+    <w:bookmarkEnd w:id="43"/>
+    <w:bookmarkEnd w:id="44"/>
+    <w:bookmarkStart w:id="48" w:name="operación-y-mantenimiento"/>
     <w:p>
       <w:pPr>
         <w:pStyle w:val="Heading2"/>
@@ -2805,7 +2823,7 @@
         <w:t xml:space="preserve">⚙️ OPERACIÓN Y MANTENIMIENTO</w:t>
       </w:r>
     </w:p>
-    <w:bookmarkStart w:id="34" w:name="operación-normal"/>
+    <w:bookmarkStart w:id="45" w:name="operación-normal"/>
     <w:p>
       <w:pPr>
         <w:pStyle w:val="Heading3"/>
@@ -2822,8 +2840,8 @@
         <w:t xml:space="preserve">Los sistemas eléctricos operan 24/7 proporcionando energía eléctrica confiable para todos los sistemas críticos, con monitoreo automático de parámetros eléctricos.</w:t>
       </w:r>
     </w:p>
-    <w:bookmarkEnd w:id="34"/>
-    <w:bookmarkStart w:id="35" w:name="mantenimiento-preventivo"/>
+    <w:bookmarkEnd w:id="45"/>
+    <w:bookmarkStart w:id="46" w:name="mantenimiento-preventivo"/>
     <w:p>
       <w:pPr>
         <w:pStyle w:val="Heading3"/>
@@ -2834,16 +2852,16 @@
     </w:p>
     <w:p>
       <w:pPr>
-        <w:pStyle w:val="Compact"/>
         <w:numPr>
           <w:ilvl w:val="0"/>
           <w:numId w:val="1004"/>
         </w:numPr>
-      </w:pPr>
-      <w:r>
-        <w:rPr>
-          <w:b/>
-          <w:bCs/>
+        <w:pStyle w:val="Compact"/>
+      </w:pPr>
+      <w:r>
+        <w:rPr>
+          <w:bCs/>
+          <w:b/>
         </w:rPr>
         <w:t xml:space="preserve">Diario:</w:t>
       </w:r>
@@ -2856,16 +2874,16 @@
     </w:p>
     <w:p>
       <w:pPr>
-        <w:pStyle w:val="Compact"/>
         <w:numPr>
           <w:ilvl w:val="0"/>
           <w:numId w:val="1004"/>
         </w:numPr>
-      </w:pPr>
-      <w:r>
-        <w:rPr>
-          <w:b/>
-          <w:bCs/>
+        <w:pStyle w:val="Compact"/>
+      </w:pPr>
+      <w:r>
+        <w:rPr>
+          <w:bCs/>
+          <w:b/>
         </w:rPr>
         <w:t xml:space="preserve">Semanal:</w:t>
       </w:r>
@@ -2878,16 +2896,16 @@
     </w:p>
     <w:p>
       <w:pPr>
-        <w:pStyle w:val="Compact"/>
         <w:numPr>
           <w:ilvl w:val="0"/>
           <w:numId w:val="1004"/>
         </w:numPr>
-      </w:pPr>
-      <w:r>
-        <w:rPr>
-          <w:b/>
-          <w:bCs/>
+        <w:pStyle w:val="Compact"/>
+      </w:pPr>
+      <w:r>
+        <w:rPr>
+          <w:bCs/>
+          <w:b/>
         </w:rPr>
         <w:t xml:space="preserve">Mensual:</w:t>
       </w:r>
@@ -2900,16 +2918,16 @@
     </w:p>
     <w:p>
       <w:pPr>
-        <w:pStyle w:val="Compact"/>
         <w:numPr>
           <w:ilvl w:val="0"/>
           <w:numId w:val="1004"/>
         </w:numPr>
-      </w:pPr>
-      <w:r>
-        <w:rPr>
-          <w:b/>
-          <w:bCs/>
+        <w:pStyle w:val="Compact"/>
+      </w:pPr>
+      <w:r>
+        <w:rPr>
+          <w:bCs/>
+          <w:b/>
         </w:rPr>
         <w:t xml:space="preserve">Trimestral:</w:t>
       </w:r>
@@ -2922,16 +2940,16 @@
     </w:p>
     <w:p>
       <w:pPr>
-        <w:pStyle w:val="Compact"/>
         <w:numPr>
           <w:ilvl w:val="0"/>
           <w:numId w:val="1004"/>
         </w:numPr>
-      </w:pPr>
-      <w:r>
-        <w:rPr>
-          <w:b/>
-          <w:bCs/>
+        <w:pStyle w:val="Compact"/>
+      </w:pPr>
+      <w:r>
+        <w:rPr>
+          <w:bCs/>
+          <w:b/>
         </w:rPr>
         <w:t xml:space="preserve">Anual:</w:t>
       </w:r>
@@ -2942,8 +2960,8 @@
         <w:t xml:space="preserve">Mantenimiento mayor de sistemas</w:t>
       </w:r>
     </w:p>
-    <w:bookmarkEnd w:id="35"/>
-    <w:bookmarkStart w:id="36" w:name="respuesta-a-fallas"/>
+    <w:bookmarkEnd w:id="46"/>
+    <w:bookmarkStart w:id="47" w:name="respuesta-a-fallas"/>
     <w:p>
       <w:pPr>
         <w:pStyle w:val="Heading3"/>
@@ -2954,16 +2972,16 @@
     </w:p>
     <w:p>
       <w:pPr>
-        <w:pStyle w:val="Compact"/>
         <w:numPr>
           <w:ilvl w:val="0"/>
           <w:numId w:val="1005"/>
         </w:numPr>
-      </w:pPr>
-      <w:r>
-        <w:rPr>
-          <w:b/>
-          <w:bCs/>
+        <w:pStyle w:val="Compact"/>
+      </w:pPr>
+      <w:r>
+        <w:rPr>
+          <w:bCs/>
+          <w:b/>
         </w:rPr>
         <w:t xml:space="preserve">Detección automática</w:t>
       </w:r>
@@ -2976,16 +2994,16 @@
     </w:p>
     <w:p>
       <w:pPr>
-        <w:pStyle w:val="Compact"/>
         <w:numPr>
           <w:ilvl w:val="0"/>
           <w:numId w:val="1005"/>
         </w:numPr>
-      </w:pPr>
-      <w:r>
-        <w:rPr>
-          <w:b/>
-          <w:bCs/>
+        <w:pStyle w:val="Compact"/>
+      </w:pPr>
+      <w:r>
+        <w:rPr>
+          <w:bCs/>
+          <w:b/>
         </w:rPr>
         <w:t xml:space="preserve">Conmutación automática</w:t>
       </w:r>
@@ -2998,16 +3016,16 @@
     </w:p>
     <w:p>
       <w:pPr>
-        <w:pStyle w:val="Compact"/>
         <w:numPr>
           <w:ilvl w:val="0"/>
           <w:numId w:val="1005"/>
         </w:numPr>
-      </w:pPr>
-      <w:r>
-        <w:rPr>
-          <w:b/>
-          <w:bCs/>
+        <w:pStyle w:val="Compact"/>
+      </w:pPr>
+      <w:r>
+        <w:rPr>
+          <w:bCs/>
+          <w:b/>
         </w:rPr>
         <w:t xml:space="preserve">Notificación inmediata</w:t>
       </w:r>
@@ -3020,16 +3038,16 @@
     </w:p>
     <w:p>
       <w:pPr>
-        <w:pStyle w:val="Compact"/>
         <w:numPr>
           <w:ilvl w:val="0"/>
           <w:numId w:val="1005"/>
         </w:numPr>
-      </w:pPr>
-      <w:r>
-        <w:rPr>
-          <w:b/>
-          <w:bCs/>
+        <w:pStyle w:val="Compact"/>
+      </w:pPr>
+      <w:r>
+        <w:rPr>
+          <w:bCs/>
+          <w:b/>
         </w:rPr>
         <w:t xml:space="preserve">Reparación</w:t>
       </w:r>
@@ -3042,16 +3060,16 @@
     </w:p>
     <w:p>
       <w:pPr>
-        <w:pStyle w:val="Compact"/>
         <w:numPr>
           <w:ilvl w:val="0"/>
           <w:numId w:val="1005"/>
         </w:numPr>
-      </w:pPr>
-      <w:r>
-        <w:rPr>
-          <w:b/>
-          <w:bCs/>
+        <w:pStyle w:val="Compact"/>
+      </w:pPr>
+      <w:r>
+        <w:rPr>
+          <w:bCs/>
+          <w:b/>
         </w:rPr>
         <w:t xml:space="preserve">Verificación</w:t>
       </w:r>
@@ -3069,9 +3087,9 @@
         </w:pict>
       </w:r>
     </w:p>
-    <w:bookmarkEnd w:id="36"/>
-    <w:bookmarkEnd w:id="37"/>
-    <w:bookmarkStart w:id="40" w:name="interfaces-con-otras-especialidades"/>
+    <w:bookmarkEnd w:id="47"/>
+    <w:bookmarkEnd w:id="48"/>
+    <w:bookmarkStart w:id="51" w:name="interfaces-con-otras-especialidades"/>
     <w:p>
       <w:pPr>
         <w:pStyle w:val="Heading2"/>
@@ -3080,7 +3098,7 @@
         <w:t xml:space="preserve">🔗 INTERFACES CON OTRAS ESPECIALIDADES</w:t>
       </w:r>
     </w:p>
-    <w:bookmarkStart w:id="38" w:name="diagrama-de-interfaces"/>
+    <w:bookmarkStart w:id="49" w:name="diagrama-de-interfaces"/>
     <w:p>
       <w:pPr>
         <w:pStyle w:val="Heading3"/>
@@ -3136,8 +3154,8 @@
         <w:t xml:space="preserve">[Sistemas de Control] ←→ [Sistemas Civiles] ←→ [Sistemas de Comunicación]</w:t>
       </w:r>
     </w:p>
-    <w:bookmarkEnd w:id="38"/>
-    <w:bookmarkStart w:id="39" w:name="tabla-de-interfaces-críticas"/>
+    <w:bookmarkEnd w:id="49"/>
+    <w:bookmarkStart w:id="50" w:name="tabla-de-interfaces-críticas"/>
     <w:p>
       <w:pPr>
         <w:pStyle w:val="Heading3"/>
@@ -3150,8 +3168,9 @@
       <w:tblPr>
         <w:tblStyle w:val="Table"/>
         <w:tblW w:type="pct" w:w="5000"/>
+        <w:tblLook w:firstRow="1" w:lastRow="0" w:firstColumn="0" w:lastColumn="0" w:noHBand="0" w:noVBand="0" w:val="0020"/>
+        <w:jc w:val="start"/>
         <w:tblLayout w:type="fixed"/>
-        <w:tblLook w:firstRow="1" w:lastRow="0" w:firstColumn="0" w:lastColumn="0" w:noHBand="0" w:noVBand="0" w:val="0020"/>
       </w:tblPr>
       <w:tblGrid>
         <w:gridCol w:w="1945"/>
@@ -3161,7 +3180,7 @@
       </w:tblGrid>
       <w:tr>
         <w:trPr>
-          <w:tblHeader w:val="on"/>
+          <w:tblHeader w:val="true"/>
         </w:trPr>
         <w:tc>
           <w:tcPr/>
@@ -3222,8 +3241,8 @@
             </w:pPr>
             <w:r>
               <w:rPr>
+                <w:bCs/>
                 <w:b/>
-                <w:bCs/>
               </w:rPr>
               <w:t xml:space="preserve">Ingeniería Civil</w:t>
             </w:r>
@@ -3276,8 +3295,8 @@
             </w:pPr>
             <w:r>
               <w:rPr>
+                <w:bCs/>
                 <w:b/>
-                <w:bCs/>
               </w:rPr>
               <w:t xml:space="preserve">Ingeniería Mecánica</w:t>
             </w:r>
@@ -3330,8 +3349,8 @@
             </w:pPr>
             <w:r>
               <w:rPr>
+                <w:bCs/>
                 <w:b/>
-                <w:bCs/>
               </w:rPr>
               <w:t xml:space="preserve">Ingeniería de Sistemas</w:t>
             </w:r>
@@ -3384,8 +3403,8 @@
             </w:pPr>
             <w:r>
               <w:rPr>
+                <w:bCs/>
                 <w:b/>
-                <w:bCs/>
               </w:rPr>
               <w:t xml:space="preserve">Ingeniería Ambiental</w:t>
             </w:r>
@@ -3436,9 +3455,9 @@
         </w:pict>
       </w:r>
     </w:p>
-    <w:bookmarkEnd w:id="39"/>
-    <w:bookmarkEnd w:id="40"/>
-    <w:bookmarkStart w:id="44" w:name="supuestos-técnicos-y-limitaciones"/>
+    <w:bookmarkEnd w:id="50"/>
+    <w:bookmarkEnd w:id="51"/>
+    <w:bookmarkStart w:id="55" w:name="supuestos-técnicos-y-limitaciones"/>
     <w:p>
       <w:pPr>
         <w:pStyle w:val="Heading2"/>
@@ -3447,21 +3466,22 @@
         <w:t xml:space="preserve">📋 SUPUESTOS TÉCNICOS Y LIMITACIONES</w:t>
       </w:r>
     </w:p>
-    <w:bookmarkStart w:id="41" w:name="supuestos-críticos-del-diseño"/>
+    <w:bookmarkStart w:id="52" w:name="supuestos-críticos-del-diseno"/>
     <w:p>
       <w:pPr>
         <w:pStyle w:val="Heading3"/>
       </w:pPr>
       <w:r>
-        <w:t xml:space="preserve">Supuestos Críticos del Diseño</w:t>
+        <w:t xml:space="preserve">Supuestos Críticos del Diseno</w:t>
       </w:r>
     </w:p>
     <w:tbl>
       <w:tblPr>
         <w:tblStyle w:val="Table"/>
         <w:tblW w:type="pct" w:w="5000"/>
+        <w:tblLook w:firstRow="1" w:lastRow="0" w:firstColumn="0" w:lastColumn="0" w:noHBand="0" w:noVBand="0" w:val="0020"/>
+        <w:jc w:val="start"/>
         <w:tblLayout w:type="fixed"/>
-        <w:tblLook w:firstRow="1" w:lastRow="0" w:firstColumn="0" w:lastColumn="0" w:noHBand="0" w:noVBand="0" w:val="0020"/>
       </w:tblPr>
       <w:tblGrid>
         <w:gridCol w:w="1414"/>
@@ -3471,7 +3491,7 @@
       </w:tblGrid>
       <w:tr>
         <w:trPr>
-          <w:tblHeader w:val="on"/>
+          <w:tblHeader w:val="true"/>
         </w:trPr>
         <w:tc>
           <w:tcPr/>
@@ -3532,8 +3552,8 @@
             </w:pPr>
             <w:r>
               <w:rPr>
+                <w:bCs/>
                 <w:b/>
-                <w:bCs/>
               </w:rPr>
               <w:t xml:space="preserve">Demanda máxima</w:t>
             </w:r>
@@ -3571,7 +3591,7 @@
               <w:jc w:val="left"/>
             </w:pPr>
             <w:r>
-              <w:t xml:space="preserve">Diseño escalable</w:t>
+              <w:t xml:space="preserve">Diseno escalable</w:t>
             </w:r>
           </w:p>
         </w:tc>
@@ -3586,8 +3606,8 @@
             </w:pPr>
             <w:r>
               <w:rPr>
+                <w:bCs/>
                 <w:b/>
-                <w:bCs/>
               </w:rPr>
               <w:t xml:space="preserve">Factor de potencia</w:t>
             </w:r>
@@ -3640,8 +3660,8 @@
             </w:pPr>
             <w:r>
               <w:rPr>
+                <w:bCs/>
                 <w:b/>
-                <w:bCs/>
               </w:rPr>
               <w:t xml:space="preserve">Disponibilidad red</w:t>
             </w:r>
@@ -3694,8 +3714,8 @@
             </w:pPr>
             <w:r>
               <w:rPr>
+                <w:bCs/>
                 <w:b/>
-                <w:bCs/>
               </w:rPr>
               <w:t xml:space="preserve">Calidad de energía</w:t>
             </w:r>
@@ -3721,7 +3741,7 @@
               <w:jc w:val="left"/>
             </w:pPr>
             <w:r>
-              <w:t xml:space="preserve">Daños a equipos si aumenta</w:t>
+              <w:t xml:space="preserve">Danos a equipos si aumenta</w:t>
             </w:r>
           </w:p>
         </w:tc>
@@ -3748,8 +3768,8 @@
             </w:pPr>
             <w:r>
               <w:rPr>
+                <w:bCs/>
                 <w:b/>
-                <w:bCs/>
               </w:rPr>
               <w:t xml:space="preserve">Tiempo de respaldo</w:t>
             </w:r>
@@ -3793,28 +3813,28 @@
         </w:tc>
       </w:tr>
     </w:tbl>
-    <w:bookmarkEnd w:id="41"/>
-    <w:bookmarkStart w:id="42" w:name="limitaciones-del-diseño"/>
+    <w:bookmarkEnd w:id="52"/>
+    <w:bookmarkStart w:id="53" w:name="limitaciones-del-diseno"/>
     <w:p>
       <w:pPr>
         <w:pStyle w:val="Heading3"/>
       </w:pPr>
       <w:r>
-        <w:t xml:space="preserve">Limitaciones del Diseño</w:t>
-      </w:r>
-    </w:p>
-    <w:p>
-      <w:pPr>
-        <w:pStyle w:val="Compact"/>
+        <w:t xml:space="preserve">Limitaciones del Diseno</w:t>
+      </w:r>
+    </w:p>
+    <w:p>
+      <w:pPr>
         <w:numPr>
           <w:ilvl w:val="0"/>
           <w:numId w:val="1006"/>
         </w:numPr>
-      </w:pPr>
-      <w:r>
-        <w:rPr>
-          <w:b/>
-          <w:bCs/>
+        <w:pStyle w:val="Compact"/>
+      </w:pPr>
+      <w:r>
+        <w:rPr>
+          <w:bCs/>
+          <w:b/>
         </w:rPr>
         <w:t xml:space="preserve">Capacidad de red:</w:t>
       </w:r>
@@ -3827,16 +3847,16 @@
     </w:p>
     <w:p>
       <w:pPr>
-        <w:pStyle w:val="Compact"/>
         <w:numPr>
           <w:ilvl w:val="0"/>
           <w:numId w:val="1006"/>
         </w:numPr>
-      </w:pPr>
-      <w:r>
-        <w:rPr>
-          <w:b/>
-          <w:bCs/>
+        <w:pStyle w:val="Compact"/>
+      </w:pPr>
+      <w:r>
+        <w:rPr>
+          <w:bCs/>
+          <w:b/>
         </w:rPr>
         <w:t xml:space="preserve">Calidad de energía:</w:t>
       </w:r>
@@ -3849,16 +3869,16 @@
     </w:p>
     <w:p>
       <w:pPr>
-        <w:pStyle w:val="Compact"/>
         <w:numPr>
           <w:ilvl w:val="0"/>
           <w:numId w:val="1006"/>
         </w:numPr>
-      </w:pPr>
-      <w:r>
-        <w:rPr>
-          <w:b/>
-          <w:bCs/>
+        <w:pStyle w:val="Compact"/>
+      </w:pPr>
+      <w:r>
+        <w:rPr>
+          <w:bCs/>
+          <w:b/>
         </w:rPr>
         <w:t xml:space="preserve">Mantenimiento:</w:t>
       </w:r>
@@ -3871,16 +3891,16 @@
     </w:p>
     <w:p>
       <w:pPr>
-        <w:pStyle w:val="Compact"/>
         <w:numPr>
           <w:ilvl w:val="0"/>
           <w:numId w:val="1006"/>
         </w:numPr>
-      </w:pPr>
-      <w:r>
-        <w:rPr>
-          <w:b/>
-          <w:bCs/>
+        <w:pStyle w:val="Compact"/>
+      </w:pPr>
+      <w:r>
+        <w:rPr>
+          <w:bCs/>
+          <w:b/>
         </w:rPr>
         <w:t xml:space="preserve">Ambiental:</w:t>
       </w:r>
@@ -3893,16 +3913,16 @@
     </w:p>
     <w:p>
       <w:pPr>
-        <w:pStyle w:val="Compact"/>
         <w:numPr>
           <w:ilvl w:val="0"/>
           <w:numId w:val="1006"/>
         </w:numPr>
-      </w:pPr>
-      <w:r>
-        <w:rPr>
-          <w:b/>
-          <w:bCs/>
+        <w:pStyle w:val="Compact"/>
+      </w:pPr>
+      <w:r>
+        <w:rPr>
+          <w:bCs/>
+          <w:b/>
         </w:rPr>
         <w:t xml:space="preserve">Espacial:</w:t>
       </w:r>
@@ -3913,8 +3933,8 @@
         <w:t xml:space="preserve">UPS y generador requieren espacio</w:t>
       </w:r>
     </w:p>
-    <w:bookmarkEnd w:id="42"/>
-    <w:bookmarkStart w:id="43" w:name="dependencias-críticas"/>
+    <w:bookmarkEnd w:id="53"/>
+    <w:bookmarkStart w:id="54" w:name="dependencias-críticas"/>
     <w:p>
       <w:pPr>
         <w:pStyle w:val="Heading3"/>
@@ -3925,16 +3945,16 @@
     </w:p>
     <w:p>
       <w:pPr>
-        <w:pStyle w:val="Compact"/>
         <w:numPr>
           <w:ilvl w:val="0"/>
           <w:numId w:val="1007"/>
         </w:numPr>
-      </w:pPr>
-      <w:r>
-        <w:rPr>
-          <w:b/>
-          <w:bCs/>
+        <w:pStyle w:val="Compact"/>
+      </w:pPr>
+      <w:r>
+        <w:rPr>
+          <w:bCs/>
+          <w:b/>
         </w:rPr>
         <w:t xml:space="preserve">Red eléctrica local:</w:t>
       </w:r>
@@ -3947,16 +3967,16 @@
     </w:p>
     <w:p>
       <w:pPr>
-        <w:pStyle w:val="Compact"/>
         <w:numPr>
           <w:ilvl w:val="0"/>
           <w:numId w:val="1007"/>
         </w:numPr>
-      </w:pPr>
-      <w:r>
-        <w:rPr>
-          <w:b/>
-          <w:bCs/>
+        <w:pStyle w:val="Compact"/>
+      </w:pPr>
+      <w:r>
+        <w:rPr>
+          <w:bCs/>
+          <w:b/>
         </w:rPr>
         <w:t xml:space="preserve">Combustible:</w:t>
       </w:r>
@@ -3969,16 +3989,16 @@
     </w:p>
     <w:p>
       <w:pPr>
-        <w:pStyle w:val="Compact"/>
         <w:numPr>
           <w:ilvl w:val="0"/>
           <w:numId w:val="1007"/>
         </w:numPr>
-      </w:pPr>
-      <w:r>
-        <w:rPr>
-          <w:b/>
-          <w:bCs/>
+        <w:pStyle w:val="Compact"/>
+      </w:pPr>
+      <w:r>
+        <w:rPr>
+          <w:bCs/>
+          <w:b/>
         </w:rPr>
         <w:t xml:space="preserve">Personal técnico:</w:t>
       </w:r>
@@ -3991,16 +4011,16 @@
     </w:p>
     <w:p>
       <w:pPr>
-        <w:pStyle w:val="Compact"/>
         <w:numPr>
           <w:ilvl w:val="0"/>
           <w:numId w:val="1007"/>
         </w:numPr>
-      </w:pPr>
-      <w:r>
-        <w:rPr>
-          <w:b/>
-          <w:bCs/>
+        <w:pStyle w:val="Compact"/>
+      </w:pPr>
+      <w:r>
+        <w:rPr>
+          <w:bCs/>
+          <w:b/>
         </w:rPr>
         <w:t xml:space="preserve">Repuestos:</w:t>
       </w:r>
@@ -4013,16 +4033,16 @@
     </w:p>
     <w:p>
       <w:pPr>
-        <w:pStyle w:val="Compact"/>
         <w:numPr>
           <w:ilvl w:val="0"/>
           <w:numId w:val="1007"/>
         </w:numPr>
-      </w:pPr>
-      <w:r>
-        <w:rPr>
-          <w:b/>
-          <w:bCs/>
+        <w:pStyle w:val="Compact"/>
+      </w:pPr>
+      <w:r>
+        <w:rPr>
+          <w:bCs/>
+          <w:b/>
         </w:rPr>
         <w:t xml:space="preserve">Licencias:</w:t>
       </w:r>
@@ -4040,9 +4060,9 @@
         </w:pict>
       </w:r>
     </w:p>
-    <w:bookmarkEnd w:id="43"/>
-    <w:bookmarkEnd w:id="44"/>
-    <w:bookmarkStart w:id="45" w:name="riesgos-y-mitigaciones"/>
+    <w:bookmarkEnd w:id="54"/>
+    <w:bookmarkEnd w:id="55"/>
+    <w:bookmarkStart w:id="56" w:name="riesgos-y-mitigaciones"/>
     <w:p>
       <w:pPr>
         <w:pStyle w:val="Heading2"/>
@@ -4055,8 +4075,9 @@
       <w:tblPr>
         <w:tblStyle w:val="Table"/>
         <w:tblW w:type="pct" w:w="5000"/>
+        <w:tblLook w:firstRow="1" w:lastRow="0" w:firstColumn="0" w:lastColumn="0" w:noHBand="0" w:noVBand="0" w:val="0020"/>
+        <w:jc w:val="start"/>
         <w:tblLayout w:type="fixed"/>
-        <w:tblLook w:firstRow="1" w:lastRow="0" w:firstColumn="0" w:lastColumn="0" w:noHBand="0" w:noVBand="0" w:val="0020"/>
       </w:tblPr>
       <w:tblGrid>
         <w:gridCol w:w="1218"/>
@@ -4067,7 +4088,7 @@
       </w:tblGrid>
       <w:tr>
         <w:trPr>
-          <w:tblHeader w:val="on"/>
+          <w:tblHeader w:val="true"/>
         </w:trPr>
         <w:tc>
           <w:tcPr/>
@@ -4448,8 +4469,8 @@
         </w:pict>
       </w:r>
     </w:p>
-    <w:bookmarkEnd w:id="45"/>
-    <w:bookmarkStart w:id="48" w:name="cumplimiento-contractual"/>
+    <w:bookmarkEnd w:id="56"/>
+    <w:bookmarkStart w:id="59" w:name="cumplimiento-contractual"/>
     <w:p>
       <w:pPr>
         <w:pStyle w:val="Heading2"/>
@@ -4458,7 +4479,7 @@
         <w:t xml:space="preserve">📋 CUMPLIMIENTO CONTRACTUAL</w:t>
       </w:r>
     </w:p>
-    <w:bookmarkStart w:id="46" w:name="obligaciones-clave-del-contrato"/>
+    <w:bookmarkStart w:id="57" w:name="obligaciones-clave-del-contrato"/>
     <w:p>
       <w:pPr>
         <w:pStyle w:val="Heading3"/>
@@ -4469,11 +4490,11 @@
     </w:p>
     <w:p>
       <w:pPr>
-        <w:pStyle w:val="Compact"/>
         <w:numPr>
           <w:ilvl w:val="0"/>
           <w:numId w:val="1008"/>
         </w:numPr>
+        <w:pStyle w:val="Compact"/>
       </w:pPr>
       <w:r>
         <w:t xml:space="preserve">✅</w:t>
@@ -4483,8 +4504,8 @@
       </w:r>
       <w:r>
         <w:rPr>
-          <w:b/>
-          <w:bCs/>
+          <w:bCs/>
+          <w:b/>
         </w:rPr>
         <w:t xml:space="preserve">AT1 - Alcance:</w:t>
       </w:r>
@@ -4497,11 +4518,11 @@
     </w:p>
     <w:p>
       <w:pPr>
-        <w:pStyle w:val="Compact"/>
         <w:numPr>
           <w:ilvl w:val="0"/>
           <w:numId w:val="1008"/>
         </w:numPr>
+        <w:pStyle w:val="Compact"/>
       </w:pPr>
       <w:r>
         <w:t xml:space="preserve">✅</w:t>
@@ -4511,8 +4532,8 @@
       </w:r>
       <w:r>
         <w:rPr>
-          <w:b/>
-          <w:bCs/>
+          <w:bCs/>
+          <w:b/>
         </w:rPr>
         <w:t xml:space="preserve">AT2 - Operación:</w:t>
       </w:r>
@@ -4525,11 +4546,11 @@
     </w:p>
     <w:p>
       <w:pPr>
-        <w:pStyle w:val="Compact"/>
         <w:numPr>
           <w:ilvl w:val="0"/>
           <w:numId w:val="1008"/>
         </w:numPr>
+        <w:pStyle w:val="Compact"/>
       </w:pPr>
       <w:r>
         <w:t xml:space="preserve">⏳</w:t>
@@ -4539,8 +4560,8 @@
       </w:r>
       <w:r>
         <w:rPr>
-          <w:b/>
-          <w:bCs/>
+          <w:bCs/>
+          <w:b/>
         </w:rPr>
         <w:t xml:space="preserve">AT3 - Especificaciones:</w:t>
       </w:r>
@@ -4553,11 +4574,11 @@
     </w:p>
     <w:p>
       <w:pPr>
-        <w:pStyle w:val="Compact"/>
         <w:numPr>
           <w:ilvl w:val="0"/>
           <w:numId w:val="1008"/>
         </w:numPr>
+        <w:pStyle w:val="Compact"/>
       </w:pPr>
       <w:r>
         <w:t xml:space="preserve">⏳</w:t>
@@ -4567,8 +4588,8 @@
       </w:r>
       <w:r>
         <w:rPr>
-          <w:b/>
-          <w:bCs/>
+          <w:bCs/>
+          <w:b/>
         </w:rPr>
         <w:t xml:space="preserve">AT4 - Indicadores:</w:t>
       </w:r>
@@ -4581,11 +4602,11 @@
     </w:p>
     <w:p>
       <w:pPr>
-        <w:pStyle w:val="Compact"/>
         <w:numPr>
           <w:ilvl w:val="0"/>
           <w:numId w:val="1008"/>
         </w:numPr>
+        <w:pStyle w:val="Compact"/>
       </w:pPr>
       <w:r>
         <w:t xml:space="preserve">⏳</w:t>
@@ -4595,8 +4616,8 @@
       </w:r>
       <w:r>
         <w:rPr>
-          <w:b/>
-          <w:bCs/>
+          <w:bCs/>
+          <w:b/>
         </w:rPr>
         <w:t xml:space="preserve">AT6 - Ambiental:</w:t>
       </w:r>
@@ -4607,8 +4628,8 @@
         <w:t xml:space="preserve">Eficiencia energética - En progreso</w:t>
       </w:r>
     </w:p>
-    <w:bookmarkEnd w:id="46"/>
-    <w:bookmarkStart w:id="47" w:name="referencias-contractuales"/>
+    <w:bookmarkEnd w:id="57"/>
+    <w:bookmarkStart w:id="58" w:name="referencias-contractuales"/>
     <w:p>
       <w:pPr>
         <w:pStyle w:val="Heading3"/>
@@ -4619,16 +4640,16 @@
     </w:p>
     <w:p>
       <w:pPr>
-        <w:pStyle w:val="Compact"/>
         <w:numPr>
           <w:ilvl w:val="0"/>
           <w:numId w:val="1009"/>
         </w:numPr>
-      </w:pPr>
-      <w:r>
-        <w:rPr>
-          <w:b/>
-          <w:bCs/>
+        <w:pStyle w:val="Compact"/>
+      </w:pPr>
+      <w:r>
+        <w:rPr>
+          <w:bCs/>
+          <w:b/>
         </w:rPr>
         <w:t xml:space="preserve">Apéndice Técnico 1:</w:t>
       </w:r>
@@ -4641,16 +4662,16 @@
     </w:p>
     <w:p>
       <w:pPr>
-        <w:pStyle w:val="Compact"/>
         <w:numPr>
           <w:ilvl w:val="0"/>
           <w:numId w:val="1009"/>
         </w:numPr>
-      </w:pPr>
-      <w:r>
-        <w:rPr>
-          <w:b/>
-          <w:bCs/>
+        <w:pStyle w:val="Compact"/>
+      </w:pPr>
+      <w:r>
+        <w:rPr>
+          <w:bCs/>
+          <w:b/>
         </w:rPr>
         <w:t xml:space="preserve">Apéndice Técnico 2:</w:t>
       </w:r>
@@ -4663,16 +4684,16 @@
     </w:p>
     <w:p>
       <w:pPr>
-        <w:pStyle w:val="Compact"/>
         <w:numPr>
           <w:ilvl w:val="0"/>
           <w:numId w:val="1009"/>
         </w:numPr>
-      </w:pPr>
-      <w:r>
-        <w:rPr>
-          <w:b/>
-          <w:bCs/>
+        <w:pStyle w:val="Compact"/>
+      </w:pPr>
+      <w:r>
+        <w:rPr>
+          <w:bCs/>
+          <w:b/>
         </w:rPr>
         <w:t xml:space="preserve">Apéndice Técnico 3:</w:t>
       </w:r>
@@ -4685,16 +4706,16 @@
     </w:p>
     <w:p>
       <w:pPr>
-        <w:pStyle w:val="Compact"/>
         <w:numPr>
           <w:ilvl w:val="0"/>
           <w:numId w:val="1009"/>
         </w:numPr>
-      </w:pPr>
-      <w:r>
-        <w:rPr>
-          <w:b/>
-          <w:bCs/>
+        <w:pStyle w:val="Compact"/>
+      </w:pPr>
+      <w:r>
+        <w:rPr>
+          <w:bCs/>
+          <w:b/>
         </w:rPr>
         <w:t xml:space="preserve">Apéndice Técnico 4:</w:t>
       </w:r>
@@ -4702,21 +4723,21 @@
         <w:t xml:space="preserve"> </w:t>
       </w:r>
       <w:r>
-        <w:t xml:space="preserve">Indicadores de desempeño - Disponibilidad</w:t>
-      </w:r>
-    </w:p>
-    <w:p>
-      <w:pPr>
-        <w:pStyle w:val="Compact"/>
+        <w:t xml:space="preserve">Indicadores de desempeno - Disponibilidad</w:t>
+      </w:r>
+    </w:p>
+    <w:p>
+      <w:pPr>
         <w:numPr>
           <w:ilvl w:val="0"/>
           <w:numId w:val="1009"/>
         </w:numPr>
-      </w:pPr>
-      <w:r>
-        <w:rPr>
-          <w:b/>
-          <w:bCs/>
+        <w:pStyle w:val="Compact"/>
+      </w:pPr>
+      <w:r>
+        <w:rPr>
+          <w:bCs/>
+          <w:b/>
         </w:rPr>
         <w:t xml:space="preserve">Apéndice Técnico 6:</w:t>
       </w:r>
@@ -4734,9 +4755,9 @@
         </w:pict>
       </w:r>
     </w:p>
-    <w:bookmarkEnd w:id="47"/>
-    <w:bookmarkEnd w:id="48"/>
-    <w:bookmarkStart w:id="51" w:name="documentación-de-soporte"/>
+    <w:bookmarkEnd w:id="58"/>
+    <w:bookmarkEnd w:id="59"/>
+    <w:bookmarkStart w:id="62" w:name="documentación-de-soporte"/>
     <w:p>
       <w:pPr>
         <w:pStyle w:val="Heading2"/>
@@ -4745,7 +4766,7 @@
         <w:t xml:space="preserve">📚 DOCUMENTACIÓN DE SOPORTE</w:t>
       </w:r>
     </w:p>
-    <w:bookmarkStart w:id="49" w:name="documentos-técnicos-disponibles"/>
+    <w:bookmarkStart w:id="60" w:name="documentos-técnicos-disponibles"/>
     <w:p>
       <w:pPr>
         <w:pStyle w:val="Heading3"/>
@@ -4758,8 +4779,9 @@
       <w:tblPr>
         <w:tblStyle w:val="Table"/>
         <w:tblW w:type="pct" w:w="5000"/>
+        <w:tblLook w:firstRow="1" w:lastRow="0" w:firstColumn="0" w:lastColumn="0" w:noHBand="0" w:noVBand="0" w:val="0020"/>
+        <w:jc w:val="start"/>
         <w:tblLayout w:type="fixed"/>
-        <w:tblLook w:firstRow="1" w:lastRow="0" w:firstColumn="0" w:lastColumn="0" w:noHBand="0" w:noVBand="0" w:val="0020"/>
       </w:tblPr>
       <w:tblGrid>
         <w:gridCol w:w="2354"/>
@@ -4769,7 +4791,7 @@
       </w:tblGrid>
       <w:tr>
         <w:trPr>
-          <w:tblHeader w:val="on"/>
+          <w:tblHeader w:val="true"/>
         </w:trPr>
         <w:tc>
           <w:tcPr/>
@@ -5021,8 +5043,8 @@
         </w:tc>
       </w:tr>
     </w:tbl>
-    <w:bookmarkEnd w:id="49"/>
-    <w:bookmarkStart w:id="50" w:name="para-más-información-técnica"/>
+    <w:bookmarkEnd w:id="60"/>
+    <w:bookmarkStart w:id="61" w:name="para-más-información-técnica"/>
     <w:p>
       <w:pPr>
         <w:pStyle w:val="Heading3"/>
@@ -5046,9 +5068,9 @@
         </w:pict>
       </w:r>
     </w:p>
-    <w:bookmarkEnd w:id="50"/>
-    <w:bookmarkEnd w:id="51"/>
-    <w:bookmarkStart w:id="52" w:name="contactos-y-responsables"/>
+    <w:bookmarkEnd w:id="61"/>
+    <w:bookmarkEnd w:id="62"/>
+    <w:bookmarkStart w:id="63" w:name="contactos-y-responsables"/>
     <w:p>
       <w:pPr>
         <w:pStyle w:val="Heading2"/>
@@ -5062,6 +5084,7 @@
         <w:tblStyle w:val="Table"/>
         <w:tblW w:type="auto" w:w="0"/>
         <w:tblLook w:firstRow="1" w:lastRow="0" w:firstColumn="0" w:lastColumn="0" w:noHBand="0" w:noVBand="0" w:val="0020"/>
+        <w:jc w:val="start"/>
       </w:tblPr>
       <w:tblGrid>
         <w:gridCol w:w="2640"/>
@@ -5070,7 +5093,7 @@
       </w:tblGrid>
       <w:tr>
         <w:trPr>
-          <w:tblHeader w:val="on"/>
+          <w:tblHeader w:val="true"/>
         </w:trPr>
         <w:tc>
           <w:tcPr/>
@@ -5231,14 +5254,14 @@
         </w:pict>
       </w:r>
     </w:p>
-    <w:bookmarkEnd w:id="52"/>
-    <w:bookmarkStart w:id="53" w:name="indicadores-de-desempeño-kpis"/>
+    <w:bookmarkEnd w:id="63"/>
+    <w:bookmarkStart w:id="64" w:name="indicadores-de-desempeno-kpis"/>
     <w:p>
       <w:pPr>
         <w:pStyle w:val="Heading2"/>
       </w:pPr>
       <w:r>
-        <w:t xml:space="preserve">📊 INDICADORES DE DESEMPEÑO (KPIs)</w:t>
+        <w:t xml:space="preserve">📊 INDICADORES DE DESEMPENO (KPIs)</w:t>
       </w:r>
     </w:p>
     <w:tbl>
@@ -5246,6 +5269,7 @@
         <w:tblStyle w:val="Table"/>
         <w:tblW w:type="auto" w:w="0"/>
         <w:tblLook w:firstRow="1" w:lastRow="0" w:firstColumn="0" w:lastColumn="0" w:noHBand="0" w:noVBand="0" w:val="0020"/>
+        <w:jc w:val="start"/>
       </w:tblPr>
       <w:tblGrid>
         <w:gridCol w:w="1980"/>
@@ -5255,7 +5279,7 @@
       </w:tblGrid>
       <w:tr>
         <w:trPr>
-          <w:tblHeader w:val="on"/>
+          <w:tblHeader w:val="true"/>
         </w:trPr>
         <w:tc>
           <w:tcPr/>
@@ -5564,8 +5588,8 @@
         </w:pict>
       </w:r>
     </w:p>
-    <w:bookmarkEnd w:id="53"/>
-    <w:bookmarkStart w:id="55" w:name="decisiones-tecnicas-aplicadas"/>
+    <w:bookmarkEnd w:id="64"/>
+    <w:bookmarkStart w:id="66" w:name="decisiones-tecnicas-aplicadas"/>
     <w:p>
       <w:pPr>
         <w:pStyle w:val="Heading2"/>
@@ -5574,7 +5598,7 @@
         <w:t xml:space="preserve">📋 DECISIONES TECNICAS APLICADAS</w:t>
       </w:r>
     </w:p>
-    <w:bookmarkStart w:id="54" w:name="energia-ups-transformadores"/>
+    <w:bookmarkStart w:id="65" w:name="energia-ups-transformadores"/>
     <w:p>
       <w:pPr>
         <w:pStyle w:val="Heading3"/>
@@ -5585,11 +5609,11 @@
     </w:p>
     <w:p>
       <w:pPr>
-        <w:pStyle w:val="Compact"/>
         <w:numPr>
           <w:ilvl w:val="0"/>
           <w:numId w:val="1010"/>
         </w:numPr>
+        <w:pStyle w:val="Compact"/>
       </w:pPr>
       <w:r>
         <w:t xml:space="preserve">Estado: ✅ Ver sistemas relacionados</w:t>
@@ -5597,11 +5621,11 @@
     </w:p>
     <w:p>
       <w:pPr>
-        <w:pStyle w:val="Compact"/>
         <w:numPr>
           <w:ilvl w:val="0"/>
           <w:numId w:val="1010"/>
         </w:numPr>
+        <w:pStyle w:val="Compact"/>
       </w:pPr>
       <w:r>
         <w:t xml:space="preserve">Fuente: Cocina I-VI consolidada</w:t>
@@ -5614,9 +5638,9 @@
         </w:pict>
       </w:r>
     </w:p>
-    <w:bookmarkEnd w:id="54"/>
-    <w:bookmarkEnd w:id="55"/>
-    <w:bookmarkStart w:id="56" w:name="control-de-versiones"/>
+    <w:bookmarkEnd w:id="65"/>
+    <w:bookmarkEnd w:id="66"/>
+    <w:bookmarkStart w:id="67" w:name="control-de-versiones"/>
     <w:p>
       <w:pPr>
         <w:pStyle w:val="Heading2"/>
@@ -5629,8 +5653,9 @@
       <w:tblPr>
         <w:tblStyle w:val="Table"/>
         <w:tblW w:type="pct" w:w="5000"/>
+        <w:tblLook w:firstRow="1" w:lastRow="0" w:firstColumn="0" w:lastColumn="0" w:noHBand="0" w:noVBand="0" w:val="0020"/>
+        <w:jc w:val="start"/>
         <w:tblLayout w:type="fixed"/>
-        <w:tblLook w:firstRow="1" w:lastRow="0" w:firstColumn="0" w:lastColumn="0" w:noHBand="0" w:noVBand="0" w:val="0020"/>
       </w:tblPr>
       <w:tblGrid>
         <w:gridCol w:w="1425"/>
@@ -5640,7 +5665,7 @@
       </w:tblGrid>
       <w:tr>
         <w:trPr>
-          <w:tblHeader w:val="on"/>
+          <w:tblHeader w:val="true"/>
         </w:trPr>
         <w:tc>
           <w:tcPr/>
@@ -5755,8 +5780,8 @@
       </w:pPr>
       <w:r>
         <w:rPr>
-          <w:b/>
-          <w:bCs/>
+          <w:bCs/>
+          <w:b/>
         </w:rPr>
         <w:t xml:space="preserve">Documento preparado por:</w:t>
       </w:r>
@@ -5771,8 +5796,8 @@
       </w:r>
       <w:r>
         <w:rPr>
-          <w:b/>
-          <w:bCs/>
+          <w:bCs/>
+          <w:b/>
         </w:rPr>
         <w:t xml:space="preserve">Última actualización:</w:t>
       </w:r>
@@ -5787,8 +5812,8 @@
       </w:r>
       <w:r>
         <w:rPr>
-          <w:b/>
-          <w:bCs/>
+          <w:bCs/>
+          <w:b/>
         </w:rPr>
         <w:t xml:space="preserve">Próxima revisión:</w:t>
       </w:r>
@@ -5803,8 +5828,8 @@
       </w:r>
       <w:r>
         <w:rPr>
-          <w:b/>
-          <w:bCs/>
+          <w:bCs/>
+          <w:b/>
         </w:rPr>
         <w:t xml:space="preserve">Basado en:</w:t>
       </w:r>
@@ -5815,13 +5840,9 @@
         <w:t xml:space="preserve">ESPECIALIDAD_02_Ingenieria_Electrica_Master.md v1.0</w:t>
       </w:r>
     </w:p>
-    <w:bookmarkEnd w:id="56"/>
-    <w:bookmarkEnd w:id="57"/>
-    <w:sectPr>
-      <w:footnotePr>
-        <w:numRestart w:val="eachSect"/>
-      </w:footnotePr>
-    </w:sectPr>
+    <w:bookmarkEnd w:id="67"/>
+    <w:bookmarkEnd w:id="68"/>
+    <w:sectPr/>
   </w:body>
 </w:document>
 </file>
@@ -5852,14 +5873,14 @@
 <file path=word/numbering.xml><?xml version="1.0" encoding="utf-8"?>
 <w:numbering xmlns:w="http://schemas.openxmlformats.org/wordprocessingml/2006/main">
   <w:abstractNum w:abstractNumId="990">
-    <w:nsid w:val="0000A990"/>
+    <w:nsid w:val="A990"/>
     <w:multiLevelType w:val="multilevel"/>
     <w:lvl w:ilvl="0">
       <w:numFmt w:val="bullet"/>
       <w:lvlText w:val=" "/>
       <w:lvlJc w:val="left"/>
       <w:pPr>
-        <w:ind w:left="720" w:hanging="360"/>
+        <w:ind w:left="720" w:hanging="480"/>
       </w:pPr>
     </w:lvl>
     <w:lvl w:ilvl="1">
@@ -5867,7 +5888,7 @@
       <w:lvlText w:val=" "/>
       <w:lvlJc w:val="left"/>
       <w:pPr>
-        <w:ind w:left="1440" w:hanging="360"/>
+        <w:ind w:left="1440" w:hanging="480"/>
       </w:pPr>
     </w:lvl>
     <w:lvl w:ilvl="2">
@@ -5875,7 +5896,7 @@
       <w:lvlText w:val=" "/>
       <w:lvlJc w:val="left"/>
       <w:pPr>
-        <w:ind w:left="2160" w:hanging="360"/>
+        <w:ind w:left="2160" w:hanging="480"/>
       </w:pPr>
     </w:lvl>
     <w:lvl w:ilvl="3">
@@ -5883,7 +5904,7 @@
       <w:lvlText w:val=" "/>
       <w:lvlJc w:val="left"/>
       <w:pPr>
-        <w:ind w:left="2880" w:hanging="360"/>
+        <w:ind w:left="2880" w:hanging="480"/>
       </w:pPr>
     </w:lvl>
     <w:lvl w:ilvl="4">
@@ -5891,7 +5912,7 @@
       <w:lvlText w:val=" "/>
       <w:lvlJc w:val="left"/>
       <w:pPr>
-        <w:ind w:left="3600" w:hanging="360"/>
+        <w:ind w:left="3600" w:hanging="480"/>
       </w:pPr>
     </w:lvl>
     <w:lvl w:ilvl="5">
@@ -5899,7 +5920,7 @@
       <w:lvlText w:val=" "/>
       <w:lvlJc w:val="left"/>
       <w:pPr>
-        <w:ind w:left="4320" w:hanging="360"/>
+        <w:ind w:left="4320" w:hanging="480"/>
       </w:pPr>
     </w:lvl>
     <w:lvl w:ilvl="6">
@@ -5907,7 +5928,7 @@
       <w:lvlText w:val=" "/>
       <w:lvlJc w:val="left"/>
       <w:pPr>
-        <w:ind w:left="5040" w:hanging="360"/>
+        <w:ind w:left="5040" w:hanging="480"/>
       </w:pPr>
     </w:lvl>
     <w:lvl w:ilvl="7">
@@ -5915,7 +5936,7 @@
       <w:lvlText w:val=" "/>
       <w:lvlJc w:val="left"/>
       <w:pPr>
-        <w:ind w:left="5760" w:hanging="360"/>
+        <w:ind w:left="5760" w:hanging="480"/>
       </w:pPr>
     </w:lvl>
     <w:lvl w:ilvl="8">
@@ -5923,115 +5944,88 @@
       <w:lvlText w:val=" "/>
       <w:lvlJc w:val="left"/>
       <w:pPr>
-        <w:ind w:left="6480" w:hanging="360"/>
+        <w:ind w:left="6480" w:hanging="480"/>
       </w:pPr>
     </w:lvl>
   </w:abstractNum>
   <w:abstractNum w:abstractNumId="991">
-    <w:nsid w:val="0000A991"/>
+    <w:nsid w:val="A991"/>
     <w:multiLevelType w:val="multilevel"/>
     <w:lvl w:ilvl="0">
       <w:numFmt w:val="bullet"/>
-      <w:lvlText w:val=""/>
+      <w:lvlText w:val="•"/>
       <w:lvlJc w:val="left"/>
       <w:pPr>
-        <w:ind w:left="720" w:hanging="360"/>
-      </w:pPr>
-      <w:rPr>
-        <w:rFonts w:ascii="Symbol" w:hAnsi="Symbol" w:cs="Symbol" w:hint="default"/>
-      </w:rPr>
+        <w:ind w:left="720" w:hanging="480"/>
+      </w:pPr>
     </w:lvl>
     <w:lvl w:ilvl="1">
       <w:numFmt w:val="bullet"/>
-      <w:lvlText w:val="o"/>
+      <w:lvlText w:val="–"/>
       <w:lvlJc w:val="left"/>
       <w:pPr>
-        <w:ind w:left="1440" w:hanging="360"/>
-      </w:pPr>
-      <w:rPr>
-        <w:rFonts w:ascii="Courier New" w:hAnsi="Courier New" w:cs="Courier New" w:hint="default"/>
-      </w:rPr>
+        <w:ind w:left="1440" w:hanging="480"/>
+      </w:pPr>
     </w:lvl>
     <w:lvl w:ilvl="2">
       <w:numFmt w:val="bullet"/>
-      <w:lvlText w:val=""/>
+      <w:lvlText w:val="•"/>
       <w:lvlJc w:val="left"/>
       <w:pPr>
-        <w:ind w:left="2160" w:hanging="360"/>
-      </w:pPr>
-      <w:rPr>
-        <w:rFonts w:ascii="Wingdings" w:hAnsi="Wingdings" w:cs="Wingdings" w:hint="default"/>
-      </w:rPr>
+        <w:ind w:left="2160" w:hanging="480"/>
+      </w:pPr>
     </w:lvl>
     <w:lvl w:ilvl="3">
       <w:numFmt w:val="bullet"/>
-      <w:lvlText w:val=""/>
+      <w:lvlText w:val="–"/>
       <w:lvlJc w:val="left"/>
       <w:pPr>
-        <w:ind w:left="2880" w:hanging="360"/>
-      </w:pPr>
-      <w:rPr>
-        <w:rFonts w:ascii="Symbol" w:hAnsi="Symbol" w:cs="Symbol" w:hint="default"/>
-      </w:rPr>
+        <w:ind w:left="2880" w:hanging="480"/>
+      </w:pPr>
     </w:lvl>
     <w:lvl w:ilvl="4">
       <w:numFmt w:val="bullet"/>
-      <w:lvlText w:val="o"/>
+      <w:lvlText w:val="•"/>
       <w:lvlJc w:val="left"/>
       <w:pPr>
-        <w:ind w:left="3600" w:hanging="360"/>
-      </w:pPr>
-      <w:rPr>
-        <w:rFonts w:ascii="Courier New" w:hAnsi="Courier New" w:cs="Courier New" w:hint="default"/>
-      </w:rPr>
+        <w:ind w:left="3600" w:hanging="480"/>
+      </w:pPr>
     </w:lvl>
     <w:lvl w:ilvl="5">
       <w:numFmt w:val="bullet"/>
-      <w:lvlText w:val=""/>
+      <w:lvlText w:val="–"/>
       <w:lvlJc w:val="left"/>
       <w:pPr>
-        <w:ind w:left="4320" w:hanging="360"/>
-      </w:pPr>
-      <w:rPr>
-        <w:rFonts w:ascii="Wingdings" w:hAnsi="Wingdings" w:cs="Wingdings" w:hint="default"/>
-      </w:rPr>
+        <w:ind w:left="4320" w:hanging="480"/>
+      </w:pPr>
     </w:lvl>
     <w:lvl w:ilvl="6">
       <w:numFmt w:val="bullet"/>
-      <w:lvlText w:val=""/>
+      <w:lvlText w:val="•"/>
       <w:lvlJc w:val="left"/>
       <w:pPr>
-        <w:ind w:left="5040" w:hanging="360"/>
-      </w:pPr>
-      <w:rPr>
-        <w:rFonts w:ascii="Symbol" w:hAnsi="Symbol" w:cs="Symbol" w:hint="default"/>
-      </w:rPr>
+        <w:ind w:left="5040" w:hanging="480"/>
+      </w:pPr>
     </w:lvl>
     <w:lvl w:ilvl="7">
       <w:numFmt w:val="bullet"/>
-      <w:lvlText w:val="o"/>
+      <w:lvlText w:val="–"/>
       <w:lvlJc w:val="left"/>
       <w:pPr>
-        <w:ind w:left="5760" w:hanging="360"/>
-      </w:pPr>
-      <w:rPr>
-        <w:rFonts w:ascii="Courier New" w:hAnsi="Courier New" w:cs="Courier New" w:hint="default"/>
-      </w:rPr>
+        <w:ind w:left="5760" w:hanging="480"/>
+      </w:pPr>
     </w:lvl>
     <w:lvl w:ilvl="8">
       <w:numFmt w:val="bullet"/>
-      <w:lvlText w:val=""/>
+      <w:lvlText w:val="•"/>
       <w:lvlJc w:val="left"/>
       <w:pPr>
-        <w:ind w:left="6480" w:hanging="360"/>
-      </w:pPr>
-      <w:rPr>
-        <w:rFonts w:ascii="Wingdings" w:hAnsi="Wingdings" w:cs="Wingdings" w:hint="default"/>
-      </w:rPr>
+        <w:ind w:left="6480" w:hanging="480"/>
+      </w:pPr>
     </w:lvl>
   </w:abstractNum>
   <w:abstractNum w:abstractNumId="99411">
-    <w:nsid w:val="00A99411"/>
+    <w:nsid w:val="A99411"/>
     <w:multiLevelType w:val="multilevel"/>
     <w:lvl w:ilvl="0">
       <w:start w:val="1"/>
@@ -6039,7 +6033,7 @@
       <w:lvlText w:val="%1."/>
       <w:lvlJc w:val="left"/>
       <w:pPr>
-        <w:ind w:left="720" w:hanging="360"/>
+        <w:ind w:left="720" w:hanging="480"/>
       </w:pPr>
     </w:lvl>
     <w:lvl w:ilvl="1">
@@ -6048,7 +6042,7 @@
       <w:lvlText w:val="%2."/>
       <w:lvlJc w:val="left"/>
       <w:pPr>
-        <w:ind w:left="1440" w:hanging="360"/>
+        <w:ind w:left="1440" w:hanging="480"/>
       </w:pPr>
     </w:lvl>
     <w:lvl w:ilvl="2">
@@ -6057,7 +6051,7 @@
       <w:lvlText w:val="%3."/>
       <w:lvlJc w:val="left"/>
       <w:pPr>
-        <w:ind w:left="2160" w:hanging="360"/>
+        <w:ind w:left="2160" w:hanging="480"/>
       </w:pPr>
     </w:lvl>
     <w:lvl w:ilvl="3">
@@ -6066,7 +6060,7 @@
       <w:lvlText w:val="%4."/>
       <w:lvlJc w:val="left"/>
       <w:pPr>
-        <w:ind w:left="2880" w:hanging="360"/>
+        <w:ind w:left="2880" w:hanging="480"/>
       </w:pPr>
     </w:lvl>
     <w:lvl w:ilvl="4">
@@ -6075,7 +6069,7 @@
       <w:lvlText w:val="%5."/>
       <w:lvlJc w:val="left"/>
       <w:pPr>
-        <w:ind w:left="3600" w:hanging="360"/>
+        <w:ind w:left="3600" w:hanging="480"/>
       </w:pPr>
     </w:lvl>
     <w:lvl w:ilvl="5">
@@ -6084,7 +6078,7 @@
       <w:lvlText w:val="%6."/>
       <w:lvlJc w:val="left"/>
       <w:pPr>
-        <w:ind w:left="4320" w:hanging="360"/>
+        <w:ind w:left="4320" w:hanging="480"/>
       </w:pPr>
     </w:lvl>
     <w:lvl w:ilvl="6">
@@ -6093,7 +6087,7 @@
       <w:lvlText w:val="%7."/>
       <w:lvlJc w:val="left"/>
       <w:pPr>
-        <w:ind w:left="5040" w:hanging="360"/>
+        <w:ind w:left="5040" w:hanging="480"/>
       </w:pPr>
     </w:lvl>
     <w:lvl w:ilvl="7">
@@ -6102,7 +6096,7 @@
       <w:lvlText w:val="%8."/>
       <w:lvlJc w:val="left"/>
       <w:pPr>
-        <w:ind w:left="5760" w:hanging="360"/>
+        <w:ind w:left="5760" w:hanging="480"/>
       </w:pPr>
     </w:lvl>
     <w:lvl w:ilvl="8">
@@ -6111,7 +6105,7 @@
       <w:lvlText w:val="%9."/>
       <w:lvlJc w:val="left"/>
       <w:pPr>
-        <w:ind w:left="6480" w:hanging="360"/>
+        <w:ind w:left="6480" w:hanging="480"/>
       </w:pPr>
     </w:lvl>
   </w:abstractNum>
@@ -6183,10 +6177,10 @@
   <w:docDefaults>
     <w:rPrDefault>
       <w:rPr>
-        <w:rFonts w:asciiTheme="minorHAnsi" w:cstheme="minorBidi" w:eastAsiaTheme="minorEastAsia" w:hAnsiTheme="minorHAnsi"/>
+        <w:rFonts w:asciiTheme="minorHAnsi" w:cstheme="minorBidi" w:eastAsiaTheme="minorHAnsi" w:hAnsiTheme="minorHAnsi"/>
         <w:sz w:val="24"/>
         <w:szCs w:val="24"/>
-        <w:lang w:bidi="ar-SA" w:eastAsia="zh-CN" w:val="en-US"/>
+        <w:lang w:bidi="ar-SA" w:eastAsia="en-US" w:val="en-US"/>
       </w:rPr>
     </w:rPrDefault>
     <w:pPrDefault>
@@ -6204,10 +6198,10 @@
     <w:name w:val="Body Text"/>
     <w:basedOn w:val="Normal"/>
     <w:link w:val="BodyTextChar"/>
-    <w:qFormat/>
     <w:pPr>
       <w:spacing w:after="180" w:before="180"/>
     </w:pPr>
+    <w:qFormat/>
   </w:style>
   <w:style w:customStyle="1" w:styleId="FirstParagraph" w:type="paragraph">
     <w:name w:val="First Paragraph"/>
@@ -6227,94 +6221,57 @@
     <w:name w:val="Title"/>
     <w:basedOn w:val="Normal"/>
     <w:next w:val="BodyText"/>
-    <w:link w:val="TitleChar"/>
-    <w:uiPriority w:val="10"/>
     <w:qFormat/>
-    <w:rsid w:val="00A10FD9"/>
     <w:pPr>
-      <w:spacing w:after="80" w:line="240" w:lineRule="auto"/>
-      <w:contextualSpacing/>
+      <w:keepNext/>
+      <w:keepLines/>
+      <w:spacing w:after="240" w:before="480"/>
       <w:jc w:val="center"/>
     </w:pPr>
     <w:rPr>
       <w:rFonts w:asciiTheme="majorHAnsi" w:cstheme="majorBidi" w:eastAsiaTheme="majorEastAsia" w:hAnsiTheme="majorHAnsi"/>
-      <w:sz w:val="56"/>
-      <w:szCs w:val="56"/>
-    </w:rPr>
-  </w:style>
-  <w:style w:customStyle="1" w:styleId="TitleChar" w:type="character">
-    <w:name w:val="Title Char"/>
-    <w:basedOn w:val="DefaultParagraphFont"/>
-    <w:link w:val="Title"/>
-    <w:uiPriority w:val="10"/>
-    <w:rsid w:val="00A10FD9"/>
-    <w:rPr>
-      <w:rFonts w:asciiTheme="majorHAnsi" w:cstheme="majorBidi" w:eastAsiaTheme="majorEastAsia" w:hAnsiTheme="majorHAnsi"/>
-      <w:sz w:val="56"/>
-      <w:szCs w:val="56"/>
+      <w:b/>
+      <w:bCs/>
+      <w:color w:themeColor="accent1" w:themeShade="B5" w:val="345A8A"/>
+      <w:sz w:val="36"/>
+      <w:szCs w:val="36"/>
     </w:rPr>
   </w:style>
   <w:style w:styleId="Subtitle" w:type="paragraph">
     <w:name w:val="Subtitle"/>
     <w:basedOn w:val="Title"/>
     <w:next w:val="BodyText"/>
-    <w:link w:val="SubtitleChar"/>
-    <w:uiPriority w:val="11"/>
     <w:qFormat/>
-    <w:rsid w:val="00A10FD9"/>
     <w:pPr>
-      <w:numPr>
-        <w:ilvl w:val="1"/>
-      </w:numPr>
+      <w:keepNext/>
+      <w:keepLines/>
+      <w:spacing w:after="240" w:before="240"/>
+      <w:jc w:val="center"/>
     </w:pPr>
     <w:rPr>
-      <w:rFonts w:cstheme="majorBidi" w:eastAsiaTheme="majorEastAsia"/>
-      <w:spacing w:val="15"/>
-      <w:sz w:val="28"/>
-      <w:szCs w:val="28"/>
-    </w:rPr>
-  </w:style>
-  <w:style w:customStyle="1" w:styleId="SubtitleChar" w:type="character">
-    <w:name w:val="Subtitle Char"/>
-    <w:basedOn w:val="DefaultParagraphFont"/>
-    <w:link w:val="Subtitle"/>
-    <w:uiPriority w:val="11"/>
-    <w:rsid w:val="00A10FD9"/>
-    <w:rPr>
-      <w:rFonts w:cstheme="majorBidi" w:eastAsiaTheme="majorEastAsia"/>
-      <w:color w:themeColor="text1" w:themeTint="A6" w:val="595959"/>
-      <w:spacing w:val="15"/>
-      <w:sz w:val="28"/>
-      <w:szCs w:val="28"/>
+      <w:sz w:val="30"/>
+      <w:szCs w:val="30"/>
     </w:rPr>
   </w:style>
   <w:style w:customStyle="1" w:styleId="Author" w:type="paragraph">
     <w:name w:val="Author"/>
-    <w:basedOn w:val="Title"/>
     <w:next w:val="BodyText"/>
     <w:qFormat/>
     <w:pPr>
       <w:keepNext/>
       <w:keepLines/>
+      <w:jc w:val="center"/>
     </w:pPr>
-    <w:rPr>
-      <w:sz w:val="24"/>
-      <w:szCs w:val="24"/>
-    </w:rPr>
   </w:style>
   <w:style w:styleId="Date" w:type="paragraph">
     <w:name w:val="Date"/>
-    <w:basedOn w:val="Title"/>
     <w:next w:val="BodyText"/>
     <w:qFormat/>
     <w:pPr>
       <w:keepNext/>
       <w:keepLines/>
+      <w:jc w:val="center"/>
     </w:pPr>
-    <w:rPr>
-      <w:sz w:val="24"/>
-      <w:szCs w:val="24"/>
-    </w:rPr>
   </w:style>
   <w:style w:customStyle="1" w:styleId="AbstractTitle" w:type="paragraph">
     <w:name w:val="Abstract Title"/>
@@ -6324,13 +6281,15 @@
     <w:pPr>
       <w:keepNext/>
       <w:keepLines/>
+      <w:jc w:val="center"/>
       <w:spacing w:after="0" w:before="300"/>
-      <w:jc w:val="center"/>
     </w:pPr>
     <w:rPr>
-      <w:b/>
       <w:sz w:val="20"/>
       <w:szCs w:val="20"/>
+      <w:b/>
+      <w:color w:val="345A8A"/>
+      &gt;
     </w:rPr>
   </w:style>
   <w:style w:customStyle="1" w:styleId="Abstract" w:type="paragraph">
@@ -6357,321 +6316,191 @@
     <w:rPr/>
   </w:style>
   <w:style w:styleId="Heading1" w:type="paragraph">
-    <w:name w:val="heading 1"/>
+    <w:name w:val="Heading 1"/>
     <w:basedOn w:val="Normal"/>
     <w:next w:val="BodyText"/>
-    <w:link w:val="Heading1Char"/>
     <w:uiPriority w:val="9"/>
     <w:qFormat/>
-    <w:rsid w:val="00A10FD9"/>
     <w:pPr>
       <w:keepNext/>
       <w:keepLines/>
-      <w:spacing w:after="80" w:before="360"/>
+      <w:spacing w:after="0" w:before="480"/>
       <w:outlineLvl w:val="0"/>
     </w:pPr>
     <w:rPr>
       <w:rFonts w:asciiTheme="majorHAnsi" w:cstheme="majorBidi" w:eastAsiaTheme="majorEastAsia" w:hAnsiTheme="majorHAnsi"/>
-      <w:color w:themeColor="accent1" w:themeShade="BF" w:val="0F4761"/>
-      <w:sz w:val="40"/>
-      <w:szCs w:val="40"/>
+      <w:b/>
+      <w:bCs/>
+      <w:color w:themeColor="accent1" w:val="4F81BD"/>
+      <w:sz w:val="32"/>
+      <w:szCs w:val="32"/>
     </w:rPr>
   </w:style>
   <w:style w:styleId="Heading2" w:type="paragraph">
-    <w:name w:val="heading 2"/>
+    <w:name w:val="Heading 2"/>
     <w:basedOn w:val="Normal"/>
     <w:next w:val="BodyText"/>
-    <w:link w:val="Heading2Char"/>
     <w:uiPriority w:val="9"/>
-    <w:semiHidden/>
     <w:unhideWhenUsed/>
     <w:qFormat/>
-    <w:rsid w:val="00A10FD9"/>
     <w:pPr>
       <w:keepNext/>
       <w:keepLines/>
-      <w:spacing w:after="80" w:before="160"/>
+      <w:spacing w:after="0" w:before="200"/>
       <w:outlineLvl w:val="1"/>
     </w:pPr>
     <w:rPr>
       <w:rFonts w:asciiTheme="majorHAnsi" w:cstheme="majorBidi" w:eastAsiaTheme="majorEastAsia" w:hAnsiTheme="majorHAnsi"/>
-      <w:color w:themeColor="accent1" w:themeShade="BF" w:val="0F4761"/>
-      <w:sz w:val="32"/>
-      <w:szCs w:val="32"/>
-    </w:rPr>
-  </w:style>
-  <w:style w:styleId="Heading3" w:type="paragraph">
-    <w:name w:val="heading 3"/>
-    <w:basedOn w:val="Normal"/>
-    <w:next w:val="BodyText"/>
-    <w:link w:val="Heading3Char"/>
-    <w:uiPriority w:val="9"/>
-    <w:semiHidden/>
-    <w:unhideWhenUsed/>
-    <w:qFormat/>
-    <w:rsid w:val="00A10FD9"/>
-    <w:pPr>
-      <w:keepNext/>
-      <w:keepLines/>
-      <w:spacing w:after="80" w:before="160"/>
-      <w:outlineLvl w:val="2"/>
-    </w:pPr>
-    <w:rPr>
-      <w:rFonts w:cstheme="majorBidi" w:eastAsiaTheme="majorEastAsia"/>
-      <w:color w:themeColor="accent1" w:themeShade="BF" w:val="0F4761"/>
+      <w:b/>
+      <w:bCs/>
+      <w:color w:themeColor="accent1" w:val="4F81BD"/>
       <w:sz w:val="28"/>
       <w:szCs w:val="28"/>
     </w:rPr>
   </w:style>
-  <w:style w:styleId="Heading4" w:type="paragraph">
-    <w:name w:val="heading 4"/>
+  <w:style w:styleId="Heading3" w:type="paragraph">
+    <w:name w:val="Heading 3"/>
     <w:basedOn w:val="Normal"/>
     <w:next w:val="BodyText"/>
-    <w:link w:val="Heading4Char"/>
     <w:uiPriority w:val="9"/>
-    <w:semiHidden/>
     <w:unhideWhenUsed/>
     <w:qFormat/>
-    <w:rsid w:val="00A10FD9"/>
     <w:pPr>
       <w:keepNext/>
       <w:keepLines/>
-      <w:spacing w:after="40" w:before="80"/>
+      <w:spacing w:after="0" w:before="200"/>
+      <w:outlineLvl w:val="2"/>
+    </w:pPr>
+    <w:rPr>
+      <w:rFonts w:asciiTheme="majorHAnsi" w:cstheme="majorBidi" w:eastAsiaTheme="majorEastAsia" w:hAnsiTheme="majorHAnsi"/>
+      <w:b/>
+      <w:bCs/>
+      <w:color w:themeColor="accent1" w:val="4F81BD"/>
+      <w:sz w:val="24"/>
+      <w:szCs w:val="24"/>
+    </w:rPr>
+  </w:style>
+  <w:style w:styleId="Heading4" w:type="paragraph">
+    <w:name w:val="Heading 4"/>
+    <w:basedOn w:val="Normal"/>
+    <w:next w:val="BodyText"/>
+    <w:uiPriority w:val="9"/>
+    <w:unhideWhenUsed/>
+    <w:qFormat/>
+    <w:pPr>
+      <w:keepNext/>
+      <w:keepLines/>
+      <w:spacing w:after="0" w:before="200"/>
       <w:outlineLvl w:val="3"/>
     </w:pPr>
     <w:rPr>
-      <w:rFonts w:cstheme="majorBidi" w:eastAsiaTheme="majorEastAsia"/>
+      <w:rFonts w:asciiTheme="majorHAnsi" w:cstheme="majorBidi" w:eastAsiaTheme="majorEastAsia" w:hAnsiTheme="majorHAnsi"/>
       <w:i/>
-      <w:iCs/>
-      <w:color w:themeColor="accent1" w:themeShade="BF" w:val="0F4761"/>
+      <w:bCs/>
+      <w:color w:themeColor="accent1" w:val="4F81BD"/>
+      <w:sz w:val="24"/>
+      <w:szCs w:val="24"/>
     </w:rPr>
   </w:style>
   <w:style w:styleId="Heading5" w:type="paragraph">
-    <w:name w:val="heading 5"/>
+    <w:name w:val="Heading 5"/>
     <w:basedOn w:val="Normal"/>
     <w:next w:val="BodyText"/>
-    <w:link w:val="Heading5Char"/>
     <w:uiPriority w:val="9"/>
-    <w:semiHidden/>
     <w:unhideWhenUsed/>
     <w:qFormat/>
-    <w:rsid w:val="00A10FD9"/>
     <w:pPr>
       <w:keepNext/>
       <w:keepLines/>
-      <w:spacing w:after="40" w:before="80"/>
+      <w:spacing w:after="0" w:before="200"/>
       <w:outlineLvl w:val="4"/>
     </w:pPr>
     <w:rPr>
-      <w:rFonts w:cstheme="majorBidi" w:eastAsiaTheme="majorEastAsia"/>
-      <w:color w:themeColor="accent1" w:themeShade="BF" w:val="0F4761"/>
+      <w:rFonts w:asciiTheme="majorHAnsi" w:cstheme="majorBidi" w:eastAsiaTheme="majorEastAsia" w:hAnsiTheme="majorHAnsi"/>
+      <w:iCs/>
+      <w:color w:themeColor="accent1" w:val="4F81BD"/>
+      <w:sz w:val="24"/>
+      <w:szCs w:val="24"/>
     </w:rPr>
   </w:style>
   <w:style w:styleId="Heading6" w:type="paragraph">
-    <w:name w:val="heading 6"/>
+    <w:name w:val="Heading 6"/>
     <w:basedOn w:val="Normal"/>
     <w:next w:val="BodyText"/>
-    <w:link w:val="Heading6Char"/>
     <w:uiPriority w:val="9"/>
-    <w:semiHidden/>
     <w:unhideWhenUsed/>
     <w:qFormat/>
-    <w:rsid w:val="00A10FD9"/>
     <w:pPr>
       <w:keepNext/>
       <w:keepLines/>
-      <w:spacing w:after="0" w:before="40"/>
+      <w:spacing w:after="0" w:before="200"/>
       <w:outlineLvl w:val="5"/>
     </w:pPr>
     <w:rPr>
-      <w:rFonts w:cstheme="majorBidi" w:eastAsiaTheme="majorEastAsia"/>
-      <w:i/>
-      <w:iCs/>
-      <w:color w:themeColor="text1" w:themeTint="A6" w:val="595959"/>
+      <w:rFonts w:asciiTheme="majorHAnsi" w:cstheme="majorBidi" w:eastAsiaTheme="majorEastAsia" w:hAnsiTheme="majorHAnsi"/>
+      <w:color w:themeColor="accent1" w:val="4F81BD"/>
+      <w:sz w:val="24"/>
+      <w:szCs w:val="24"/>
     </w:rPr>
   </w:style>
   <w:style w:styleId="Heading7" w:type="paragraph">
-    <w:name w:val="heading 7"/>
+    <w:name w:val="Heading 7"/>
     <w:basedOn w:val="Normal"/>
     <w:next w:val="BodyText"/>
-    <w:link w:val="Heading7Char"/>
     <w:uiPriority w:val="9"/>
-    <w:semiHidden/>
     <w:unhideWhenUsed/>
     <w:qFormat/>
-    <w:rsid w:val="00A10FD9"/>
     <w:pPr>
       <w:keepNext/>
       <w:keepLines/>
-      <w:spacing w:after="0" w:before="40"/>
+      <w:spacing w:after="0" w:before="200"/>
       <w:outlineLvl w:val="6"/>
     </w:pPr>
     <w:rPr>
-      <w:rFonts w:cstheme="majorBidi" w:eastAsiaTheme="majorEastAsia"/>
-      <w:color w:themeColor="text1" w:themeTint="A6" w:val="595959"/>
+      <w:rFonts w:asciiTheme="majorHAnsi" w:cstheme="majorBidi" w:eastAsiaTheme="majorEastAsia" w:hAnsiTheme="majorHAnsi"/>
+      <w:color w:themeColor="accent1" w:val="4F81BD"/>
+      <w:sz w:val="24"/>
+      <w:szCs w:val="24"/>
     </w:rPr>
   </w:style>
   <w:style w:styleId="Heading8" w:type="paragraph">
-    <w:name w:val="heading 8"/>
+    <w:name w:val="Heading 8"/>
     <w:basedOn w:val="Normal"/>
     <w:next w:val="BodyText"/>
-    <w:link w:val="Heading8Char"/>
     <w:uiPriority w:val="9"/>
-    <w:semiHidden/>
     <w:unhideWhenUsed/>
     <w:qFormat/>
-    <w:rsid w:val="00A10FD9"/>
     <w:pPr>
       <w:keepNext/>
       <w:keepLines/>
-      <w:spacing w:after="0"/>
+      <w:spacing w:after="0" w:before="200"/>
       <w:outlineLvl w:val="7"/>
     </w:pPr>
     <w:rPr>
-      <w:rFonts w:cstheme="majorBidi" w:eastAsiaTheme="majorEastAsia"/>
-      <w:i/>
-      <w:iCs/>
-      <w:color w:themeColor="text1" w:themeTint="D8" w:val="272727"/>
+      <w:rFonts w:asciiTheme="majorHAnsi" w:cstheme="majorBidi" w:eastAsiaTheme="majorEastAsia" w:hAnsiTheme="majorHAnsi"/>
+      <w:color w:themeColor="accent1" w:val="4F81BD"/>
+      <w:sz w:val="24"/>
+      <w:szCs w:val="24"/>
     </w:rPr>
   </w:style>
   <w:style w:styleId="Heading9" w:type="paragraph">
-    <w:name w:val="heading 9"/>
+    <w:name w:val="Heading 9"/>
     <w:basedOn w:val="Normal"/>
     <w:next w:val="BodyText"/>
-    <w:link w:val="Heading9Char"/>
     <w:uiPriority w:val="9"/>
-    <w:semiHidden/>
     <w:unhideWhenUsed/>
     <w:qFormat/>
-    <w:rsid w:val="00A10FD9"/>
     <w:pPr>
       <w:keepNext/>
       <w:keepLines/>
-      <w:spacing w:after="0"/>
+      <w:spacing w:after="0" w:before="200"/>
       <w:outlineLvl w:val="8"/>
     </w:pPr>
     <w:rPr>
-      <w:rFonts w:cstheme="majorBidi" w:eastAsiaTheme="majorEastAsia"/>
-      <w:color w:themeColor="text1" w:themeTint="D8" w:val="272727"/>
-    </w:rPr>
-  </w:style>
-  <w:style w:customStyle="1" w:styleId="Heading1Char" w:type="character">
-    <w:name w:val="Heading 1 Char"/>
-    <w:basedOn w:val="DefaultParagraphFont"/>
-    <w:link w:val="Heading1"/>
-    <w:uiPriority w:val="9"/>
-    <w:rsid w:val="00A10FD9"/>
-    <w:rPr>
       <w:rFonts w:asciiTheme="majorHAnsi" w:cstheme="majorBidi" w:eastAsiaTheme="majorEastAsia" w:hAnsiTheme="majorHAnsi"/>
-      <w:color w:themeColor="accent1" w:themeShade="BF" w:val="0F4761"/>
-      <w:sz w:val="40"/>
-      <w:szCs w:val="40"/>
-    </w:rPr>
-  </w:style>
-  <w:style w:customStyle="1" w:styleId="Heading2Char" w:type="character">
-    <w:name w:val="Heading 2 Char"/>
-    <w:basedOn w:val="DefaultParagraphFont"/>
-    <w:link w:val="Heading2"/>
-    <w:uiPriority w:val="9"/>
-    <w:semiHidden/>
-    <w:rsid w:val="00A10FD9"/>
-    <w:rPr>
-      <w:rFonts w:asciiTheme="majorHAnsi" w:cstheme="majorBidi" w:eastAsiaTheme="majorEastAsia" w:hAnsiTheme="majorHAnsi"/>
-      <w:color w:themeColor="accent1" w:themeShade="BF" w:val="0F4761"/>
-      <w:sz w:val="32"/>
-      <w:szCs w:val="32"/>
-    </w:rPr>
-  </w:style>
-  <w:style w:customStyle="1" w:styleId="Heading3Char" w:type="character">
-    <w:name w:val="Heading 3 Char"/>
-    <w:basedOn w:val="DefaultParagraphFont"/>
-    <w:link w:val="Heading3"/>
-    <w:uiPriority w:val="9"/>
-    <w:semiHidden/>
-    <w:rsid w:val="00A10FD9"/>
-    <w:rPr>
-      <w:rFonts w:cstheme="majorBidi" w:eastAsiaTheme="majorEastAsia"/>
-      <w:color w:themeColor="accent1" w:themeShade="BF" w:val="0F4761"/>
-      <w:sz w:val="28"/>
-      <w:szCs w:val="28"/>
-    </w:rPr>
-  </w:style>
-  <w:style w:customStyle="1" w:styleId="Heading4Char" w:type="character">
-    <w:name w:val="Heading 4 Char"/>
-    <w:basedOn w:val="DefaultParagraphFont"/>
-    <w:link w:val="Heading4"/>
-    <w:uiPriority w:val="9"/>
-    <w:semiHidden/>
-    <w:rsid w:val="00A10FD9"/>
-    <w:rPr>
-      <w:rFonts w:cstheme="majorBidi" w:eastAsiaTheme="majorEastAsia"/>
-      <w:i/>
-      <w:iCs/>
-      <w:color w:themeColor="accent1" w:themeShade="BF" w:val="0F4761"/>
-    </w:rPr>
-  </w:style>
-  <w:style w:customStyle="1" w:styleId="Heading5Char" w:type="character">
-    <w:name w:val="Heading 5 Char"/>
-    <w:basedOn w:val="DefaultParagraphFont"/>
-    <w:link w:val="Heading5"/>
-    <w:uiPriority w:val="9"/>
-    <w:semiHidden/>
-    <w:rsid w:val="00A10FD9"/>
-    <w:rPr>
-      <w:rFonts w:cstheme="majorBidi" w:eastAsiaTheme="majorEastAsia"/>
-      <w:color w:themeColor="accent1" w:themeShade="BF" w:val="0F4761"/>
-    </w:rPr>
-  </w:style>
-  <w:style w:customStyle="1" w:styleId="Heading6Char" w:type="character">
-    <w:name w:val="Heading 6 Char"/>
-    <w:basedOn w:val="DefaultParagraphFont"/>
-    <w:link w:val="Heading6"/>
-    <w:uiPriority w:val="9"/>
-    <w:semiHidden/>
-    <w:rsid w:val="00A10FD9"/>
-    <w:rPr>
-      <w:rFonts w:cstheme="majorBidi" w:eastAsiaTheme="majorEastAsia"/>
-      <w:i/>
-      <w:iCs/>
-      <w:color w:themeColor="text1" w:themeTint="A6" w:val="595959"/>
-    </w:rPr>
-  </w:style>
-  <w:style w:customStyle="1" w:styleId="Heading7Char" w:type="character">
-    <w:name w:val="Heading 7 Char"/>
-    <w:basedOn w:val="DefaultParagraphFont"/>
-    <w:link w:val="Heading7"/>
-    <w:uiPriority w:val="9"/>
-    <w:semiHidden/>
-    <w:rsid w:val="00A10FD9"/>
-    <w:rPr>
-      <w:rFonts w:cstheme="majorBidi" w:eastAsiaTheme="majorEastAsia"/>
-      <w:color w:themeColor="text1" w:themeTint="A6" w:val="595959"/>
-    </w:rPr>
-  </w:style>
-  <w:style w:customStyle="1" w:styleId="Heading8Char" w:type="character">
-    <w:name w:val="Heading 8 Char"/>
-    <w:basedOn w:val="DefaultParagraphFont"/>
-    <w:link w:val="Heading8"/>
-    <w:uiPriority w:val="9"/>
-    <w:semiHidden/>
-    <w:rsid w:val="00A10FD9"/>
-    <w:rPr>
-      <w:rFonts w:cstheme="majorBidi" w:eastAsiaTheme="majorEastAsia"/>
-      <w:i/>
-      <w:iCs/>
-      <w:color w:themeColor="text1" w:themeTint="D8" w:val="272727"/>
-    </w:rPr>
-  </w:style>
-  <w:style w:customStyle="1" w:styleId="Heading9Char" w:type="character">
-    <w:name w:val="Heading 9 Char"/>
-    <w:basedOn w:val="DefaultParagraphFont"/>
-    <w:link w:val="Heading9"/>
-    <w:uiPriority w:val="9"/>
-    <w:semiHidden/>
-    <w:rsid w:val="00A10FD9"/>
-    <w:rPr>
-      <w:rFonts w:cstheme="majorBidi" w:eastAsiaTheme="majorEastAsia"/>
-      <w:color w:themeColor="text1" w:themeTint="D8" w:val="272727"/>
+      <w:color w:themeColor="accent1" w:val="4F81BD"/>
+      <w:sz w:val="24"/>
+      <w:szCs w:val="24"/>
     </w:rPr>
   </w:style>
   <w:style w:styleId="BlockText" w:type="paragraph">
@@ -6696,8 +6525,8 @@
   </w:style>
   <w:style w:styleId="FootnoteBlockText" w:type="paragraph">
     <w:name w:val="Footnote Block Text"/>
-    <w:basedOn w:val="FootnoteText"/>
-    <w:next w:val="FootnoteText"/>
+    <w:basedOn w:val="Footnote Text"/>
+    <w:next w:val="Footnote Text"/>
     <w:uiPriority w:val="9"/>
     <w:unhideWhenUsed/>
     <w:qFormat/>
@@ -6727,11 +6556,18 @@
       </w:tblCellMar>
     </w:tblPr>
     <w:tblStylePr w:type="firstRow">
+      <w:tblPr>
+        <w:jc w:val="left"/>
+        <w:tblInd w:type="dxa" w:w="0"/>
+      </w:tblPr>
+      <w:trPr>
+        <w:jc w:val="left"/>
+      </w:trPr>
       <w:tcPr>
+        <w:vAlign w:val="bottom"/>
         <w:tcBorders>
           <w:bottom w:val="single"/>
         </w:tcBorders>
-        <w:vAlign w:val="bottom"/>
       </w:tcPr>
     </w:tblStylePr>
   </w:style>
@@ -6846,8 +6682,8 @@
     <w:name w:val="KeywordTok"/>
     <w:basedOn w:val="VerbatimChar"/>
     <w:rPr>
+      <w:color w:val="007020"/>
       <w:b/>
-      <w:color w:val="007020"/>
     </w:rPr>
   </w:style>
   <w:style w:type="character" w:customStyle="1" w:styleId="DataTypeTok">
@@ -6924,42 +6760,42 @@
     <w:name w:val="ImportTok"/>
     <w:basedOn w:val="VerbatimChar"/>
     <w:rPr>
+      <w:color w:val="008000"/>
       <w:b/>
-      <w:color w:val="008000"/>
     </w:rPr>
   </w:style>
   <w:style w:type="character" w:customStyle="1" w:styleId="CommentTok">
     <w:name w:val="CommentTok"/>
     <w:basedOn w:val="VerbatimChar"/>
     <w:rPr>
+      <w:color w:val="60a0b0"/>
       <w:i/>
-      <w:color w:val="60a0b0"/>
     </w:rPr>
   </w:style>
   <w:style w:type="character" w:customStyle="1" w:styleId="DocumentationTok">
     <w:name w:val="DocumentationTok"/>
     <w:basedOn w:val="VerbatimChar"/>
     <w:rPr>
+      <w:color w:val="ba2121"/>
       <w:i/>
-      <w:color w:val="ba2121"/>
     </w:rPr>
   </w:style>
   <w:style w:type="character" w:customStyle="1" w:styleId="AnnotationTok">
     <w:name w:val="AnnotationTok"/>
     <w:basedOn w:val="VerbatimChar"/>
     <w:rPr>
+      <w:color w:val="60a0b0"/>
       <w:b/>
       <w:i/>
-      <w:color w:val="60a0b0"/>
     </w:rPr>
   </w:style>
   <w:style w:type="character" w:customStyle="1" w:styleId="CommentVarTok">
     <w:name w:val="CommentVarTok"/>
     <w:basedOn w:val="VerbatimChar"/>
     <w:rPr>
+      <w:color w:val="60a0b0"/>
       <w:b/>
       <w:i/>
-      <w:color w:val="60a0b0"/>
     </w:rPr>
   </w:style>
   <w:style w:type="character" w:customStyle="1" w:styleId="OtherTok">
@@ -6987,8 +6823,8 @@
     <w:name w:val="ControlFlowTok"/>
     <w:basedOn w:val="VerbatimChar"/>
     <w:rPr>
+      <w:color w:val="007020"/>
       <w:b/>
-      <w:color w:val="007020"/>
     </w:rPr>
   </w:style>
   <w:style w:type="character" w:customStyle="1" w:styleId="OperatorTok">
@@ -7033,34 +6869,34 @@
     <w:name w:val="InformationTok"/>
     <w:basedOn w:val="VerbatimChar"/>
     <w:rPr>
+      <w:color w:val="60a0b0"/>
       <w:b/>
       <w:i/>
-      <w:color w:val="60a0b0"/>
     </w:rPr>
   </w:style>
   <w:style w:type="character" w:customStyle="1" w:styleId="WarningTok">
     <w:name w:val="WarningTok"/>
     <w:basedOn w:val="VerbatimChar"/>
     <w:rPr>
+      <w:color w:val="60a0b0"/>
       <w:b/>
       <w:i/>
-      <w:color w:val="60a0b0"/>
     </w:rPr>
   </w:style>
   <w:style w:type="character" w:customStyle="1" w:styleId="AlertTok">
     <w:name w:val="AlertTok"/>
     <w:basedOn w:val="VerbatimChar"/>
     <w:rPr>
+      <w:color w:val="ff0000"/>
       <w:b/>
-      <w:color w:val="ff0000"/>
     </w:rPr>
   </w:style>
   <w:style w:type="character" w:customStyle="1" w:styleId="ErrorTok">
     <w:name w:val="ErrorTok"/>
     <w:basedOn w:val="VerbatimChar"/>
     <w:rPr>
+      <w:color w:val="ff0000"/>
       <w:b/>
-      <w:color w:val="ff0000"/>
     </w:rPr>
   </w:style>
   <w:style w:type="character" w:customStyle="1" w:styleId="NormalTok">
@@ -7082,44 +6918,44 @@
         <a:sysClr val="window" lastClr="FFFFFF"/>
       </a:lt1>
       <a:dk2>
-        <a:srgbClr val="0E2841"/>
+        <a:srgbClr val="1F497D"/>
       </a:dk2>
       <a:lt2>
-        <a:srgbClr val="E8E8E8"/>
+        <a:srgbClr val="EEECE1"/>
       </a:lt2>
       <a:accent1>
-        <a:srgbClr val="156082"/>
+        <a:srgbClr val="4F81BD"/>
       </a:accent1>
       <a:accent2>
-        <a:srgbClr val="E97132"/>
+        <a:srgbClr val="C0504D"/>
       </a:accent2>
       <a:accent3>
-        <a:srgbClr val="196B24"/>
+        <a:srgbClr val="9BBB59"/>
       </a:accent3>
       <a:accent4>
-        <a:srgbClr val="0F9ED5"/>
+        <a:srgbClr val="8064A2"/>
       </a:accent4>
       <a:accent5>
-        <a:srgbClr val="A02B93"/>
+        <a:srgbClr val="4BACC6"/>
       </a:accent5>
       <a:accent6>
-        <a:srgbClr val="4EA72E"/>
+        <a:srgbClr val="F79646"/>
       </a:accent6>
       <a:hlink>
-        <a:srgbClr val="467886"/>
+        <a:srgbClr val="0000FF"/>
       </a:hlink>
       <a:folHlink>
-        <a:srgbClr val="96607D"/>
+        <a:srgbClr val="800080"/>
       </a:folHlink>
     </a:clrScheme>
     <a:fontScheme name="Office">
       <a:majorFont>
-        <a:latin typeface="Aptos Display" panose="02110004020202020204"/>
+        <a:latin typeface="Calibri"/>
         <a:ea typeface=""/>
         <a:cs typeface=""/>
-        <a:font script="Jpan" typeface="游ゴシック Light"/>
+        <a:font script="Jpan" typeface="ＭＳ ゴシック"/>
         <a:font script="Hang" typeface="맑은 고딕"/>
-        <a:font script="Hans" typeface="等线 Light"/>
+        <a:font script="Hans" typeface="宋体"/>
         <a:font script="Hant" typeface="新細明體"/>
         <a:font script="Arab" typeface="Times New Roman"/>
         <a:font script="Hebr" typeface="Times New Roman"/>
@@ -7146,32 +6982,14 @@
         <a:font script="Mong" typeface="Mongolian Baiti"/>
         <a:font script="Viet" typeface="Times New Roman"/>
         <a:font script="Uigh" typeface="Microsoft Uighur"/>
-        <a:font script="Geor" typeface="Sylfaen"/>
-        <a:font script="Armn" typeface="Arial"/>
-        <a:font script="Bugi" typeface="Leelawadee UI"/>
-        <a:font script="Bopo" typeface="Microsoft JhengHei"/>
-        <a:font script="Java" typeface="Javanese Text"/>
-        <a:font script="Lisu" typeface="Segoe UI"/>
-        <a:font script="Mymr" typeface="Myanmar Text"/>
-        <a:font script="Nkoo" typeface="Ebrima"/>
-        <a:font script="Olck" typeface="Nirmala UI"/>
-        <a:font script="Osma" typeface="Ebrima"/>
-        <a:font script="Phag" typeface="Phagspa"/>
-        <a:font script="Syrn" typeface="Estrangelo Edessa"/>
-        <a:font script="Syrj" typeface="Estrangelo Edessa"/>
-        <a:font script="Syre" typeface="Estrangelo Edessa"/>
-        <a:font script="Sora" typeface="Nirmala UI"/>
-        <a:font script="Tale" typeface="Microsoft Tai Le"/>
-        <a:font script="Talu" typeface="Microsoft New Tai Lue"/>
-        <a:font script="Tfng" typeface="Ebrima"/>
       </a:majorFont>
       <a:minorFont>
-        <a:latin typeface="Aptos" panose="02110004020202020204"/>
+        <a:latin typeface="Cambria"/>
         <a:ea typeface=""/>
         <a:cs typeface=""/>
-        <a:font script="Jpan" typeface="游明朝"/>
+        <a:font script="Jpan" typeface="ＭＳ 明朝"/>
         <a:font script="Hang" typeface="맑은 고딕"/>
-        <a:font script="Hans" typeface="等线"/>
+        <a:font script="Hans" typeface="宋体"/>
         <a:font script="Hant" typeface="新細明體"/>
         <a:font script="Arab" typeface="Arial"/>
         <a:font script="Hebr" typeface="Arial"/>
@@ -7198,24 +7016,6 @@
         <a:font script="Mong" typeface="Mongolian Baiti"/>
         <a:font script="Viet" typeface="Arial"/>
         <a:font script="Uigh" typeface="Microsoft Uighur"/>
-        <a:font script="Geor" typeface="Sylfaen"/>
-        <a:font script="Armn" typeface="Arial"/>
-        <a:font script="Bugi" typeface="Leelawadee UI"/>
-        <a:font script="Bopo" typeface="Microsoft JhengHei"/>
-        <a:font script="Java" typeface="Javanese Text"/>
-        <a:font script="Lisu" typeface="Segoe UI"/>
-        <a:font script="Mymr" typeface="Myanmar Text"/>
-        <a:font script="Nkoo" typeface="Ebrima"/>
-        <a:font script="Olck" typeface="Nirmala UI"/>
-        <a:font script="Osma" typeface="Ebrima"/>
-        <a:font script="Phag" typeface="Phagspa"/>
-        <a:font script="Syrn" typeface="Estrangelo Edessa"/>
-        <a:font script="Syrj" typeface="Estrangelo Edessa"/>
-        <a:font script="Syre" typeface="Estrangelo Edessa"/>
-        <a:font script="Sora" typeface="Nirmala UI"/>
-        <a:font script="Tale" typeface="Microsoft Tai Le"/>
-        <a:font script="Talu" typeface="Microsoft New Tai Lue"/>
-        <a:font script="Tfng" typeface="Ebrima"/>
       </a:minorFont>
     </a:fontScheme>
     <a:fmtScheme name="Office">
@@ -7227,141 +7027,200 @@
           <a:gsLst>
             <a:gs pos="0">
               <a:schemeClr val="phClr">
-                <a:lumMod val="110000"/>
-                <a:satMod val="105000"/>
-                <a:tint val="67000"/>
+                <a:tint val="50000"/>
+                <a:satMod val="300000"/>
               </a:schemeClr>
             </a:gs>
-            <a:gs pos="50000">
+            <a:gs pos="35000">
               <a:schemeClr val="phClr">
-                <a:lumMod val="105000"/>
-                <a:satMod val="103000"/>
-                <a:tint val="73000"/>
+                <a:tint val="37000"/>
+                <a:satMod val="300000"/>
               </a:schemeClr>
             </a:gs>
             <a:gs pos="100000">
               <a:schemeClr val="phClr">
-                <a:lumMod val="105000"/>
-                <a:satMod val="109000"/>
-                <a:tint val="81000"/>
+                <a:tint val="15000"/>
+                <a:satMod val="350000"/>
               </a:schemeClr>
             </a:gs>
           </a:gsLst>
-          <a:lin ang="5400000" scaled="0"/>
+          <a:lin ang="16200000" scaled="1"/>
         </a:gradFill>
         <a:gradFill rotWithShape="1">
           <a:gsLst>
             <a:gs pos="0">
               <a:schemeClr val="phClr">
-                <a:satMod val="103000"/>
-                <a:lumMod val="102000"/>
-                <a:tint val="94000"/>
-              </a:schemeClr>
-            </a:gs>
-            <a:gs pos="50000">
-              <a:schemeClr val="phClr">
-                <a:satMod val="110000"/>
-                <a:lumMod val="100000"/>
+                <a:tint val="100000"/>
                 <a:shade val="100000"/>
+                <a:satMod val="130000"/>
               </a:schemeClr>
             </a:gs>
             <a:gs pos="100000">
               <a:schemeClr val="phClr">
-                <a:lumMod val="99000"/>
-                <a:satMod val="120000"/>
-                <a:shade val="78000"/>
+                <a:tint val="50000"/>
+                <a:shade val="100000"/>
+                <a:satMod val="350000"/>
               </a:schemeClr>
             </a:gs>
           </a:gsLst>
-          <a:lin ang="5400000" scaled="0"/>
+          <a:lin ang="16200000" scaled="0"/>
         </a:gradFill>
       </a:fillStyleLst>
       <a:lnStyleLst>
-        <a:ln w="6350" cap="flat" cmpd="sng" algn="ctr">
+        <a:ln w="9525" cap="flat" cmpd="sng" algn="ctr">
+          <a:solidFill>
+            <a:schemeClr val="phClr">
+              <a:shade val="95000"/>
+              <a:satMod val="105000"/>
+            </a:schemeClr>
+          </a:solidFill>
+          <a:prstDash val="solid"/>
+        </a:ln>
+        <a:ln w="25400" cap="flat" cmpd="sng" algn="ctr">
           <a:solidFill>
             <a:schemeClr val="phClr"/>
           </a:solidFill>
           <a:prstDash val="solid"/>
-          <a:miter lim="800000"/>
         </a:ln>
-        <a:ln w="12700" cap="flat" cmpd="sng" algn="ctr">
+        <a:ln w="38100" cap="flat" cmpd="sng" algn="ctr">
           <a:solidFill>
             <a:schemeClr val="phClr"/>
           </a:solidFill>
           <a:prstDash val="solid"/>
-          <a:miter lim="800000"/>
-        </a:ln>
-        <a:ln w="19050" cap="flat" cmpd="sng" algn="ctr">
-          <a:solidFill>
-            <a:schemeClr val="phClr"/>
-          </a:solidFill>
-          <a:prstDash val="solid"/>
-          <a:miter lim="800000"/>
         </a:ln>
       </a:lnStyleLst>
       <a:effectStyleLst>
         <a:effectStyle>
-          <a:effectLst/>
-        </a:effectStyle>
-        <a:effectStyle>
-          <a:effectLst/>
+          <a:effectLst>
+            <a:outerShdw blurRad="40000" dist="20000" dir="5400000" rotWithShape="0">
+              <a:srgbClr val="000000">
+                <a:alpha val="38000"/>
+              </a:srgbClr>
+            </a:outerShdw>
+          </a:effectLst>
         </a:effectStyle>
         <a:effectStyle>
           <a:effectLst>
-            <a:outerShdw blurRad="57150" dist="19050" dir="5400000" algn="ctr" rotWithShape="0">
+            <a:outerShdw blurRad="40000" dist="23000" dir="5400000" rotWithShape="0">
               <a:srgbClr val="000000">
-                <a:alpha val="63000"/>
+                <a:alpha val="35000"/>
               </a:srgbClr>
             </a:outerShdw>
           </a:effectLst>
+        </a:effectStyle>
+        <a:effectStyle>
+          <a:effectLst>
+            <a:outerShdw blurRad="40000" dist="23000" dir="5400000" rotWithShape="0">
+              <a:srgbClr val="000000">
+                <a:alpha val="35000"/>
+              </a:srgbClr>
+            </a:outerShdw>
+          </a:effectLst>
+          <a:scene3d>
+            <a:camera prst="orthographicFront">
+              <a:rot lat="0" lon="0" rev="0"/>
+            </a:camera>
+            <a:lightRig rig="threePt" dir="t">
+              <a:rot lat="0" lon="0" rev="1200000"/>
+            </a:lightRig>
+          </a:scene3d>
+          <a:sp3d>
+            <a:bevelT w="63500" h="25400"/>
+          </a:sp3d>
         </a:effectStyle>
       </a:effectStyleLst>
       <a:bgFillStyleLst>
         <a:solidFill>
           <a:schemeClr val="phClr"/>
         </a:solidFill>
-        <a:solidFill>
-          <a:schemeClr val="phClr">
-            <a:tint val="95000"/>
-            <a:satMod val="170000"/>
-          </a:schemeClr>
-        </a:solidFill>
         <a:gradFill rotWithShape="1">
           <a:gsLst>
             <a:gs pos="0">
               <a:schemeClr val="phClr">
-                <a:tint val="93000"/>
-                <a:satMod val="150000"/>
-                <a:shade val="98000"/>
-                <a:lumMod val="102000"/>
+                <a:tint val="40000"/>
+                <a:satMod val="350000"/>
               </a:schemeClr>
             </a:gs>
-            <a:gs pos="50000">
+            <a:gs pos="40000">
               <a:schemeClr val="phClr">
-                <a:tint val="98000"/>
-                <a:satMod val="130000"/>
-                <a:shade val="90000"/>
-                <a:lumMod val="103000"/>
+                <a:tint val="45000"/>
+                <a:shade val="99000"/>
+                <a:satMod val="350000"/>
               </a:schemeClr>
             </a:gs>
             <a:gs pos="100000">
               <a:schemeClr val="phClr">
-                <a:shade val="63000"/>
-                <a:satMod val="120000"/>
+                <a:shade val="20000"/>
+                <a:satMod val="255000"/>
               </a:schemeClr>
             </a:gs>
           </a:gsLst>
-          <a:lin ang="5400000" scaled="0"/>
+          <a:path path="circle">
+            <a:fillToRect l="50000" t="-80000" r="50000" b="180000"/>
+          </a:path>
+        </a:gradFill>
+        <a:gradFill rotWithShape="1">
+          <a:gsLst>
+            <a:gs pos="0">
+              <a:schemeClr val="phClr">
+                <a:tint val="80000"/>
+                <a:satMod val="300000"/>
+              </a:schemeClr>
+            </a:gs>
+            <a:gs pos="100000">
+              <a:schemeClr val="phClr">
+                <a:shade val="30000"/>
+                <a:satMod val="200000"/>
+              </a:schemeClr>
+            </a:gs>
+          </a:gsLst>
+          <a:path path="circle">
+            <a:fillToRect l="50000" t="50000" r="50000" b="50000"/>
+          </a:path>
         </a:gradFill>
       </a:bgFillStyleLst>
     </a:fmtScheme>
   </a:themeElements>
-  <a:objectDefaults/>
+  <a:objectDefaults>
+    <a:spDef>
+      <a:spPr/>
+      <a:bodyPr/>
+      <a:lstStyle/>
+      <a:style>
+        <a:lnRef idx="1">
+          <a:schemeClr val="accent1"/>
+        </a:lnRef>
+        <a:fillRef idx="3">
+          <a:schemeClr val="accent1"/>
+        </a:fillRef>
+        <a:effectRef idx="2">
+          <a:schemeClr val="accent1"/>
+        </a:effectRef>
+        <a:fontRef idx="minor">
+          <a:schemeClr val="lt1"/>
+        </a:fontRef>
+      </a:style>
+    </a:spDef>
+    <a:lnDef>
+      <a:spPr/>
+      <a:bodyPr/>
+      <a:lstStyle/>
+      <a:style>
+        <a:lnRef idx="2">
+          <a:schemeClr val="accent1"/>
+        </a:lnRef>
+        <a:fillRef idx="0">
+          <a:schemeClr val="accent1"/>
+        </a:fillRef>
+        <a:effectRef idx="1">
+          <a:schemeClr val="accent1"/>
+        </a:effectRef>
+        <a:fontRef idx="minor">
+          <a:schemeClr val="tx1"/>
+        </a:fontRef>
+      </a:style>
+    </a:lnDef>
+  </a:objectDefaults>
   <a:extraClrSchemeLst/>
-  <a:extLst>
-    <a:ext uri="{05A4C25C-085E-4340-85A3-A5531E510DB2}">
-      <thm15:themeFamily xmlns:thm15="http://schemas.microsoft.com/office/thememl/2012/main" name="Office Theme" id="{2E142A2C-CD16-42D6-873A-C26D2A0506FA}" vid="{1BDDFF52-6CD6-40A5-AB3C-68EB2F1E4D0A}"/>
-    </a:ext>
-  </a:extLst>
 </a:theme>
 </file>
--- a/X_ENTREGABLES_CONSOLIDADOS/8_DOCUMENTOS_SERVIDOS/WORD/ESPECIALIDAD_02_Ingenieria_Electrica_EJECUTIVO.docx
+++ b/X_ENTREGABLES_CONSOLIDADOS/8_DOCUMENTOS_SERVIDOS/WORD/ESPECIALIDAD_02_Ingenieria_Electrica_EJECUTIVO.docx
@@ -1054,7 +1054,7 @@
         <w:t xml:space="preserve"> </w:t>
       </w:r>
       <w:r>
-        <w:t xml:space="preserve">8 horas para sistemas críticos</w:t>
+        <w:t xml:space="preserve">4 horas para sistemas críticos</w:t>
       </w:r>
     </w:p>
     <w:bookmarkEnd w:id="27"/>
@@ -3783,7 +3783,7 @@
               <w:jc w:val="left"/>
             </w:pPr>
             <w:r>
-              <w:t xml:space="preserve">8 horas</w:t>
+              <w:t xml:space="preserve">4 horas</w:t>
             </w:r>
           </w:p>
         </w:tc>
